--- a/Gestión del Trabajo Autónomo S9 Avance Proyecto.docx
+++ b/Gestión del Trabajo Autónomo S9 Avance Proyecto.docx
@@ -1,16 +1,16 @@
 
 <file path=word/document.xml><?xml version="1.0" encoding="utf-8"?>
-<w:document xmlns:mc="http://schemas.openxmlformats.org/markup-compatibility/2006" xmlns:ve="http://schemas.openxmlformats.org/markup-compatibility/2006" xmlns:o="urn:schemas-microsoft-com:office:office" xmlns:r="http://schemas.openxmlformats.org/officeDocument/2006/relationships" xmlns:m="http://schemas.openxmlformats.org/officeDocument/2006/math" xmlns:v="urn:schemas-microsoft-com:vml" xmlns:wp="http://schemas.openxmlformats.org/drawingml/2006/wordprocessingDrawing" xmlns:w10="urn:schemas-microsoft-com:office:word" xmlns:w="http://schemas.openxmlformats.org/wordprocessingml/2006/main" xmlns:wne="http://schemas.microsoft.com/office/word/2006/wordml" xmlns:a="http://schemas.openxmlformats.org/drawingml/2006/main" xmlns:pic="http://schemas.openxmlformats.org/drawingml/2006/picture" xmlns:wpg="http://schemas.microsoft.com/office/word/2010/wordprocessingGroup" xmlns:wps="http://schemas.microsoft.com/office/word/2010/wordprocessingShape" xmlns:w14="http://schemas.microsoft.com/office/word/2010/wordml" mc:Ignorable="w14" xml:space="preserve">
+<w:document xmlns:wpc="http://schemas.microsoft.com/office/word/2010/wordprocessingCanvas" xmlns:cx="http://schemas.microsoft.com/office/drawing/2014/chartex" xmlns:cx1="http://schemas.microsoft.com/office/drawing/2015/9/8/chartex" xmlns:cx2="http://schemas.microsoft.com/office/drawing/2015/10/21/chartex" xmlns:cx3="http://schemas.microsoft.com/office/drawing/2016/5/9/chartex" xmlns:cx4="http://schemas.microsoft.com/office/drawing/2016/5/10/chartex" xmlns:cx5="http://schemas.microsoft.com/office/drawing/2016/5/11/chartex" xmlns:cx6="http://schemas.microsoft.com/office/drawing/2016/5/12/chartex" xmlns:cx7="http://schemas.microsoft.com/office/drawing/2016/5/13/chartex" xmlns:cx8="http://schemas.microsoft.com/office/drawing/2016/5/14/chartex" xmlns:mc="http://schemas.openxmlformats.org/markup-compatibility/2006" xmlns:aink="http://schemas.microsoft.com/office/drawing/2016/ink" xmlns:am3d="http://schemas.microsoft.com/office/drawing/2017/model3d" xmlns:o="urn:schemas-microsoft-com:office:office" xmlns:oel="http://schemas.microsoft.com/office/2019/extlst" xmlns:r="http://schemas.openxmlformats.org/officeDocument/2006/relationships" xmlns:m="http://schemas.openxmlformats.org/officeDocument/2006/math" xmlns:v="urn:schemas-microsoft-com:vml" xmlns:wp14="http://schemas.microsoft.com/office/word/2010/wordprocessingDrawing" xmlns:wp="http://schemas.openxmlformats.org/drawingml/2006/wordprocessingDrawing" xmlns:w10="urn:schemas-microsoft-com:office:word" xmlns:w="http://schemas.openxmlformats.org/wordprocessingml/2006/main" xmlns:w14="http://schemas.microsoft.com/office/word/2010/wordml" xmlns:w15="http://schemas.microsoft.com/office/word/2012/wordml" xmlns:w16cex="http://schemas.microsoft.com/office/word/2018/wordml/cex" xmlns:w16cid="http://schemas.microsoft.com/office/word/2016/wordml/cid" xmlns:w16="http://schemas.microsoft.com/office/word/2018/wordml" xmlns:w16du="http://schemas.microsoft.com/office/word/2023/wordml/word16du" xmlns:w16sdtdh="http://schemas.microsoft.com/office/word/2020/wordml/sdtdatahash" xmlns:w16sdtfl="http://schemas.microsoft.com/office/word/2024/wordml/sdtformatlock" xmlns:w16se="http://schemas.microsoft.com/office/word/2015/wordml/symex" xmlns:wpg="http://schemas.microsoft.com/office/word/2010/wordprocessingGroup" xmlns:wpi="http://schemas.microsoft.com/office/word/2010/wordprocessingInk" xmlns:wne="http://schemas.microsoft.com/office/word/2006/wordml" xmlns:wps="http://schemas.microsoft.com/office/word/2010/wordprocessingShape" mc:Ignorable="w14 w15 w16se w16cid w16 w16cex w16sdtdh w16sdtfl w16du wp14">
   <w:body>
     <w:p>
       <w:pPr>
-        <w:pStyle w:val="BodyText"/>
+        <w:pStyle w:val="Textoindependiente"/>
         <w:spacing w:before="170"/>
       </w:pPr>
     </w:p>
     <w:p>
       <w:pPr>
-        <w:pStyle w:val="BodyText"/>
+        <w:pStyle w:val="Textoindependiente"/>
         <w:spacing w:line="360" w:lineRule="auto"/>
         <w:ind w:left="2" w:right="144"/>
         <w:jc w:val="both"/>
@@ -26,17 +26,24 @@
           <w:b/>
           <w:spacing w:val="-4"/>
         </w:rPr>
-        <w:t> </w:t>
-      </w:r>
-      <w:r>
-        <w:rPr/>
-        <w:t>Desarrollo y Maquetación de la Aplicación Web SafeVision para Detección de Equipos de Protección Personal (EPP).</w:t>
-      </w:r>
-    </w:p>
-    <w:p>
-      <w:pPr>
-        <w:pStyle w:val="BodyText"/>
-        <w:spacing w:line="360" w:lineRule="auto" w:before="41"/>
+        <w:t xml:space="preserve"> </w:t>
+      </w:r>
+      <w:r>
+        <w:t xml:space="preserve">Desarrollo y Maquetación de la Aplicación Web </w:t>
+      </w:r>
+      <w:proofErr w:type="spellStart"/>
+      <w:r>
+        <w:t>SafeVision</w:t>
+      </w:r>
+      <w:proofErr w:type="spellEnd"/>
+      <w:r>
+        <w:t xml:space="preserve"> para Detección de Equipos de Protección Personal (EPP).</w:t>
+      </w:r>
+    </w:p>
+    <w:p>
+      <w:pPr>
+        <w:pStyle w:val="Textoindependiente"/>
+        <w:spacing w:before="41" w:line="360" w:lineRule="auto"/>
         <w:ind w:left="2" w:right="140"/>
         <w:jc w:val="both"/>
       </w:pPr>
@@ -51,386 +58,382 @@
           <w:b/>
           <w:spacing w:val="-4"/>
         </w:rPr>
-        <w:t> </w:t>
-      </w:r>
-      <w:r>
-        <w:rPr/>
-        <w:t>La actividad consiste en el desarrollo, maquetación y puesta en marcha de "SafeVision", una aplicación web funcional destinada a la detección automática del uso de</w:t>
+        <w:t xml:space="preserve"> </w:t>
+      </w:r>
+      <w:r>
+        <w:t>La actividad consiste en el desarrollo, maquetación y puesta en marcha de "</w:t>
+      </w:r>
+      <w:proofErr w:type="spellStart"/>
+      <w:r>
+        <w:t>SafeVision</w:t>
+      </w:r>
+      <w:proofErr w:type="spellEnd"/>
+      <w:r>
+        <w:t>", una aplicación web funcional destinada a la detección automática del uso de</w:t>
       </w:r>
       <w:r>
         <w:rPr>
           <w:spacing w:val="-14"/>
         </w:rPr>
-        <w:t> </w:t>
-      </w:r>
-      <w:r>
-        <w:rPr/>
+        <w:t xml:space="preserve"> </w:t>
+      </w:r>
+      <w:r>
         <w:t>mascarillas</w:t>
       </w:r>
       <w:r>
         <w:rPr>
           <w:spacing w:val="-13"/>
         </w:rPr>
-        <w:t> </w:t>
-      </w:r>
-      <w:r>
-        <w:rPr/>
+        <w:t xml:space="preserve"> </w:t>
+      </w:r>
+      <w:r>
         <w:t>y</w:t>
       </w:r>
       <w:r>
         <w:rPr>
           <w:spacing w:val="-13"/>
         </w:rPr>
-        <w:t> </w:t>
-      </w:r>
-      <w:r>
-        <w:rPr/>
+        <w:t xml:space="preserve"> </w:t>
+      </w:r>
+      <w:r>
         <w:t>cascos</w:t>
       </w:r>
       <w:r>
         <w:rPr>
           <w:spacing w:val="-13"/>
         </w:rPr>
-        <w:t> </w:t>
-      </w:r>
-      <w:r>
-        <w:rPr/>
+        <w:t xml:space="preserve"> </w:t>
+      </w:r>
+      <w:r>
         <w:t>de</w:t>
       </w:r>
       <w:r>
         <w:rPr>
           <w:spacing w:val="-14"/>
         </w:rPr>
-        <w:t> </w:t>
-      </w:r>
-      <w:r>
-        <w:rPr/>
+        <w:t xml:space="preserve"> </w:t>
+      </w:r>
+      <w:r>
         <w:t>seguridad</w:t>
       </w:r>
       <w:r>
         <w:rPr>
           <w:spacing w:val="-11"/>
         </w:rPr>
-        <w:t> </w:t>
-      </w:r>
-      <w:r>
-        <w:rPr/>
+        <w:t xml:space="preserve"> </w:t>
+      </w:r>
+      <w:r>
         <w:t>en</w:t>
       </w:r>
       <w:r>
         <w:rPr>
           <w:spacing w:val="-13"/>
         </w:rPr>
-        <w:t> </w:t>
-      </w:r>
-      <w:r>
-        <w:rPr/>
+        <w:t xml:space="preserve"> </w:t>
+      </w:r>
+      <w:r>
         <w:t>entornos</w:t>
       </w:r>
       <w:r>
         <w:rPr>
           <w:spacing w:val="-13"/>
         </w:rPr>
-        <w:t> </w:t>
-      </w:r>
-      <w:r>
-        <w:rPr/>
+        <w:t xml:space="preserve"> </w:t>
+      </w:r>
+      <w:r>
         <w:t>institucionales.</w:t>
       </w:r>
       <w:r>
         <w:rPr>
           <w:spacing w:val="-13"/>
         </w:rPr>
-        <w:t> </w:t>
-      </w:r>
-      <w:r>
-        <w:rPr/>
+        <w:t xml:space="preserve"> </w:t>
+      </w:r>
+      <w:r>
         <w:t>Se</w:t>
       </w:r>
       <w:r>
         <w:rPr>
           <w:spacing w:val="-14"/>
         </w:rPr>
-        <w:t> </w:t>
-      </w:r>
-      <w:r>
-        <w:rPr/>
+        <w:t xml:space="preserve"> </w:t>
+      </w:r>
+      <w:r>
         <w:t>requiere</w:t>
       </w:r>
       <w:r>
         <w:rPr>
           <w:spacing w:val="-14"/>
         </w:rPr>
-        <w:t> </w:t>
-      </w:r>
-      <w:r>
-        <w:rPr/>
+        <w:t xml:space="preserve"> </w:t>
+      </w:r>
+      <w:r>
         <w:t>implementar una</w:t>
       </w:r>
       <w:r>
         <w:rPr>
           <w:spacing w:val="-12"/>
         </w:rPr>
-        <w:t> </w:t>
-      </w:r>
-      <w:r>
-        <w:rPr/>
+        <w:t xml:space="preserve"> </w:t>
+      </w:r>
+      <w:r>
         <w:t>arquitectura</w:t>
       </w:r>
       <w:r>
         <w:rPr>
           <w:spacing w:val="-12"/>
         </w:rPr>
-        <w:t> </w:t>
-      </w:r>
-      <w:r>
-        <w:rPr/>
+        <w:t xml:space="preserve"> </w:t>
+      </w:r>
+      <w:r>
         <w:t>basada</w:t>
       </w:r>
       <w:r>
         <w:rPr>
           <w:spacing w:val="-12"/>
         </w:rPr>
-        <w:t> </w:t>
-      </w:r>
-      <w:r>
-        <w:rPr/>
+        <w:t xml:space="preserve"> </w:t>
+      </w:r>
+      <w:r>
         <w:t>en</w:t>
       </w:r>
       <w:r>
         <w:rPr>
           <w:spacing w:val="-11"/>
         </w:rPr>
-        <w:t> </w:t>
-      </w:r>
-      <w:r>
-        <w:rPr/>
+        <w:t xml:space="preserve"> </w:t>
+      </w:r>
+      <w:proofErr w:type="spellStart"/>
+      <w:r>
         <w:t>React</w:t>
       </w:r>
+      <w:proofErr w:type="spellEnd"/>
       <w:r>
         <w:rPr>
           <w:spacing w:val="-10"/>
         </w:rPr>
-        <w:t> </w:t>
-      </w:r>
-      <w:r>
-        <w:rPr/>
+        <w:t xml:space="preserve"> </w:t>
+      </w:r>
+      <w:r>
         <w:t>y</w:t>
       </w:r>
       <w:r>
         <w:rPr>
           <w:spacing w:val="-11"/>
         </w:rPr>
-        <w:t> </w:t>
-      </w:r>
-      <w:r>
-        <w:rPr/>
+        <w:t xml:space="preserve"> </w:t>
+      </w:r>
+      <w:r>
         <w:t>Vite</w:t>
       </w:r>
       <w:r>
         <w:rPr>
           <w:spacing w:val="-11"/>
         </w:rPr>
-        <w:t> </w:t>
-      </w:r>
-      <w:r>
-        <w:rPr/>
+        <w:t xml:space="preserve"> </w:t>
+      </w:r>
+      <w:r>
         <w:t>para</w:t>
       </w:r>
       <w:r>
         <w:rPr>
           <w:spacing w:val="-12"/>
         </w:rPr>
-        <w:t> </w:t>
-      </w:r>
-      <w:r>
-        <w:rPr/>
+        <w:t xml:space="preserve"> </w:t>
+      </w:r>
+      <w:r>
         <w:t>la</w:t>
       </w:r>
       <w:r>
         <w:rPr>
           <w:spacing w:val="-11"/>
         </w:rPr>
-        <w:t> </w:t>
-      </w:r>
-      <w:r>
-        <w:rPr/>
+        <w:t xml:space="preserve"> </w:t>
+      </w:r>
+      <w:r>
         <w:t>interfaz</w:t>
       </w:r>
       <w:r>
         <w:rPr>
           <w:spacing w:val="-12"/>
         </w:rPr>
-        <w:t> </w:t>
-      </w:r>
-      <w:r>
-        <w:rPr/>
+        <w:t xml:space="preserve"> </w:t>
+      </w:r>
+      <w:r>
         <w:t>de</w:t>
       </w:r>
       <w:r>
         <w:rPr>
           <w:spacing w:val="-12"/>
         </w:rPr>
-        <w:t> </w:t>
-      </w:r>
-      <w:r>
-        <w:rPr/>
+        <w:t xml:space="preserve"> </w:t>
+      </w:r>
+      <w:r>
         <w:t>usuario</w:t>
       </w:r>
       <w:r>
         <w:rPr>
           <w:spacing w:val="-11"/>
         </w:rPr>
-        <w:t> </w:t>
-      </w:r>
-      <w:r>
-        <w:rPr/>
-        <w:t>(frontend),</w:t>
+        <w:t xml:space="preserve"> </w:t>
+      </w:r>
+      <w:r>
+        <w:t>(</w:t>
+      </w:r>
+      <w:proofErr w:type="spellStart"/>
+      <w:r>
+        <w:t>frontend</w:t>
+      </w:r>
+      <w:proofErr w:type="spellEnd"/>
+      <w:r>
+        <w:t>),</w:t>
       </w:r>
       <w:r>
         <w:rPr>
           <w:spacing w:val="-11"/>
         </w:rPr>
-        <w:t> </w:t>
-      </w:r>
-      <w:r>
-        <w:rPr/>
-        <w:t>asegurando un diseño moderno y responsivo, e integrarla con un backend desarrollado en FastAPI que utiliza el modelo de visión artificial YOLOv8 para el procesamiento de imágenes y una</w:t>
+        <w:t xml:space="preserve"> </w:t>
+      </w:r>
+      <w:r>
+        <w:t xml:space="preserve">asegurando un diseño moderno y responsivo, e integrarla con un </w:t>
+      </w:r>
+      <w:proofErr w:type="spellStart"/>
+      <w:r>
+        <w:t>backend</w:t>
+      </w:r>
+      <w:proofErr w:type="spellEnd"/>
+      <w:r>
+        <w:t xml:space="preserve"> desarrollado en </w:t>
+      </w:r>
+      <w:proofErr w:type="spellStart"/>
+      <w:r>
+        <w:t>FastAPI</w:t>
+      </w:r>
+      <w:proofErr w:type="spellEnd"/>
+      <w:r>
+        <w:t xml:space="preserve"> que utiliza el modelo de visión artificial YOLOv8 para el procesamiento de imágenes y una</w:t>
       </w:r>
       <w:r>
         <w:rPr>
           <w:spacing w:val="-14"/>
         </w:rPr>
-        <w:t> </w:t>
-      </w:r>
-      <w:r>
-        <w:rPr/>
+        <w:t xml:space="preserve"> </w:t>
+      </w:r>
+      <w:r>
         <w:t>base</w:t>
       </w:r>
       <w:r>
         <w:rPr>
           <w:spacing w:val="-14"/>
         </w:rPr>
-        <w:t> </w:t>
-      </w:r>
-      <w:r>
-        <w:rPr/>
+        <w:t xml:space="preserve"> </w:t>
+      </w:r>
+      <w:r>
         <w:t>de</w:t>
       </w:r>
       <w:r>
         <w:rPr>
           <w:spacing w:val="-14"/>
         </w:rPr>
-        <w:t> </w:t>
-      </w:r>
-      <w:r>
-        <w:rPr/>
+        <w:t xml:space="preserve"> </w:t>
+      </w:r>
+      <w:r>
         <w:t>datos</w:t>
       </w:r>
       <w:r>
         <w:rPr>
           <w:spacing w:val="-12"/>
         </w:rPr>
-        <w:t> </w:t>
-      </w:r>
-      <w:r>
-        <w:rPr/>
+        <w:t xml:space="preserve"> </w:t>
+      </w:r>
+      <w:r>
         <w:t>MongoDB</w:t>
       </w:r>
       <w:r>
         <w:rPr>
           <w:spacing w:val="-13"/>
         </w:rPr>
-        <w:t> </w:t>
-      </w:r>
-      <w:r>
-        <w:rPr/>
+        <w:t xml:space="preserve"> </w:t>
+      </w:r>
+      <w:r>
         <w:t>para</w:t>
       </w:r>
       <w:r>
         <w:rPr>
           <w:spacing w:val="-15"/>
         </w:rPr>
-        <w:t> </w:t>
-      </w:r>
-      <w:r>
-        <w:rPr/>
+        <w:t xml:space="preserve"> </w:t>
+      </w:r>
+      <w:r>
         <w:t>el</w:t>
       </w:r>
       <w:r>
         <w:rPr>
           <w:spacing w:val="-13"/>
         </w:rPr>
-        <w:t> </w:t>
-      </w:r>
-      <w:r>
-        <w:rPr/>
+        <w:t xml:space="preserve"> </w:t>
+      </w:r>
+      <w:r>
         <w:t>registro</w:t>
       </w:r>
       <w:r>
         <w:rPr>
           <w:spacing w:val="-14"/>
         </w:rPr>
-        <w:t> </w:t>
-      </w:r>
-      <w:r>
-        <w:rPr/>
+        <w:t xml:space="preserve"> </w:t>
+      </w:r>
+      <w:r>
         <w:t>y</w:t>
       </w:r>
       <w:r>
         <w:rPr>
           <w:spacing w:val="-13"/>
         </w:rPr>
-        <w:t> </w:t>
-      </w:r>
-      <w:r>
-        <w:rPr/>
+        <w:t xml:space="preserve"> </w:t>
+      </w:r>
+      <w:r>
         <w:t>almacenamiento</w:t>
       </w:r>
       <w:r>
         <w:rPr>
           <w:spacing w:val="-13"/>
         </w:rPr>
-        <w:t> </w:t>
-      </w:r>
-      <w:r>
-        <w:rPr/>
+        <w:t xml:space="preserve"> </w:t>
+      </w:r>
+      <w:r>
         <w:t>de</w:t>
       </w:r>
       <w:r>
         <w:rPr>
           <w:spacing w:val="-14"/>
         </w:rPr>
-        <w:t> </w:t>
-      </w:r>
-      <w:r>
-        <w:rPr/>
+        <w:t xml:space="preserve"> </w:t>
+      </w:r>
+      <w:r>
         <w:t>los</w:t>
       </w:r>
       <w:r>
         <w:rPr>
           <w:spacing w:val="-12"/>
         </w:rPr>
-        <w:t> </w:t>
-      </w:r>
-      <w:r>
-        <w:rPr/>
+        <w:t xml:space="preserve"> </w:t>
+      </w:r>
+      <w:r>
         <w:t>eventos</w:t>
       </w:r>
       <w:r>
         <w:rPr>
           <w:spacing w:val="-12"/>
         </w:rPr>
-        <w:t> </w:t>
-      </w:r>
-      <w:r>
-        <w:rPr/>
+        <w:t xml:space="preserve"> </w:t>
+      </w:r>
+      <w:r>
         <w:t>detectados. El propósito principal es entregar el prototipo funcional y la maquetación completa del proyecto de fin de curso.</w:t>
       </w:r>
     </w:p>
     <w:p>
       <w:pPr>
-        <w:pStyle w:val="Heading1"/>
+        <w:pStyle w:val="Ttulo1"/>
         <w:spacing w:before="41"/>
       </w:pPr>
       <w:r>
@@ -442,217 +445,741 @@
     </w:p>
     <w:p>
       <w:pPr>
-        <w:pStyle w:val="ListParagraph"/>
+        <w:pStyle w:val="Prrafodelista"/>
+        <w:numPr>
+          <w:ilvl w:val="0"/>
+          <w:numId w:val="2"/>
+        </w:numPr>
+        <w:tabs>
+          <w:tab w:val="left" w:pos="721"/>
+        </w:tabs>
+        <w:spacing w:before="177" w:line="360" w:lineRule="auto"/>
+        <w:ind w:left="721" w:right="145"/>
+        <w:rPr>
+          <w:sz w:val="24"/>
+        </w:rPr>
+      </w:pPr>
+      <w:r>
+        <w:rPr>
+          <w:b/>
+          <w:sz w:val="24"/>
+        </w:rPr>
+        <w:t>General:</w:t>
+      </w:r>
+      <w:r>
+        <w:rPr>
+          <w:b/>
+          <w:spacing w:val="-6"/>
+          <w:sz w:val="24"/>
+        </w:rPr>
+        <w:t xml:space="preserve"> </w:t>
+      </w:r>
+      <w:r>
+        <w:rPr>
+          <w:sz w:val="24"/>
+        </w:rPr>
+        <w:t>Desarrollar</w:t>
+      </w:r>
+      <w:r>
+        <w:rPr>
+          <w:spacing w:val="-6"/>
+          <w:sz w:val="24"/>
+        </w:rPr>
+        <w:t xml:space="preserve"> </w:t>
+      </w:r>
+      <w:r>
+        <w:rPr>
+          <w:sz w:val="24"/>
+        </w:rPr>
+        <w:t>e</w:t>
+      </w:r>
+      <w:r>
+        <w:rPr>
+          <w:spacing w:val="-7"/>
+          <w:sz w:val="24"/>
+        </w:rPr>
+        <w:t xml:space="preserve"> </w:t>
+      </w:r>
+      <w:r>
+        <w:rPr>
+          <w:sz w:val="24"/>
+        </w:rPr>
+        <w:t>integrar</w:t>
+      </w:r>
+      <w:r>
+        <w:rPr>
+          <w:spacing w:val="-6"/>
+          <w:sz w:val="24"/>
+        </w:rPr>
+        <w:t xml:space="preserve"> </w:t>
+      </w:r>
+      <w:r>
+        <w:rPr>
+          <w:sz w:val="24"/>
+        </w:rPr>
+        <w:t>una</w:t>
+      </w:r>
+      <w:r>
+        <w:rPr>
+          <w:spacing w:val="-6"/>
+          <w:sz w:val="24"/>
+        </w:rPr>
+        <w:t xml:space="preserve"> </w:t>
+      </w:r>
+      <w:r>
+        <w:rPr>
+          <w:sz w:val="24"/>
+        </w:rPr>
+        <w:t>aplicación</w:t>
+      </w:r>
+      <w:r>
+        <w:rPr>
+          <w:spacing w:val="-7"/>
+          <w:sz w:val="24"/>
+        </w:rPr>
+        <w:t xml:space="preserve"> </w:t>
+      </w:r>
+      <w:r>
+        <w:rPr>
+          <w:sz w:val="24"/>
+        </w:rPr>
+        <w:t>web</w:t>
+      </w:r>
+      <w:r>
+        <w:rPr>
+          <w:spacing w:val="-7"/>
+          <w:sz w:val="24"/>
+        </w:rPr>
+        <w:t xml:space="preserve"> </w:t>
+      </w:r>
+      <w:r>
+        <w:rPr>
+          <w:sz w:val="24"/>
+        </w:rPr>
+        <w:t>funcional</w:t>
+      </w:r>
+      <w:r>
+        <w:rPr>
+          <w:spacing w:val="-5"/>
+          <w:sz w:val="24"/>
+        </w:rPr>
+        <w:t xml:space="preserve"> </w:t>
+      </w:r>
+      <w:r>
+        <w:rPr>
+          <w:sz w:val="24"/>
+        </w:rPr>
+        <w:t>(</w:t>
+      </w:r>
+      <w:proofErr w:type="spellStart"/>
+      <w:r>
+        <w:rPr>
+          <w:sz w:val="24"/>
+        </w:rPr>
+        <w:t>Frontend</w:t>
+      </w:r>
+      <w:proofErr w:type="spellEnd"/>
+      <w:r>
+        <w:rPr>
+          <w:spacing w:val="-5"/>
+          <w:sz w:val="24"/>
+        </w:rPr>
+        <w:t xml:space="preserve"> </w:t>
+      </w:r>
+      <w:r>
+        <w:rPr>
+          <w:sz w:val="24"/>
+        </w:rPr>
+        <w:t>en</w:t>
+      </w:r>
+      <w:r>
+        <w:rPr>
+          <w:spacing w:val="-5"/>
+          <w:sz w:val="24"/>
+        </w:rPr>
+        <w:t xml:space="preserve"> </w:t>
+      </w:r>
+      <w:proofErr w:type="spellStart"/>
+      <w:r>
+        <w:rPr>
+          <w:sz w:val="24"/>
+        </w:rPr>
+        <w:t>React</w:t>
+      </w:r>
+      <w:proofErr w:type="spellEnd"/>
+      <w:r>
+        <w:rPr>
+          <w:sz w:val="24"/>
+        </w:rPr>
+        <w:t xml:space="preserve"> y</w:t>
+      </w:r>
+      <w:r>
+        <w:rPr>
+          <w:spacing w:val="-13"/>
+          <w:sz w:val="24"/>
+        </w:rPr>
+        <w:t xml:space="preserve"> </w:t>
+      </w:r>
+      <w:r>
+        <w:rPr>
+          <w:sz w:val="24"/>
+        </w:rPr>
+        <w:t>Backend</w:t>
+      </w:r>
+      <w:r>
+        <w:rPr>
+          <w:spacing w:val="-11"/>
+          <w:sz w:val="24"/>
+        </w:rPr>
+        <w:t xml:space="preserve"> </w:t>
+      </w:r>
+      <w:r>
+        <w:rPr>
+          <w:sz w:val="24"/>
+        </w:rPr>
+        <w:t>en</w:t>
+      </w:r>
+      <w:r>
+        <w:rPr>
+          <w:spacing w:val="-11"/>
+          <w:sz w:val="24"/>
+        </w:rPr>
+        <w:t xml:space="preserve"> </w:t>
+      </w:r>
+      <w:proofErr w:type="spellStart"/>
+      <w:r>
+        <w:rPr>
+          <w:sz w:val="24"/>
+        </w:rPr>
+        <w:t>FastAPI</w:t>
+      </w:r>
+      <w:proofErr w:type="spellEnd"/>
+      <w:r>
+        <w:rPr>
+          <w:sz w:val="24"/>
+        </w:rPr>
+        <w:t>)</w:t>
+      </w:r>
+      <w:r>
+        <w:rPr>
+          <w:spacing w:val="-15"/>
+          <w:sz w:val="24"/>
+        </w:rPr>
+        <w:t xml:space="preserve"> </w:t>
+      </w:r>
+      <w:r>
+        <w:rPr>
+          <w:sz w:val="24"/>
+        </w:rPr>
+        <w:t>capaz</w:t>
+      </w:r>
+      <w:r>
+        <w:rPr>
+          <w:spacing w:val="-12"/>
+          <w:sz w:val="24"/>
+        </w:rPr>
+        <w:t xml:space="preserve"> </w:t>
+      </w:r>
+      <w:r>
+        <w:rPr>
+          <w:sz w:val="24"/>
+        </w:rPr>
+        <w:t>de</w:t>
+      </w:r>
+      <w:r>
+        <w:rPr>
+          <w:spacing w:val="-14"/>
+          <w:sz w:val="24"/>
+        </w:rPr>
+        <w:t xml:space="preserve"> </w:t>
+      </w:r>
+      <w:r>
+        <w:rPr>
+          <w:sz w:val="24"/>
+        </w:rPr>
+        <w:t>detectar</w:t>
+      </w:r>
+      <w:r>
+        <w:rPr>
+          <w:spacing w:val="-11"/>
+          <w:sz w:val="24"/>
+        </w:rPr>
+        <w:t xml:space="preserve"> </w:t>
+      </w:r>
+      <w:r>
+        <w:rPr>
+          <w:sz w:val="24"/>
+        </w:rPr>
+        <w:t>el</w:t>
+      </w:r>
+      <w:r>
+        <w:rPr>
+          <w:spacing w:val="-13"/>
+          <w:sz w:val="24"/>
+        </w:rPr>
+        <w:t xml:space="preserve"> </w:t>
+      </w:r>
+      <w:r>
+        <w:rPr>
+          <w:sz w:val="24"/>
+        </w:rPr>
+        <w:t>uso</w:t>
+      </w:r>
+      <w:r>
+        <w:rPr>
+          <w:spacing w:val="-13"/>
+          <w:sz w:val="24"/>
+        </w:rPr>
+        <w:t xml:space="preserve"> </w:t>
+      </w:r>
+      <w:r>
+        <w:rPr>
+          <w:sz w:val="24"/>
+        </w:rPr>
+        <w:t>de</w:t>
+      </w:r>
+      <w:r>
+        <w:rPr>
+          <w:spacing w:val="-12"/>
+          <w:sz w:val="24"/>
+        </w:rPr>
+        <w:t xml:space="preserve"> </w:t>
+      </w:r>
+      <w:r>
+        <w:rPr>
+          <w:sz w:val="24"/>
+        </w:rPr>
+        <w:t>equipos</w:t>
+      </w:r>
+      <w:r>
+        <w:rPr>
+          <w:spacing w:val="-13"/>
+          <w:sz w:val="24"/>
+        </w:rPr>
+        <w:t xml:space="preserve"> </w:t>
+      </w:r>
+      <w:r>
+        <w:rPr>
+          <w:sz w:val="24"/>
+        </w:rPr>
+        <w:t>de</w:t>
+      </w:r>
+      <w:r>
+        <w:rPr>
+          <w:spacing w:val="-12"/>
+          <w:sz w:val="24"/>
+        </w:rPr>
+        <w:t xml:space="preserve"> </w:t>
+      </w:r>
+      <w:r>
+        <w:rPr>
+          <w:sz w:val="24"/>
+        </w:rPr>
+        <w:t>protección</w:t>
+      </w:r>
+      <w:r>
+        <w:rPr>
+          <w:spacing w:val="-13"/>
+          <w:sz w:val="24"/>
+        </w:rPr>
+        <w:t xml:space="preserve"> </w:t>
+      </w:r>
+      <w:r>
+        <w:rPr>
+          <w:sz w:val="24"/>
+        </w:rPr>
+        <w:t>personal (mascarillas y cascos) mediante visión artificial.</w:t>
+      </w:r>
+    </w:p>
+    <w:p>
+      <w:pPr>
+        <w:pStyle w:val="Ttulo1"/>
+        <w:numPr>
+          <w:ilvl w:val="0"/>
+          <w:numId w:val="2"/>
+        </w:numPr>
+        <w:tabs>
+          <w:tab w:val="left" w:pos="720"/>
+        </w:tabs>
+        <w:spacing w:before="40"/>
+        <w:ind w:left="720" w:hanging="359"/>
+        <w:jc w:val="both"/>
+      </w:pPr>
+      <w:r>
+        <w:rPr>
+          <w:spacing w:val="-2"/>
+        </w:rPr>
+        <w:t>Específicos:</w:t>
+      </w:r>
+    </w:p>
+    <w:p>
+      <w:pPr>
+        <w:pStyle w:val="Prrafodelista"/>
+        <w:numPr>
+          <w:ilvl w:val="1"/>
+          <w:numId w:val="2"/>
+        </w:numPr>
+        <w:tabs>
+          <w:tab w:val="left" w:pos="1442"/>
+        </w:tabs>
+        <w:spacing w:before="178" w:line="360" w:lineRule="auto"/>
+        <w:ind w:right="144"/>
+        <w:rPr>
+          <w:sz w:val="24"/>
+        </w:rPr>
+      </w:pPr>
+      <w:r>
+        <w:rPr>
+          <w:sz w:val="24"/>
+        </w:rPr>
+        <w:t>Maquetar</w:t>
+      </w:r>
+      <w:r>
+        <w:rPr>
+          <w:spacing w:val="-4"/>
+          <w:sz w:val="24"/>
+        </w:rPr>
+        <w:t xml:space="preserve"> </w:t>
+      </w:r>
+      <w:r>
+        <w:rPr>
+          <w:sz w:val="24"/>
+        </w:rPr>
+        <w:t>la</w:t>
+      </w:r>
+      <w:r>
+        <w:rPr>
+          <w:spacing w:val="-3"/>
+          <w:sz w:val="24"/>
+        </w:rPr>
+        <w:t xml:space="preserve"> </w:t>
+      </w:r>
+      <w:r>
+        <w:rPr>
+          <w:sz w:val="24"/>
+        </w:rPr>
+        <w:t>interfaz</w:t>
+      </w:r>
+      <w:r>
+        <w:rPr>
+          <w:spacing w:val="-3"/>
+          <w:sz w:val="24"/>
+        </w:rPr>
+        <w:t xml:space="preserve"> </w:t>
+      </w:r>
+      <w:r>
+        <w:rPr>
+          <w:sz w:val="24"/>
+        </w:rPr>
+        <w:t>de</w:t>
+      </w:r>
+      <w:r>
+        <w:rPr>
+          <w:spacing w:val="-3"/>
+          <w:sz w:val="24"/>
+        </w:rPr>
+        <w:t xml:space="preserve"> </w:t>
+      </w:r>
+      <w:r>
+        <w:rPr>
+          <w:sz w:val="24"/>
+        </w:rPr>
+        <w:t>usuario</w:t>
+      </w:r>
+      <w:r>
+        <w:rPr>
+          <w:spacing w:val="-3"/>
+          <w:sz w:val="24"/>
+        </w:rPr>
+        <w:t xml:space="preserve"> </w:t>
+      </w:r>
+      <w:r>
+        <w:rPr>
+          <w:sz w:val="24"/>
+        </w:rPr>
+        <w:t>en</w:t>
+      </w:r>
+      <w:r>
+        <w:rPr>
+          <w:spacing w:val="-2"/>
+          <w:sz w:val="24"/>
+        </w:rPr>
+        <w:t xml:space="preserve"> </w:t>
+      </w:r>
+      <w:proofErr w:type="spellStart"/>
+      <w:r>
+        <w:rPr>
+          <w:sz w:val="24"/>
+        </w:rPr>
+        <w:t>React</w:t>
+      </w:r>
+      <w:proofErr w:type="spellEnd"/>
+      <w:r>
+        <w:rPr>
+          <w:spacing w:val="-2"/>
+          <w:sz w:val="24"/>
+        </w:rPr>
+        <w:t xml:space="preserve"> </w:t>
+      </w:r>
+      <w:r>
+        <w:rPr>
+          <w:sz w:val="24"/>
+        </w:rPr>
+        <w:t>garantizando</w:t>
+      </w:r>
+      <w:r>
+        <w:rPr>
+          <w:spacing w:val="-2"/>
+          <w:sz w:val="24"/>
+        </w:rPr>
+        <w:t xml:space="preserve"> </w:t>
+      </w:r>
+      <w:r>
+        <w:rPr>
+          <w:sz w:val="24"/>
+        </w:rPr>
+        <w:t>una</w:t>
+      </w:r>
+      <w:r>
+        <w:rPr>
+          <w:spacing w:val="-3"/>
+          <w:sz w:val="24"/>
+        </w:rPr>
+        <w:t xml:space="preserve"> </w:t>
+      </w:r>
+      <w:r>
+        <w:rPr>
+          <w:sz w:val="24"/>
+        </w:rPr>
+        <w:t>experiencia</w:t>
+      </w:r>
+      <w:r>
+        <w:rPr>
+          <w:spacing w:val="-3"/>
+          <w:sz w:val="24"/>
+        </w:rPr>
+        <w:t xml:space="preserve"> </w:t>
+      </w:r>
+      <w:r>
+        <w:rPr>
+          <w:sz w:val="24"/>
+        </w:rPr>
+        <w:t>de usuario (UX) intuitiva y un diseño institucional coherente.</w:t>
+      </w:r>
+    </w:p>
+    <w:p>
+      <w:pPr>
+        <w:pStyle w:val="Prrafodelista"/>
+        <w:numPr>
+          <w:ilvl w:val="1"/>
+          <w:numId w:val="2"/>
+        </w:numPr>
+        <w:tabs>
+          <w:tab w:val="left" w:pos="1440"/>
+        </w:tabs>
+        <w:spacing w:before="41"/>
+        <w:ind w:left="1440" w:hanging="359"/>
+        <w:rPr>
+          <w:sz w:val="24"/>
+        </w:rPr>
+      </w:pPr>
+      <w:r>
+        <w:rPr>
+          <w:sz w:val="24"/>
+        </w:rPr>
+        <w:t>Implementar</w:t>
+      </w:r>
+      <w:r>
+        <w:rPr>
+          <w:spacing w:val="-2"/>
+          <w:sz w:val="24"/>
+        </w:rPr>
+        <w:t xml:space="preserve"> </w:t>
+      </w:r>
+      <w:r>
+        <w:rPr>
+          <w:sz w:val="24"/>
+        </w:rPr>
+        <w:t>un</w:t>
+      </w:r>
+      <w:r>
+        <w:rPr>
+          <w:spacing w:val="-2"/>
+          <w:sz w:val="24"/>
+        </w:rPr>
+        <w:t xml:space="preserve"> </w:t>
+      </w:r>
+      <w:r>
+        <w:rPr>
+          <w:sz w:val="24"/>
+        </w:rPr>
+        <w:t>sistema de</w:t>
+      </w:r>
+      <w:r>
+        <w:rPr>
+          <w:spacing w:val="-3"/>
+          <w:sz w:val="24"/>
+        </w:rPr>
+        <w:t xml:space="preserve"> </w:t>
+      </w:r>
+      <w:r>
+        <w:rPr>
+          <w:sz w:val="24"/>
+        </w:rPr>
+        <w:t>autenticación</w:t>
+      </w:r>
+      <w:r>
+        <w:rPr>
+          <w:spacing w:val="-1"/>
+          <w:sz w:val="24"/>
+        </w:rPr>
+        <w:t xml:space="preserve"> </w:t>
+      </w:r>
+      <w:r>
+        <w:rPr>
+          <w:sz w:val="24"/>
+        </w:rPr>
+        <w:t>seguro</w:t>
+      </w:r>
+      <w:r>
+        <w:rPr>
+          <w:spacing w:val="-2"/>
+          <w:sz w:val="24"/>
+        </w:rPr>
+        <w:t xml:space="preserve"> </w:t>
+      </w:r>
+      <w:r>
+        <w:rPr>
+          <w:sz w:val="24"/>
+        </w:rPr>
+        <w:t>basado</w:t>
+      </w:r>
+      <w:r>
+        <w:rPr>
+          <w:spacing w:val="-1"/>
+          <w:sz w:val="24"/>
+        </w:rPr>
+        <w:t xml:space="preserve"> </w:t>
+      </w:r>
+      <w:r>
+        <w:rPr>
+          <w:sz w:val="24"/>
+        </w:rPr>
+        <w:t>en</w:t>
+      </w:r>
+      <w:r>
+        <w:rPr>
+          <w:spacing w:val="-2"/>
+          <w:sz w:val="24"/>
+        </w:rPr>
+        <w:t xml:space="preserve"> </w:t>
+      </w:r>
+      <w:r>
+        <w:rPr>
+          <w:sz w:val="24"/>
+        </w:rPr>
+        <w:t>tokens</w:t>
+      </w:r>
+      <w:r>
+        <w:rPr>
+          <w:spacing w:val="-2"/>
+          <w:sz w:val="24"/>
+        </w:rPr>
+        <w:t xml:space="preserve"> </w:t>
+      </w:r>
+      <w:r>
+        <w:rPr>
+          <w:spacing w:val="-4"/>
+          <w:sz w:val="24"/>
+        </w:rPr>
+        <w:t>JWT.</w:t>
+      </w:r>
+    </w:p>
+    <w:p>
+      <w:pPr>
+        <w:pStyle w:val="Prrafodelista"/>
+        <w:numPr>
+          <w:ilvl w:val="1"/>
+          <w:numId w:val="2"/>
+        </w:numPr>
+        <w:tabs>
+          <w:tab w:val="left" w:pos="1442"/>
+        </w:tabs>
+        <w:spacing w:before="177" w:line="360" w:lineRule="auto"/>
+        <w:ind w:right="146"/>
+        <w:rPr>
+          <w:sz w:val="24"/>
+        </w:rPr>
+      </w:pPr>
+      <w:r>
+        <w:rPr>
+          <w:sz w:val="24"/>
+        </w:rPr>
+        <w:t>Conectar la interfaz web con el motor de inferencia YOLOv8 para el análisis de imágenes en tiempo real y diferido.</w:t>
+      </w:r>
+    </w:p>
+    <w:p>
+      <w:pPr>
+        <w:pStyle w:val="Prrafodelista"/>
+        <w:numPr>
+          <w:ilvl w:val="1"/>
+          <w:numId w:val="2"/>
+        </w:numPr>
+        <w:tabs>
+          <w:tab w:val="left" w:pos="1442"/>
+        </w:tabs>
+        <w:spacing w:before="41" w:line="360" w:lineRule="auto"/>
+        <w:ind w:right="143"/>
+        <w:rPr>
+          <w:sz w:val="24"/>
+        </w:rPr>
+      </w:pPr>
+      <w:r>
+        <w:rPr>
+          <w:sz w:val="24"/>
+        </w:rPr>
+        <w:t xml:space="preserve">Gestionar el almacenamiento de datos y evidencias visuales utilizando </w:t>
+      </w:r>
+      <w:r>
+        <w:rPr>
+          <w:spacing w:val="-2"/>
+          <w:sz w:val="24"/>
+        </w:rPr>
+        <w:t>MongoDB.</w:t>
+      </w:r>
+    </w:p>
+    <w:p>
+      <w:pPr>
+        <w:pStyle w:val="Textoindependiente"/>
+        <w:spacing w:before="216"/>
+      </w:pPr>
+    </w:p>
+    <w:p>
+      <w:pPr>
+        <w:pStyle w:val="Prrafodelista"/>
         <w:numPr>
           <w:ilvl w:val="0"/>
           <w:numId w:val="1"/>
         </w:numPr>
         <w:tabs>
-          <w:tab w:pos="721" w:val="left" w:leader="none"/>
+          <w:tab w:val="left" w:pos="242"/>
         </w:tabs>
-        <w:spacing w:line="360" w:lineRule="auto" w:before="177" w:after="0"/>
-        <w:ind w:left="721" w:right="145" w:hanging="360"/>
-        <w:jc w:val="both"/>
-        <w:rPr>
-          <w:sz w:val="24"/>
-        </w:rPr>
-      </w:pPr>
-      <w:r>
-        <w:rPr>
-          <w:b/>
-          <w:sz w:val="24"/>
-        </w:rPr>
-        <w:t>General:</w:t>
-      </w:r>
-      <w:r>
-        <w:rPr>
-          <w:b/>
-          <w:spacing w:val="-6"/>
-          <w:sz w:val="24"/>
-        </w:rPr>
-        <w:t> </w:t>
-      </w:r>
-      <w:r>
-        <w:rPr>
-          <w:sz w:val="24"/>
-        </w:rPr>
-        <w:t>Desarrollar</w:t>
-      </w:r>
-      <w:r>
-        <w:rPr>
-          <w:spacing w:val="-6"/>
-          <w:sz w:val="24"/>
-        </w:rPr>
-        <w:t> </w:t>
-      </w:r>
-      <w:r>
-        <w:rPr>
-          <w:sz w:val="24"/>
-        </w:rPr>
-        <w:t>e</w:t>
-      </w:r>
-      <w:r>
-        <w:rPr>
-          <w:spacing w:val="-7"/>
-          <w:sz w:val="24"/>
-        </w:rPr>
-        <w:t> </w:t>
-      </w:r>
-      <w:r>
-        <w:rPr>
-          <w:sz w:val="24"/>
-        </w:rPr>
-        <w:t>integrar</w:t>
-      </w:r>
-      <w:r>
-        <w:rPr>
-          <w:spacing w:val="-6"/>
-          <w:sz w:val="24"/>
-        </w:rPr>
-        <w:t> </w:t>
-      </w:r>
-      <w:r>
-        <w:rPr>
-          <w:sz w:val="24"/>
-        </w:rPr>
-        <w:t>una</w:t>
-      </w:r>
-      <w:r>
-        <w:rPr>
-          <w:spacing w:val="-6"/>
-          <w:sz w:val="24"/>
-        </w:rPr>
-        <w:t> </w:t>
-      </w:r>
-      <w:r>
-        <w:rPr>
-          <w:sz w:val="24"/>
-        </w:rPr>
-        <w:t>aplicación</w:t>
-      </w:r>
-      <w:r>
-        <w:rPr>
-          <w:spacing w:val="-7"/>
-          <w:sz w:val="24"/>
-        </w:rPr>
-        <w:t> </w:t>
-      </w:r>
-      <w:r>
-        <w:rPr>
-          <w:sz w:val="24"/>
-        </w:rPr>
-        <w:t>web</w:t>
-      </w:r>
-      <w:r>
-        <w:rPr>
-          <w:spacing w:val="-7"/>
-          <w:sz w:val="24"/>
-        </w:rPr>
-        <w:t> </w:t>
-      </w:r>
-      <w:r>
-        <w:rPr>
-          <w:sz w:val="24"/>
-        </w:rPr>
-        <w:t>funcional</w:t>
-      </w:r>
-      <w:r>
-        <w:rPr>
-          <w:spacing w:val="-5"/>
-          <w:sz w:val="24"/>
-        </w:rPr>
-        <w:t> </w:t>
-      </w:r>
-      <w:r>
-        <w:rPr>
-          <w:sz w:val="24"/>
-        </w:rPr>
-        <w:t>(Frontend</w:t>
-      </w:r>
-      <w:r>
-        <w:rPr>
-          <w:spacing w:val="-5"/>
-          <w:sz w:val="24"/>
-        </w:rPr>
-        <w:t> </w:t>
-      </w:r>
-      <w:r>
-        <w:rPr>
-          <w:sz w:val="24"/>
-        </w:rPr>
-        <w:t>en</w:t>
-      </w:r>
-      <w:r>
-        <w:rPr>
-          <w:spacing w:val="-5"/>
-          <w:sz w:val="24"/>
-        </w:rPr>
-        <w:t> </w:t>
-      </w:r>
-      <w:r>
-        <w:rPr>
-          <w:sz w:val="24"/>
-        </w:rPr>
-        <w:t>React y</w:t>
-      </w:r>
-      <w:r>
-        <w:rPr>
-          <w:spacing w:val="-13"/>
-          <w:sz w:val="24"/>
-        </w:rPr>
-        <w:t> </w:t>
-      </w:r>
-      <w:r>
-        <w:rPr>
-          <w:sz w:val="24"/>
-        </w:rPr>
-        <w:t>Backend</w:t>
-      </w:r>
-      <w:r>
-        <w:rPr>
-          <w:spacing w:val="-11"/>
-          <w:sz w:val="24"/>
-        </w:rPr>
-        <w:t> </w:t>
-      </w:r>
-      <w:r>
-        <w:rPr>
-          <w:sz w:val="24"/>
-        </w:rPr>
-        <w:t>en</w:t>
-      </w:r>
-      <w:r>
-        <w:rPr>
-          <w:spacing w:val="-11"/>
-          <w:sz w:val="24"/>
-        </w:rPr>
-        <w:t> </w:t>
-      </w:r>
-      <w:r>
-        <w:rPr>
-          <w:sz w:val="24"/>
-        </w:rPr>
-        <w:t>FastAPI)</w:t>
-      </w:r>
-      <w:r>
-        <w:rPr>
-          <w:spacing w:val="-15"/>
-          <w:sz w:val="24"/>
-        </w:rPr>
-        <w:t> </w:t>
-      </w:r>
-      <w:r>
-        <w:rPr>
-          <w:sz w:val="24"/>
-        </w:rPr>
-        <w:t>capaz</w:t>
-      </w:r>
-      <w:r>
-        <w:rPr>
-          <w:spacing w:val="-12"/>
-          <w:sz w:val="24"/>
-        </w:rPr>
-        <w:t> </w:t>
+        <w:rPr>
+          <w:sz w:val="24"/>
+        </w:rPr>
+      </w:pPr>
+      <w:r>
+        <w:rPr>
+          <w:sz w:val="24"/>
+        </w:rPr>
+        <w:t>Página</w:t>
+      </w:r>
+      <w:r>
+        <w:rPr>
+          <w:spacing w:val="-1"/>
+          <w:sz w:val="24"/>
+        </w:rPr>
+        <w:t xml:space="preserve"> </w:t>
       </w:r>
       <w:r>
         <w:rPr>
@@ -662,689 +1189,181 @@
       </w:r>
       <w:r>
         <w:rPr>
-          <w:spacing w:val="-14"/>
-          <w:sz w:val="24"/>
-        </w:rPr>
-        <w:t> </w:t>
-      </w:r>
-      <w:r>
-        <w:rPr>
-          <w:sz w:val="24"/>
-        </w:rPr>
-        <w:t>detectar</w:t>
-      </w:r>
-      <w:r>
-        <w:rPr>
-          <w:spacing w:val="-11"/>
-          <w:sz w:val="24"/>
-        </w:rPr>
-        <w:t> </w:t>
-      </w:r>
-      <w:r>
-        <w:rPr>
-          <w:sz w:val="24"/>
-        </w:rPr>
-        <w:t>el</w:t>
-      </w:r>
-      <w:r>
-        <w:rPr>
-          <w:spacing w:val="-13"/>
-          <w:sz w:val="24"/>
-        </w:rPr>
-        <w:t> </w:t>
-      </w:r>
-      <w:r>
-        <w:rPr>
-          <w:sz w:val="24"/>
-        </w:rPr>
-        <w:t>uso</w:t>
-      </w:r>
-      <w:r>
-        <w:rPr>
-          <w:spacing w:val="-13"/>
-          <w:sz w:val="24"/>
-        </w:rPr>
-        <w:t> </w:t>
-      </w:r>
-      <w:r>
-        <w:rPr>
-          <w:sz w:val="24"/>
-        </w:rPr>
-        <w:t>de</w:t>
-      </w:r>
-      <w:r>
-        <w:rPr>
-          <w:spacing w:val="-12"/>
-          <w:sz w:val="24"/>
-        </w:rPr>
-        <w:t> </w:t>
-      </w:r>
-      <w:r>
-        <w:rPr>
-          <w:sz w:val="24"/>
-        </w:rPr>
-        <w:t>equipos</w:t>
-      </w:r>
-      <w:r>
-        <w:rPr>
-          <w:spacing w:val="-13"/>
-          <w:sz w:val="24"/>
-        </w:rPr>
-        <w:t> </w:t>
-      </w:r>
-      <w:r>
-        <w:rPr>
-          <w:sz w:val="24"/>
-        </w:rPr>
-        <w:t>de</w:t>
-      </w:r>
-      <w:r>
-        <w:rPr>
-          <w:spacing w:val="-12"/>
-          <w:sz w:val="24"/>
-        </w:rPr>
-        <w:t> </w:t>
-      </w:r>
-      <w:r>
-        <w:rPr>
-          <w:sz w:val="24"/>
-        </w:rPr>
-        <w:t>protección</w:t>
-      </w:r>
-      <w:r>
-        <w:rPr>
-          <w:spacing w:val="-13"/>
-          <w:sz w:val="24"/>
-        </w:rPr>
-        <w:t> </w:t>
-      </w:r>
-      <w:r>
-        <w:rPr>
-          <w:sz w:val="24"/>
-        </w:rPr>
-        <w:t>personal (mascarillas y cascos) mediante visión artificial.</w:t>
-      </w:r>
-    </w:p>
-    <w:p>
-      <w:pPr>
-        <w:pStyle w:val="Heading1"/>
+          <w:spacing w:val="-2"/>
+          <w:sz w:val="24"/>
+        </w:rPr>
+        <w:t xml:space="preserve"> Login</w:t>
+      </w:r>
+    </w:p>
+    <w:p>
+      <w:pPr>
+        <w:pStyle w:val="Prrafodelista"/>
+        <w:jc w:val="left"/>
+        <w:rPr>
+          <w:sz w:val="24"/>
+        </w:rPr>
+        <w:sectPr>
+          <w:headerReference w:type="default" r:id="rId7"/>
+          <w:type w:val="continuous"/>
+          <w:pgSz w:w="11910" w:h="16840"/>
+          <w:pgMar w:top="2000" w:right="1559" w:bottom="280" w:left="1700" w:header="408" w:footer="0" w:gutter="0"/>
+          <w:pgNumType w:start="1"/>
+          <w:cols w:space="720"/>
+        </w:sectPr>
+      </w:pPr>
+    </w:p>
+    <w:p>
+      <w:pPr>
+        <w:pStyle w:val="Textoindependiente"/>
+      </w:pPr>
+    </w:p>
+    <w:p>
+      <w:pPr>
+        <w:pStyle w:val="Textoindependiente"/>
+      </w:pPr>
+    </w:p>
+    <w:p>
+      <w:pPr>
+        <w:pStyle w:val="Textoindependiente"/>
+      </w:pPr>
+    </w:p>
+    <w:p>
+      <w:pPr>
+        <w:pStyle w:val="Textoindependiente"/>
+      </w:pPr>
+    </w:p>
+    <w:p>
+      <w:pPr>
+        <w:pStyle w:val="Textoindependiente"/>
+      </w:pPr>
+    </w:p>
+    <w:p>
+      <w:pPr>
+        <w:pStyle w:val="Textoindependiente"/>
+      </w:pPr>
+    </w:p>
+    <w:p>
+      <w:pPr>
+        <w:pStyle w:val="Textoindependiente"/>
+      </w:pPr>
+    </w:p>
+    <w:p>
+      <w:pPr>
+        <w:pStyle w:val="Textoindependiente"/>
+      </w:pPr>
+    </w:p>
+    <w:p>
+      <w:pPr>
+        <w:pStyle w:val="Textoindependiente"/>
+      </w:pPr>
+    </w:p>
+    <w:p>
+      <w:pPr>
+        <w:pStyle w:val="Textoindependiente"/>
+      </w:pPr>
+    </w:p>
+    <w:p>
+      <w:pPr>
+        <w:pStyle w:val="Textoindependiente"/>
+      </w:pPr>
+    </w:p>
+    <w:p>
+      <w:pPr>
+        <w:pStyle w:val="Textoindependiente"/>
+      </w:pPr>
+    </w:p>
+    <w:p>
+      <w:pPr>
+        <w:pStyle w:val="Textoindependiente"/>
+      </w:pPr>
+    </w:p>
+    <w:p>
+      <w:pPr>
+        <w:pStyle w:val="Textoindependiente"/>
+      </w:pPr>
+    </w:p>
+    <w:p>
+      <w:pPr>
+        <w:pStyle w:val="Textoindependiente"/>
+      </w:pPr>
+    </w:p>
+    <w:p>
+      <w:pPr>
+        <w:pStyle w:val="Textoindependiente"/>
+      </w:pPr>
+    </w:p>
+    <w:p>
+      <w:pPr>
+        <w:pStyle w:val="Textoindependiente"/>
+      </w:pPr>
+    </w:p>
+    <w:p>
+      <w:pPr>
+        <w:pStyle w:val="Textoindependiente"/>
+      </w:pPr>
+    </w:p>
+    <w:p>
+      <w:pPr>
+        <w:pStyle w:val="Textoindependiente"/>
+      </w:pPr>
+    </w:p>
+    <w:p>
+      <w:pPr>
+        <w:pStyle w:val="Textoindependiente"/>
+      </w:pPr>
+    </w:p>
+    <w:p>
+      <w:pPr>
+        <w:pStyle w:val="Textoindependiente"/>
+      </w:pPr>
+    </w:p>
+    <w:p>
+      <w:pPr>
+        <w:pStyle w:val="Textoindependiente"/>
+      </w:pPr>
+    </w:p>
+    <w:p>
+      <w:pPr>
+        <w:pStyle w:val="Textoindependiente"/>
+      </w:pPr>
+    </w:p>
+    <w:p>
+      <w:pPr>
+        <w:pStyle w:val="Textoindependiente"/>
+      </w:pPr>
+    </w:p>
+    <w:p>
+      <w:pPr>
+        <w:pStyle w:val="Textoindependiente"/>
+      </w:pPr>
+    </w:p>
+    <w:p>
+      <w:pPr>
+        <w:pStyle w:val="Textoindependiente"/>
+        <w:spacing w:before="88"/>
+      </w:pPr>
+    </w:p>
+    <w:p>
+      <w:pPr>
+        <w:pStyle w:val="Prrafodelista"/>
         <w:numPr>
           <w:ilvl w:val="0"/>
           <w:numId w:val="1"/>
         </w:numPr>
         <w:tabs>
-          <w:tab w:pos="720" w:val="left" w:leader="none"/>
+          <w:tab w:val="left" w:pos="242"/>
         </w:tabs>
-        <w:spacing w:line="240" w:lineRule="auto" w:before="40" w:after="0"/>
-        <w:ind w:left="720" w:right="0" w:hanging="359"/>
-        <w:jc w:val="both"/>
-      </w:pPr>
-      <w:r>
-        <w:rPr>
-          <w:spacing w:val="-2"/>
-        </w:rPr>
-        <w:t>Específicos:</w:t>
-      </w:r>
-    </w:p>
-    <w:p>
-      <w:pPr>
-        <w:pStyle w:val="ListParagraph"/>
-        <w:numPr>
-          <w:ilvl w:val="1"/>
-          <w:numId w:val="1"/>
-        </w:numPr>
-        <w:tabs>
-          <w:tab w:pos="1442" w:val="left" w:leader="none"/>
-        </w:tabs>
-        <w:spacing w:line="360" w:lineRule="auto" w:before="178" w:after="0"/>
-        <w:ind w:left="1442" w:right="144" w:hanging="360"/>
-        <w:jc w:val="both"/>
-        <w:rPr>
-          <w:sz w:val="24"/>
-        </w:rPr>
-      </w:pPr>
-      <w:r>
-        <w:rPr>
-          <w:sz w:val="24"/>
-        </w:rPr>
-        <w:t>Maquetar</w:t>
-      </w:r>
-      <w:r>
-        <w:rPr>
-          <w:spacing w:val="-4"/>
-          <w:sz w:val="24"/>
-        </w:rPr>
-        <w:t> </w:t>
-      </w:r>
-      <w:r>
-        <w:rPr>
-          <w:sz w:val="24"/>
-        </w:rPr>
-        <w:t>la</w:t>
-      </w:r>
-      <w:r>
-        <w:rPr>
-          <w:spacing w:val="-3"/>
-          <w:sz w:val="24"/>
-        </w:rPr>
-        <w:t> </w:t>
-      </w:r>
-      <w:r>
-        <w:rPr>
-          <w:sz w:val="24"/>
-        </w:rPr>
-        <w:t>interfaz</w:t>
-      </w:r>
-      <w:r>
-        <w:rPr>
-          <w:spacing w:val="-3"/>
-          <w:sz w:val="24"/>
-        </w:rPr>
-        <w:t> </w:t>
-      </w:r>
-      <w:r>
-        <w:rPr>
-          <w:sz w:val="24"/>
-        </w:rPr>
-        <w:t>de</w:t>
-      </w:r>
-      <w:r>
-        <w:rPr>
-          <w:spacing w:val="-3"/>
-          <w:sz w:val="24"/>
-        </w:rPr>
-        <w:t> </w:t>
-      </w:r>
-      <w:r>
-        <w:rPr>
-          <w:sz w:val="24"/>
-        </w:rPr>
-        <w:t>usuario</w:t>
-      </w:r>
-      <w:r>
-        <w:rPr>
-          <w:spacing w:val="-3"/>
-          <w:sz w:val="24"/>
-        </w:rPr>
-        <w:t> </w:t>
-      </w:r>
-      <w:r>
-        <w:rPr>
-          <w:sz w:val="24"/>
-        </w:rPr>
-        <w:t>en</w:t>
-      </w:r>
-      <w:r>
-        <w:rPr>
-          <w:spacing w:val="-2"/>
-          <w:sz w:val="24"/>
-        </w:rPr>
-        <w:t> </w:t>
-      </w:r>
-      <w:r>
-        <w:rPr>
-          <w:sz w:val="24"/>
-        </w:rPr>
-        <w:t>React</w:t>
-      </w:r>
-      <w:r>
-        <w:rPr>
-          <w:spacing w:val="-2"/>
-          <w:sz w:val="24"/>
-        </w:rPr>
-        <w:t> </w:t>
-      </w:r>
-      <w:r>
-        <w:rPr>
-          <w:sz w:val="24"/>
-        </w:rPr>
-        <w:t>garantizando</w:t>
-      </w:r>
-      <w:r>
-        <w:rPr>
-          <w:spacing w:val="-2"/>
-          <w:sz w:val="24"/>
-        </w:rPr>
-        <w:t> </w:t>
-      </w:r>
-      <w:r>
-        <w:rPr>
-          <w:sz w:val="24"/>
-        </w:rPr>
-        <w:t>una</w:t>
-      </w:r>
-      <w:r>
-        <w:rPr>
-          <w:spacing w:val="-3"/>
-          <w:sz w:val="24"/>
-        </w:rPr>
-        <w:t> </w:t>
-      </w:r>
-      <w:r>
-        <w:rPr>
-          <w:sz w:val="24"/>
-        </w:rPr>
-        <w:t>experiencia</w:t>
-      </w:r>
-      <w:r>
-        <w:rPr>
-          <w:spacing w:val="-3"/>
-          <w:sz w:val="24"/>
-        </w:rPr>
-        <w:t> </w:t>
-      </w:r>
-      <w:r>
-        <w:rPr>
-          <w:sz w:val="24"/>
-        </w:rPr>
-        <w:t>de usuario (UX) intuitiva y un diseño institucional coherente.</w:t>
-      </w:r>
-    </w:p>
-    <w:p>
-      <w:pPr>
-        <w:pStyle w:val="ListParagraph"/>
-        <w:numPr>
-          <w:ilvl w:val="1"/>
-          <w:numId w:val="1"/>
-        </w:numPr>
-        <w:tabs>
-          <w:tab w:pos="1440" w:val="left" w:leader="none"/>
-        </w:tabs>
-        <w:spacing w:line="240" w:lineRule="auto" w:before="41" w:after="0"/>
-        <w:ind w:left="1440" w:right="0" w:hanging="359"/>
-        <w:jc w:val="both"/>
-        <w:rPr>
-          <w:sz w:val="24"/>
-        </w:rPr>
-      </w:pPr>
-      <w:r>
-        <w:rPr>
-          <w:sz w:val="24"/>
-        </w:rPr>
-        <w:t>Implementar</w:t>
-      </w:r>
-      <w:r>
-        <w:rPr>
-          <w:spacing w:val="-2"/>
-          <w:sz w:val="24"/>
-        </w:rPr>
-        <w:t> </w:t>
-      </w:r>
-      <w:r>
-        <w:rPr>
-          <w:sz w:val="24"/>
-        </w:rPr>
-        <w:t>un</w:t>
-      </w:r>
-      <w:r>
-        <w:rPr>
-          <w:spacing w:val="-2"/>
-          <w:sz w:val="24"/>
-        </w:rPr>
-        <w:t> </w:t>
-      </w:r>
-      <w:r>
-        <w:rPr>
-          <w:sz w:val="24"/>
-        </w:rPr>
-        <w:t>sistema de</w:t>
-      </w:r>
-      <w:r>
-        <w:rPr>
-          <w:spacing w:val="-3"/>
-          <w:sz w:val="24"/>
-        </w:rPr>
-        <w:t> </w:t>
-      </w:r>
-      <w:r>
-        <w:rPr>
-          <w:sz w:val="24"/>
-        </w:rPr>
-        <w:t>autenticación</w:t>
-      </w:r>
-      <w:r>
-        <w:rPr>
-          <w:spacing w:val="-1"/>
-          <w:sz w:val="24"/>
-        </w:rPr>
-        <w:t> </w:t>
-      </w:r>
-      <w:r>
-        <w:rPr>
-          <w:sz w:val="24"/>
-        </w:rPr>
-        <w:t>seguro</w:t>
-      </w:r>
-      <w:r>
-        <w:rPr>
-          <w:spacing w:val="-2"/>
-          <w:sz w:val="24"/>
-        </w:rPr>
-        <w:t> </w:t>
-      </w:r>
-      <w:r>
-        <w:rPr>
-          <w:sz w:val="24"/>
-        </w:rPr>
-        <w:t>basado</w:t>
-      </w:r>
-      <w:r>
-        <w:rPr>
-          <w:spacing w:val="-1"/>
-          <w:sz w:val="24"/>
-        </w:rPr>
-        <w:t> </w:t>
-      </w:r>
-      <w:r>
-        <w:rPr>
-          <w:sz w:val="24"/>
-        </w:rPr>
-        <w:t>en</w:t>
-      </w:r>
-      <w:r>
-        <w:rPr>
-          <w:spacing w:val="-2"/>
-          <w:sz w:val="24"/>
-        </w:rPr>
-        <w:t> </w:t>
-      </w:r>
-      <w:r>
-        <w:rPr>
-          <w:sz w:val="24"/>
-        </w:rPr>
-        <w:t>tokens</w:t>
-      </w:r>
-      <w:r>
-        <w:rPr>
-          <w:spacing w:val="-2"/>
-          <w:sz w:val="24"/>
-        </w:rPr>
-        <w:t> </w:t>
-      </w:r>
-      <w:r>
-        <w:rPr>
-          <w:spacing w:val="-4"/>
-          <w:sz w:val="24"/>
-        </w:rPr>
-        <w:t>JWT.</w:t>
-      </w:r>
-    </w:p>
-    <w:p>
-      <w:pPr>
-        <w:pStyle w:val="ListParagraph"/>
-        <w:numPr>
-          <w:ilvl w:val="1"/>
-          <w:numId w:val="1"/>
-        </w:numPr>
-        <w:tabs>
-          <w:tab w:pos="1442" w:val="left" w:leader="none"/>
-        </w:tabs>
-        <w:spacing w:line="360" w:lineRule="auto" w:before="177" w:after="0"/>
-        <w:ind w:left="1442" w:right="146" w:hanging="360"/>
-        <w:jc w:val="both"/>
-        <w:rPr>
-          <w:sz w:val="24"/>
-        </w:rPr>
-      </w:pPr>
-      <w:r>
-        <w:rPr>
-          <w:sz w:val="24"/>
-        </w:rPr>
-        <w:t>Conectar la interfaz web con el motor de inferencia YOLOv8 para el análisis de imágenes en tiempo real y diferido.</w:t>
-      </w:r>
-    </w:p>
-    <w:p>
-      <w:pPr>
-        <w:pStyle w:val="ListParagraph"/>
-        <w:numPr>
-          <w:ilvl w:val="1"/>
-          <w:numId w:val="1"/>
-        </w:numPr>
-        <w:tabs>
-          <w:tab w:pos="1442" w:val="left" w:leader="none"/>
-        </w:tabs>
-        <w:spacing w:line="360" w:lineRule="auto" w:before="41" w:after="0"/>
-        <w:ind w:left="1442" w:right="143" w:hanging="360"/>
-        <w:jc w:val="both"/>
-        <w:rPr>
-          <w:sz w:val="24"/>
-        </w:rPr>
-      </w:pPr>
-      <w:r>
-        <w:rPr>
-          <w:sz w:val="24"/>
-        </w:rPr>
-        <w:t>Gestionar el almacenamiento de datos y evidencias visuales utilizando </w:t>
-      </w:r>
-      <w:r>
-        <w:rPr>
-          <w:spacing w:val="-2"/>
-          <w:sz w:val="24"/>
-        </w:rPr>
-        <w:t>MongoDB.</w:t>
-      </w:r>
-    </w:p>
-    <w:p>
-      <w:pPr>
-        <w:pStyle w:val="BodyText"/>
-        <w:spacing w:before="216"/>
-      </w:pPr>
-    </w:p>
-    <w:p>
-      <w:pPr>
-        <w:pStyle w:val="ListParagraph"/>
-        <w:numPr>
-          <w:ilvl w:val="0"/>
-          <w:numId w:val="2"/>
-        </w:numPr>
-        <w:tabs>
-          <w:tab w:pos="242" w:val="left" w:leader="none"/>
-        </w:tabs>
-        <w:spacing w:line="240" w:lineRule="auto" w:before="0" w:after="0"/>
-        <w:ind w:left="242" w:right="0" w:hanging="240"/>
-        <w:jc w:val="left"/>
-        <w:rPr>
-          <w:sz w:val="24"/>
-        </w:rPr>
-      </w:pPr>
-      <w:r>
-        <w:rPr>
-          <w:sz w:val="24"/>
-        </w:rPr>
-        <w:t>Página</w:t>
-      </w:r>
-      <w:r>
-        <w:rPr>
-          <w:spacing w:val="-1"/>
-          <w:sz w:val="24"/>
-        </w:rPr>
-        <w:t> </w:t>
-      </w:r>
-      <w:r>
-        <w:rPr>
-          <w:sz w:val="24"/>
-        </w:rPr>
-        <w:t>de</w:t>
-      </w:r>
-      <w:r>
-        <w:rPr>
-          <w:spacing w:val="-2"/>
-          <w:sz w:val="24"/>
-        </w:rPr>
-        <w:t> Login</w:t>
-      </w:r>
-    </w:p>
-    <w:p>
-      <w:pPr>
-        <w:pStyle w:val="ListParagraph"/>
-        <w:spacing w:after="0" w:line="240" w:lineRule="auto"/>
-        <w:jc w:val="left"/>
-        <w:rPr>
-          <w:sz w:val="24"/>
-        </w:rPr>
-        <w:sectPr>
-          <w:headerReference w:type="default" r:id="rId5"/>
-          <w:type w:val="continuous"/>
-          <w:pgSz w:w="11910" w:h="16840"/>
-          <w:pgMar w:header="408" w:footer="0" w:top="2000" w:bottom="280" w:left="1700" w:right="1559"/>
-          <w:pgNumType w:start="1"/>
-        </w:sectPr>
-      </w:pPr>
-    </w:p>
-    <w:p>
-      <w:pPr>
-        <w:pStyle w:val="BodyText"/>
-      </w:pPr>
-    </w:p>
-    <w:p>
-      <w:pPr>
-        <w:pStyle w:val="BodyText"/>
-      </w:pPr>
-    </w:p>
-    <w:p>
-      <w:pPr>
-        <w:pStyle w:val="BodyText"/>
-      </w:pPr>
-    </w:p>
-    <w:p>
-      <w:pPr>
-        <w:pStyle w:val="BodyText"/>
-      </w:pPr>
-    </w:p>
-    <w:p>
-      <w:pPr>
-        <w:pStyle w:val="BodyText"/>
-      </w:pPr>
-    </w:p>
-    <w:p>
-      <w:pPr>
-        <w:pStyle w:val="BodyText"/>
-      </w:pPr>
-    </w:p>
-    <w:p>
-      <w:pPr>
-        <w:pStyle w:val="BodyText"/>
-      </w:pPr>
-    </w:p>
-    <w:p>
-      <w:pPr>
-        <w:pStyle w:val="BodyText"/>
-      </w:pPr>
-    </w:p>
-    <w:p>
-      <w:pPr>
-        <w:pStyle w:val="BodyText"/>
-      </w:pPr>
-    </w:p>
-    <w:p>
-      <w:pPr>
-        <w:pStyle w:val="BodyText"/>
-      </w:pPr>
-    </w:p>
-    <w:p>
-      <w:pPr>
-        <w:pStyle w:val="BodyText"/>
-      </w:pPr>
-    </w:p>
-    <w:p>
-      <w:pPr>
-        <w:pStyle w:val="BodyText"/>
-      </w:pPr>
-    </w:p>
-    <w:p>
-      <w:pPr>
-        <w:pStyle w:val="BodyText"/>
-      </w:pPr>
-    </w:p>
-    <w:p>
-      <w:pPr>
-        <w:pStyle w:val="BodyText"/>
-      </w:pPr>
-    </w:p>
-    <w:p>
-      <w:pPr>
-        <w:pStyle w:val="BodyText"/>
-      </w:pPr>
-    </w:p>
-    <w:p>
-      <w:pPr>
-        <w:pStyle w:val="BodyText"/>
-      </w:pPr>
-    </w:p>
-    <w:p>
-      <w:pPr>
-        <w:pStyle w:val="BodyText"/>
-      </w:pPr>
-    </w:p>
-    <w:p>
-      <w:pPr>
-        <w:pStyle w:val="BodyText"/>
-      </w:pPr>
-    </w:p>
-    <w:p>
-      <w:pPr>
-        <w:pStyle w:val="BodyText"/>
-      </w:pPr>
-    </w:p>
-    <w:p>
-      <w:pPr>
-        <w:pStyle w:val="BodyText"/>
-      </w:pPr>
-    </w:p>
-    <w:p>
-      <w:pPr>
-        <w:pStyle w:val="BodyText"/>
-      </w:pPr>
-    </w:p>
-    <w:p>
-      <w:pPr>
-        <w:pStyle w:val="BodyText"/>
-      </w:pPr>
-    </w:p>
-    <w:p>
-      <w:pPr>
-        <w:pStyle w:val="BodyText"/>
-      </w:pPr>
-    </w:p>
-    <w:p>
-      <w:pPr>
-        <w:pStyle w:val="BodyText"/>
-      </w:pPr>
-    </w:p>
-    <w:p>
-      <w:pPr>
-        <w:pStyle w:val="BodyText"/>
-      </w:pPr>
-    </w:p>
-    <w:p>
-      <w:pPr>
-        <w:pStyle w:val="BodyText"/>
-        <w:spacing w:before="88"/>
-      </w:pPr>
-    </w:p>
-    <w:p>
-      <w:pPr>
-        <w:pStyle w:val="ListParagraph"/>
-        <w:numPr>
-          <w:ilvl w:val="0"/>
-          <w:numId w:val="2"/>
-        </w:numPr>
-        <w:tabs>
-          <w:tab w:pos="242" w:val="left" w:leader="none"/>
-        </w:tabs>
-        <w:spacing w:line="240" w:lineRule="auto" w:before="0" w:after="0"/>
-        <w:ind w:left="242" w:right="0" w:hanging="240"/>
-        <w:jc w:val="left"/>
-        <w:rPr>
-          <w:sz w:val="24"/>
-        </w:rPr>
-      </w:pPr>
-      <w:r>
-        <w:rPr>
+        <w:rPr>
+          <w:sz w:val="24"/>
+        </w:rPr>
+      </w:pPr>
+      <w:r>
+        <w:rPr>
+          <w:noProof/>
           <w:sz w:val="24"/>
         </w:rPr>
         <w:drawing>
-          <wp:anchor distT="0" distB="0" distL="0" distR="0" allowOverlap="1" layoutInCell="1" locked="0" behindDoc="0" simplePos="0" relativeHeight="15728640">
+          <wp:anchor distT="0" distB="0" distL="0" distR="0" simplePos="0" relativeHeight="15728640" behindDoc="0" locked="0" layoutInCell="1" allowOverlap="1" wp14:anchorId="0E8120C1" wp14:editId="0AD254CC">
             <wp:simplePos x="0" y="0"/>
             <wp:positionH relativeFrom="page">
               <wp:posOffset>1080135</wp:posOffset>
@@ -1357,17 +1376,17 @@
             <wp:wrapNone/>
             <wp:docPr id="3" name="Image 3"/>
             <wp:cNvGraphicFramePr>
-              <a:graphicFrameLocks/>
+              <a:graphicFrameLocks xmlns:a="http://schemas.openxmlformats.org/drawingml/2006/main"/>
             </wp:cNvGraphicFramePr>
-            <a:graphic>
+            <a:graphic xmlns:a="http://schemas.openxmlformats.org/drawingml/2006/main">
               <a:graphicData uri="http://schemas.openxmlformats.org/drawingml/2006/picture">
-                <pic:pic>
+                <pic:pic xmlns:pic="http://schemas.openxmlformats.org/drawingml/2006/picture">
                   <pic:nvPicPr>
                     <pic:cNvPr id="3" name="Image 3"/>
                     <pic:cNvPicPr/>
                   </pic:nvPicPr>
                   <pic:blipFill>
-                    <a:blip r:embed="rId6" cstate="print"/>
+                    <a:blip r:embed="rId8" cstate="print"/>
                     <a:stretch>
                       <a:fillRect/>
                     </a:stretch>
@@ -1389,10 +1408,11 @@
       </w:r>
       <w:r>
         <w:rPr>
+          <w:noProof/>
           <w:sz w:val="24"/>
         </w:rPr>
         <w:drawing>
-          <wp:anchor distT="0" distB="0" distL="0" distR="0" allowOverlap="1" layoutInCell="1" locked="0" behindDoc="0" simplePos="0" relativeHeight="15729152">
+          <wp:anchor distT="0" distB="0" distL="0" distR="0" simplePos="0" relativeHeight="15729152" behindDoc="0" locked="0" layoutInCell="1" allowOverlap="1" wp14:anchorId="420BD0EE" wp14:editId="5A5B047D">
             <wp:simplePos x="0" y="0"/>
             <wp:positionH relativeFrom="page">
               <wp:posOffset>1080135</wp:posOffset>
@@ -1405,17 +1425,17 @@
             <wp:wrapNone/>
             <wp:docPr id="4" name="Image 4"/>
             <wp:cNvGraphicFramePr>
-              <a:graphicFrameLocks/>
+              <a:graphicFrameLocks xmlns:a="http://schemas.openxmlformats.org/drawingml/2006/main"/>
             </wp:cNvGraphicFramePr>
-            <a:graphic>
+            <a:graphic xmlns:a="http://schemas.openxmlformats.org/drawingml/2006/main">
               <a:graphicData uri="http://schemas.openxmlformats.org/drawingml/2006/picture">
-                <pic:pic>
+                <pic:pic xmlns:pic="http://schemas.openxmlformats.org/drawingml/2006/picture">
                   <pic:nvPicPr>
                     <pic:cNvPr id="4" name="Image 4"/>
                     <pic:cNvPicPr/>
                   </pic:nvPicPr>
                   <pic:blipFill>
-                    <a:blip r:embed="rId7" cstate="print"/>
+                    <a:blip r:embed="rId9" cstate="print"/>
                     <a:stretch>
                       <a:fillRect/>
                     </a:stretch>
@@ -1446,7 +1466,7 @@
           <w:spacing w:val="-1"/>
           <w:sz w:val="24"/>
         </w:rPr>
-        <w:t> </w:t>
+        <w:t xml:space="preserve"> </w:t>
       </w:r>
       <w:r>
         <w:rPr>
@@ -1459,45 +1479,64 @@
           <w:spacing w:val="-1"/>
           <w:sz w:val="24"/>
         </w:rPr>
-        <w:t> </w:t>
-      </w:r>
-      <w:r>
-        <w:rPr>
-          <w:sz w:val="24"/>
-        </w:rPr>
-        <w:t>Control </w:t>
+        <w:t xml:space="preserve"> </w:t>
+      </w:r>
+      <w:r>
+        <w:rPr>
+          <w:sz w:val="24"/>
+        </w:rPr>
+        <w:t xml:space="preserve">Control </w:t>
       </w:r>
       <w:r>
         <w:rPr>
           <w:spacing w:val="-2"/>
           <w:sz w:val="24"/>
         </w:rPr>
-        <w:t>(Dashboard)</w:t>
-      </w:r>
-    </w:p>
-    <w:p>
-      <w:pPr>
-        <w:pStyle w:val="ListParagraph"/>
-        <w:spacing w:after="0" w:line="240" w:lineRule="auto"/>
+        <w:t>(</w:t>
+      </w:r>
+      <w:proofErr w:type="spellStart"/>
+      <w:r>
+        <w:rPr>
+          <w:spacing w:val="-2"/>
+          <w:sz w:val="24"/>
+        </w:rPr>
+        <w:t>Dashboard</w:t>
+      </w:r>
+      <w:proofErr w:type="spellEnd"/>
+      <w:r>
+        <w:rPr>
+          <w:spacing w:val="-2"/>
+          <w:sz w:val="24"/>
+        </w:rPr>
+        <w:t>)</w:t>
+      </w:r>
+    </w:p>
+    <w:p>
+      <w:pPr>
+        <w:pStyle w:val="Prrafodelista"/>
         <w:jc w:val="left"/>
         <w:rPr>
           <w:sz w:val="24"/>
         </w:rPr>
         <w:sectPr>
           <w:pgSz w:w="11910" w:h="16840"/>
-          <w:pgMar w:header="408" w:footer="0" w:top="2000" w:bottom="280" w:left="1700" w:right="1559"/>
+          <w:pgMar w:top="2000" w:right="1559" w:bottom="280" w:left="1700" w:header="408" w:footer="0" w:gutter="0"/>
+          <w:cols w:space="720"/>
         </w:sectPr>
       </w:pPr>
     </w:p>
     <w:p>
       <w:pPr>
-        <w:pStyle w:val="BodyText"/>
+        <w:pStyle w:val="Textoindependiente"/>
         <w:spacing w:before="129"/>
       </w:pPr>
       <w:r>
-        <w:rPr/>
+        <w:rPr>
+          <w:noProof/>
+        </w:rPr>
+        <w:lastRenderedPageBreak/>
         <w:drawing>
-          <wp:anchor distT="0" distB="0" distL="0" distR="0" allowOverlap="1" layoutInCell="1" locked="0" behindDoc="0" simplePos="0" relativeHeight="15730176">
+          <wp:anchor distT="0" distB="0" distL="0" distR="0" simplePos="0" relativeHeight="15730176" behindDoc="0" locked="0" layoutInCell="1" allowOverlap="1" wp14:anchorId="70C81AEE" wp14:editId="47BE0F67">
             <wp:simplePos x="0" y="0"/>
             <wp:positionH relativeFrom="page">
               <wp:posOffset>1080135</wp:posOffset>
@@ -1510,17 +1549,17 @@
             <wp:wrapNone/>
             <wp:docPr id="5" name="Image 5"/>
             <wp:cNvGraphicFramePr>
-              <a:graphicFrameLocks/>
+              <a:graphicFrameLocks xmlns:a="http://schemas.openxmlformats.org/drawingml/2006/main"/>
             </wp:cNvGraphicFramePr>
-            <a:graphic>
+            <a:graphic xmlns:a="http://schemas.openxmlformats.org/drawingml/2006/main">
               <a:graphicData uri="http://schemas.openxmlformats.org/drawingml/2006/picture">
-                <pic:pic>
+                <pic:pic xmlns:pic="http://schemas.openxmlformats.org/drawingml/2006/picture">
                   <pic:nvPicPr>
                     <pic:cNvPr id="5" name="Image 5"/>
                     <pic:cNvPicPr/>
                   </pic:nvPicPr>
                   <pic:blipFill>
-                    <a:blip r:embed="rId8" cstate="print"/>
+                    <a:blip r:embed="rId10" cstate="print"/>
                     <a:stretch>
                       <a:fillRect/>
                     </a:stretch>
@@ -1543,17 +1582,14 @@
     </w:p>
     <w:p>
       <w:pPr>
-        <w:pStyle w:val="ListParagraph"/>
+        <w:pStyle w:val="Prrafodelista"/>
         <w:numPr>
           <w:ilvl w:val="0"/>
-          <w:numId w:val="2"/>
+          <w:numId w:val="1"/>
         </w:numPr>
         <w:tabs>
-          <w:tab w:pos="242" w:val="left" w:leader="none"/>
+          <w:tab w:val="left" w:pos="242"/>
         </w:tabs>
-        <w:spacing w:line="240" w:lineRule="auto" w:before="0" w:after="0"/>
-        <w:ind w:left="242" w:right="0" w:hanging="240"/>
-        <w:jc w:val="left"/>
         <w:rPr>
           <w:sz w:val="24"/>
         </w:rPr>
@@ -1569,13 +1605,13 @@
           <w:spacing w:val="-3"/>
           <w:sz w:val="24"/>
         </w:rPr>
-        <w:t> </w:t>
-      </w:r>
-      <w:r>
-        <w:rPr>
-          <w:sz w:val="24"/>
-        </w:rPr>
-        <w:t>en </w:t>
+        <w:t xml:space="preserve"> </w:t>
+      </w:r>
+      <w:r>
+        <w:rPr>
+          <w:sz w:val="24"/>
+        </w:rPr>
+        <w:t xml:space="preserve">en </w:t>
       </w:r>
       <w:r>
         <w:rPr>
@@ -1587,7 +1623,7 @@
     </w:p>
     <w:p>
       <w:pPr>
-        <w:pStyle w:val="BodyText"/>
+        <w:pStyle w:val="Textoindependiente"/>
         <w:spacing w:before="1"/>
         <w:rPr>
           <w:sz w:val="10"/>
@@ -1595,12 +1631,13 @@
       </w:pPr>
       <w:r>
         <w:rPr>
+          <w:noProof/>
           <w:sz w:val="10"/>
         </w:rPr>
         <mc:AlternateContent>
-          <mc:Choice Requires="wps">
+          <mc:Choice Requires="wpg">
             <w:drawing>
-              <wp:anchor distT="0" distB="0" distL="0" distR="0" allowOverlap="1" layoutInCell="1" locked="0" behindDoc="1" simplePos="0" relativeHeight="487588864">
+              <wp:anchor distT="0" distB="0" distL="0" distR="0" simplePos="0" relativeHeight="487588864" behindDoc="1" locked="0" layoutInCell="1" allowOverlap="1" wp14:anchorId="6161AE78" wp14:editId="7B6F1971">
                 <wp:simplePos x="0" y="0"/>
                 <wp:positionH relativeFrom="page">
                   <wp:posOffset>1080135</wp:posOffset>
@@ -1613,27 +1650,29 @@
                 <wp:wrapTopAndBottom/>
                 <wp:docPr id="6" name="Group 6"/>
                 <wp:cNvGraphicFramePr>
-                  <a:graphicFrameLocks/>
+                  <a:graphicFrameLocks xmlns:a="http://schemas.openxmlformats.org/drawingml/2006/main"/>
                 </wp:cNvGraphicFramePr>
-                <a:graphic>
+                <a:graphic xmlns:a="http://schemas.openxmlformats.org/drawingml/2006/main">
                   <a:graphicData uri="http://schemas.microsoft.com/office/word/2010/wordprocessingGroup">
                     <wpg:wgp>
-                      <wpg:cNvPr id="6" name="Group 6"/>
-                      <wpg:cNvGrpSpPr/>
+                      <wpg:cNvGrpSpPr>
+                        <a:grpSpLocks/>
+                      </wpg:cNvGrpSpPr>
                       <wpg:grpSpPr>
                         <a:xfrm>
                           <a:off x="0" y="0"/>
                           <a:ext cx="5400040" cy="2969895"/>
+                          <a:chOff x="0" y="0"/>
                           <a:chExt cx="5400040" cy="2969895"/>
                         </a:xfrm>
                       </wpg:grpSpPr>
-                      <pic:pic>
+                      <pic:pic xmlns:pic="http://schemas.openxmlformats.org/drawingml/2006/picture">
                         <pic:nvPicPr>
                           <pic:cNvPr id="7" name="Image 7"/>
                           <pic:cNvPicPr/>
                         </pic:nvPicPr>
                         <pic:blipFill>
-                          <a:blip r:embed="rId9" cstate="print"/>
+                          <a:blip r:embed="rId11" cstate="print"/>
                           <a:stretch>
                             <a:fillRect/>
                           </a:stretch>
@@ -2399,19 +2438,36 @@
           </mc:Choice>
           <mc:Fallback>
             <w:pict>
-              <v:group style="position:absolute;margin-left:85.050003pt;margin-top:7.021929pt;width:425.2pt;height:233.85pt;mso-position-horizontal-relative:page;mso-position-vertical-relative:paragraph;z-index:-15727616;mso-wrap-distance-left:0;mso-wrap-distance-right:0" id="docshapegroup2" coordorigin="1701,140" coordsize="8504,4677">
-                <v:shape style="position:absolute;left:1701;top:140;width:8504;height:4677" type="#_x0000_t75" id="docshape3" stroked="false">
-                  <v:imagedata r:id="rId9" o:title=""/>
+              <v:group w14:anchorId="7294B718" id="Group 6" o:spid="_x0000_s1026" style="position:absolute;margin-left:85.05pt;margin-top:7pt;width:425.2pt;height:233.85pt;z-index:-15727616;mso-wrap-distance-left:0;mso-wrap-distance-right:0;mso-position-horizontal-relative:page" coordsize="54000,29698" o:gfxdata="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">
+                <v:shapetype id="_x0000_t75" coordsize="21600,21600" o:spt="75" o:preferrelative="t" path="m@4@5l@4@11@9@11@9@5xe" filled="f" stroked="f">
+                  <v:stroke joinstyle="miter"/>
+                  <v:formulas>
+                    <v:f eqn="if lineDrawn pixelLineWidth 0"/>
+                    <v:f eqn="sum @0 1 0"/>
+                    <v:f eqn="sum 0 0 @1"/>
+                    <v:f eqn="prod @2 1 2"/>
+                    <v:f eqn="prod @3 21600 pixelWidth"/>
+                    <v:f eqn="prod @3 21600 pixelHeight"/>
+                    <v:f eqn="sum @0 0 1"/>
+                    <v:f eqn="prod @6 1 2"/>
+                    <v:f eqn="prod @7 21600 pixelWidth"/>
+                    <v:f eqn="sum @8 21600 0"/>
+                    <v:f eqn="prod @7 21600 pixelHeight"/>
+                    <v:f eqn="sum @10 21600 0"/>
+                  </v:formulas>
+                  <v:path o:extrusionok="f" gradientshapeok="t" o:connecttype="rect"/>
+                  <o:lock v:ext="edit" aspectratio="t"/>
+                </v:shapetype>
+                <v:shape id="Image 7" o:spid="_x0000_s1027" type="#_x0000_t75" style="position:absolute;width:54000;height:29698;visibility:visible;mso-wrap-style:square" o:gfxdata="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">
+                  <v:imagedata r:id="rId12" o:title=""/>
                 </v:shape>
-                <v:shape style="position:absolute;left:4344;top:1890;width:2964;height:2112" id="docshape4" coordorigin="4344,1890" coordsize="2964,2112" path="m5826,1890l5739,1892,5653,1898,5569,1906,5486,1918,5405,1934,5326,1952,5249,1973,5174,1998,5102,2025,5032,2055,4964,2087,4899,2122,4837,2160,4778,2200,4722,2242,4670,2286,4620,2332,4575,2380,4533,2430,4495,2482,4460,2535,4430,2590,4405,2647,4383,2704,4366,2763,4354,2823,4347,2884,4344,2946,4347,3008,4354,3070,4366,3130,4383,3189,4405,3246,4430,3303,4460,3357,4495,3411,4533,3463,4575,3513,4620,3561,4670,3607,4722,3651,4778,3693,4837,3733,4899,3770,4964,3806,5032,3838,5102,3868,5174,3895,5249,3919,5326,3941,5405,3959,5486,3975,5569,3987,5653,3995,5739,4001,5826,4002,5913,4001,5999,3995,6083,3987,6166,3975,6247,3959,6326,3941,6403,3919,6478,3895,6550,3868,6620,3838,6688,3806,6753,3770,6815,3733,6874,3693,6930,3651,6982,3607,7032,3561,7077,3513,7119,3463,7157,3411,7192,3357,7222,3303,7247,3246,7269,3189,7286,3130,7298,3070,7305,3008,7308,2946,7305,2884,7298,2823,7286,2763,7269,2704,7247,2647,7222,2590,7192,2535,7157,2482,7119,2430,7077,2380,7032,2332,6982,2286,6930,2242,6874,2200,6815,2160,6753,2122,6688,2087,6620,2055,6550,2025,6478,1998,6403,1973,6326,1952,6247,1934,6166,1918,6083,1906,5999,1898,5913,1892,5826,1890xe" filled="true" fillcolor="#5b9bd4" stroked="false">
+                <v:shape id="Graphic 8" o:spid="_x0000_s1028" style="position:absolute;left:16783;top:11112;width:18821;height:13411;visibility:visible;mso-wrap-style:square;v-text-anchor:top" coordsize="1882139,1341120" o:gfxdata="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" path="m941070,l885780,1138,831331,4511r-53520,5545l725308,17710r-51397,9700l623707,39093,574786,52697,527235,68157,481142,85413r-44545,18987l393687,125055r-41186,22262l313127,171121r-37474,25284l240168,223106r-33409,28056l175516,280509r-28990,30575l119878,342824,95660,375668,73961,409551,54868,444410,38471,480184,24857,516809,14114,554222,6332,592360,1597,631160,,670560r1597,39399l6332,748759r7782,38138l24857,824310r13614,36625l54868,896709r19093,34859l95660,965451r24218,32844l146526,1030035r28990,30575l206759,1089957r33409,28056l275653,1144714r37474,25284l352501,1193802r41186,22262l436597,1236719r44545,18987l527235,1272962r47551,15460l623707,1302026r50204,11683l725308,1323409r52503,7654l831331,1336608r54449,3373l941070,1341120r55289,-1139l1050808,1336608r53520,-5545l1156831,1323409r51397,-9700l1258432,1302026r48921,-13604l1354904,1272962r46093,-17256l1445542,1236719r42910,-20655l1529638,1193802r39374,-23804l1606486,1144714r35485,-26701l1675380,1089957r31243,-29347l1735613,1030035r26648,-31740l1786479,965451r21699,-33883l1827271,896709r16397,-35774l1857282,824310r10743,-37413l1875807,748759r4735,-38800l1882139,670560r-1597,-39400l1875807,592360r-7782,-38138l1857282,516809r-13614,-36625l1827271,444410r-19093,-34859l1786479,375668r-24218,-32844l1735613,311084r-28990,-30575l1675380,251162r-33409,-28056l1606486,196405r-37474,-25284l1529638,147317r-41186,-22262l1445542,104400,1400997,85413,1354904,68157,1307353,52697,1258432,39093,1208228,27410r-51397,-9700l1104328,10056,1050808,4511,996359,1138,941070,xe" fillcolor="#5b9bd4" stroked="f">
                   <v:path arrowok="t"/>
-                  <v:fill type="solid"/>
                 </v:shape>
-                <v:shape style="position:absolute;left:4344;top:1890;width:2964;height:2112" id="docshape5" coordorigin="4344,1890" coordsize="2964,2112" path="m4344,2946l4347,2884,4354,2823,4366,2763,4383,2704,4405,2647,4430,2590,4460,2535,4495,2482,4533,2430,4575,2380,4620,2332,4670,2286,4722,2242,4778,2200,4837,2160,4899,2122,4964,2087,5032,2055,5102,2025,5174,1998,5249,1973,5326,1952,5405,1934,5486,1918,5569,1906,5653,1898,5739,1892,5826,1890,5913,1892,5999,1898,6083,1906,6166,1918,6247,1934,6326,1952,6403,1973,6478,1998,6550,2025,6620,2055,6688,2087,6753,2122,6815,2160,6874,2200,6930,2242,6982,2286,7032,2332,7077,2380,7119,2430,7157,2482,7192,2535,7222,2590,7247,2647,7269,2704,7286,2763,7298,2823,7305,2884,7308,2946,7305,3008,7298,3070,7286,3130,7269,3189,7247,3246,7222,3303,7192,3357,7157,3411,7119,3463,7077,3513,7032,3561,6982,3607,6930,3651,6874,3693,6815,3733,6753,3770,6688,3806,6620,3838,6550,3868,6478,3895,6403,3919,6326,3941,6247,3959,6166,3975,6083,3987,5999,3995,5913,4001,5826,4002,5739,4001,5653,3995,5569,3987,5486,3975,5405,3959,5326,3941,5249,3919,5174,3895,5102,3868,5032,3838,4964,3806,4899,3770,4837,3733,4778,3693,4722,3651,4670,3607,4620,3561,4575,3513,4533,3463,4495,3411,4460,3357,4430,3303,4405,3246,4383,3189,4366,3130,4354,3070,4347,3008,4344,2946xe" filled="false" stroked="true" strokeweight="1.0pt" strokecolor="#213e58">
+                <v:shape id="Graphic 9" o:spid="_x0000_s1029" style="position:absolute;left:16783;top:11112;width:18821;height:13411;visibility:visible;mso-wrap-style:square;v-text-anchor:top" coordsize="1882139,1341120" o:gfxdata="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" path="m,670560l1597,631160,6332,592360r7782,-38138l24857,516809,38471,480184,54868,444410,73961,409551,95660,375668r24218,-32844l146526,311084r28990,-30575l206759,251162r33409,-28056l275653,196405r37474,-25284l352501,147317r41186,-22262l436597,104400,481142,85413,527235,68157,574786,52697,623707,39093,673911,27410r51397,-9700l777811,10056,831331,4511,885780,1138,941070,r55289,1138l1050808,4511r53520,5545l1156831,17710r51397,9700l1258432,39093r48921,13604l1354904,68157r46093,17256l1445542,104400r42910,20655l1529638,147317r39374,23804l1606486,196405r35485,26701l1675380,251162r31243,29347l1735613,311084r26648,31740l1786479,375668r21699,33883l1827271,444410r16397,35774l1857282,516809r10743,37413l1875807,592360r4735,38800l1882139,670560r-1597,39399l1875807,748759r-7782,38138l1857282,824310r-13614,36625l1827271,896709r-19093,34859l1786479,965451r-24218,32844l1735613,1030035r-28990,30575l1675380,1089957r-33409,28056l1606486,1144714r-37474,25284l1529638,1193802r-41186,22262l1445542,1236719r-44545,18987l1354904,1272962r-47551,15460l1258432,1302026r-50204,11683l1156831,1323409r-52503,7654l1050808,1336608r-54449,3373l941070,1341120r-55290,-1139l831331,1336608r-53520,-5545l725308,1323409r-51397,-9700l623707,1302026r-48921,-13604l527235,1272962r-46093,-17256l436597,1236719r-42910,-20655l352501,1193802r-39374,-23804l275653,1144714r-35485,-26701l206759,1089957r-31243,-29347l146526,1030035,119878,998295,95660,965451,73961,931568,54868,896709,38471,860935,24857,824310,14114,786897,6332,748759,1597,709959,,670560xe" filled="f" strokecolor="#213e58" strokeweight=".35275mm">
                   <v:path arrowok="t"/>
-                  <v:stroke dashstyle="solid"/>
                 </v:shape>
-                <w10:wrap type="topAndBottom"/>
+                <w10:wrap type="topAndBottom" anchorx="page"/>
               </v:group>
             </w:pict>
           </mc:Fallback>
@@ -2420,17 +2476,15 @@
     </w:p>
     <w:p>
       <w:pPr>
-        <w:pStyle w:val="ListParagraph"/>
+        <w:pStyle w:val="Prrafodelista"/>
         <w:numPr>
           <w:ilvl w:val="0"/>
-          <w:numId w:val="2"/>
+          <w:numId w:val="1"/>
         </w:numPr>
         <w:tabs>
-          <w:tab w:pos="242" w:val="left" w:leader="none"/>
+          <w:tab w:val="left" w:pos="242"/>
         </w:tabs>
-        <w:spacing w:line="240" w:lineRule="auto" w:before="180" w:after="0"/>
-        <w:ind w:left="242" w:right="0" w:hanging="240"/>
-        <w:jc w:val="left"/>
+        <w:spacing w:before="180"/>
         <w:rPr>
           <w:sz w:val="24"/>
         </w:rPr>
@@ -2446,13 +2500,13 @@
           <w:spacing w:val="-1"/>
           <w:sz w:val="24"/>
         </w:rPr>
-        <w:t> </w:t>
-      </w:r>
-      <w:r>
-        <w:rPr>
-          <w:sz w:val="24"/>
-        </w:rPr>
-        <w:t>de </w:t>
+        <w:t xml:space="preserve"> </w:t>
+      </w:r>
+      <w:r>
+        <w:rPr>
+          <w:sz w:val="24"/>
+        </w:rPr>
+        <w:t xml:space="preserve">de </w:t>
       </w:r>
       <w:r>
         <w:rPr>
@@ -2464,47 +2518,45 @@
     </w:p>
     <w:p>
       <w:pPr>
-        <w:pStyle w:val="ListParagraph"/>
-        <w:spacing w:after="0" w:line="240" w:lineRule="auto"/>
+        <w:pStyle w:val="Prrafodelista"/>
         <w:jc w:val="left"/>
         <w:rPr>
           <w:sz w:val="24"/>
         </w:rPr>
         <w:sectPr>
           <w:pgSz w:w="11910" w:h="16840"/>
-          <w:pgMar w:header="408" w:footer="0" w:top="2000" w:bottom="280" w:left="1700" w:right="1559"/>
+          <w:pgMar w:top="2000" w:right="1559" w:bottom="280" w:left="1700" w:header="408" w:footer="0" w:gutter="0"/>
+          <w:cols w:space="720"/>
         </w:sectPr>
       </w:pPr>
     </w:p>
     <w:p>
       <w:pPr>
-        <w:pStyle w:val="BodyText"/>
+        <w:pStyle w:val="Textoindependiente"/>
         <w:spacing w:before="129"/>
       </w:pPr>
     </w:p>
     <w:p>
       <w:pPr>
-        <w:pStyle w:val="ListParagraph"/>
+        <w:pStyle w:val="Prrafodelista"/>
         <w:numPr>
           <w:ilvl w:val="0"/>
-          <w:numId w:val="2"/>
+          <w:numId w:val="1"/>
         </w:numPr>
         <w:tabs>
-          <w:tab w:pos="242" w:val="left" w:leader="none"/>
+          <w:tab w:val="left" w:pos="242"/>
         </w:tabs>
-        <w:spacing w:line="240" w:lineRule="auto" w:before="0" w:after="0"/>
-        <w:ind w:left="242" w:right="0" w:hanging="240"/>
-        <w:jc w:val="left"/>
-        <w:rPr>
-          <w:sz w:val="24"/>
-        </w:rPr>
-      </w:pPr>
-      <w:r>
-        <w:rPr>
+        <w:rPr>
+          <w:sz w:val="24"/>
+        </w:rPr>
+      </w:pPr>
+      <w:r>
+        <w:rPr>
+          <w:noProof/>
           <w:sz w:val="24"/>
         </w:rPr>
         <w:drawing>
-          <wp:anchor distT="0" distB="0" distL="0" distR="0" allowOverlap="1" layoutInCell="1" locked="0" behindDoc="0" simplePos="0" relativeHeight="15730688">
+          <wp:anchor distT="0" distB="0" distL="0" distR="0" simplePos="0" relativeHeight="15730688" behindDoc="0" locked="0" layoutInCell="1" allowOverlap="1" wp14:anchorId="702FFACF" wp14:editId="7BB5D3A7">
             <wp:simplePos x="0" y="0"/>
             <wp:positionH relativeFrom="page">
               <wp:posOffset>1080135</wp:posOffset>
@@ -2517,17 +2569,17 @@
             <wp:wrapNone/>
             <wp:docPr id="10" name="Image 10"/>
             <wp:cNvGraphicFramePr>
-              <a:graphicFrameLocks/>
+              <a:graphicFrameLocks xmlns:a="http://schemas.openxmlformats.org/drawingml/2006/main"/>
             </wp:cNvGraphicFramePr>
-            <a:graphic>
+            <a:graphic xmlns:a="http://schemas.openxmlformats.org/drawingml/2006/main">
               <a:graphicData uri="http://schemas.openxmlformats.org/drawingml/2006/picture">
-                <pic:pic>
+                <pic:pic xmlns:pic="http://schemas.openxmlformats.org/drawingml/2006/picture">
                   <pic:nvPicPr>
                     <pic:cNvPr id="10" name="Image 10"/>
                     <pic:cNvPicPr/>
                   </pic:nvPicPr>
                   <pic:blipFill>
-                    <a:blip r:embed="rId10" cstate="print"/>
+                    <a:blip r:embed="rId13" cstate="print"/>
                     <a:stretch>
                       <a:fillRect/>
                     </a:stretch>
@@ -2558,7 +2610,7 @@
           <w:spacing w:val="-2"/>
           <w:sz w:val="24"/>
         </w:rPr>
-        <w:t> </w:t>
+        <w:t xml:space="preserve"> </w:t>
       </w:r>
       <w:r>
         <w:rPr>
@@ -2571,118 +2623,118 @@
           <w:spacing w:val="-2"/>
           <w:sz w:val="24"/>
         </w:rPr>
-        <w:t> Detección</w:t>
-      </w:r>
-    </w:p>
-    <w:p>
-      <w:pPr>
-        <w:pStyle w:val="BodyText"/>
-      </w:pPr>
-    </w:p>
-    <w:p>
-      <w:pPr>
-        <w:pStyle w:val="BodyText"/>
-      </w:pPr>
-    </w:p>
-    <w:p>
-      <w:pPr>
-        <w:pStyle w:val="BodyText"/>
-      </w:pPr>
-    </w:p>
-    <w:p>
-      <w:pPr>
-        <w:pStyle w:val="BodyText"/>
-      </w:pPr>
-    </w:p>
-    <w:p>
-      <w:pPr>
-        <w:pStyle w:val="BodyText"/>
-      </w:pPr>
-    </w:p>
-    <w:p>
-      <w:pPr>
-        <w:pStyle w:val="BodyText"/>
-      </w:pPr>
-    </w:p>
-    <w:p>
-      <w:pPr>
-        <w:pStyle w:val="BodyText"/>
-      </w:pPr>
-    </w:p>
-    <w:p>
-      <w:pPr>
-        <w:pStyle w:val="BodyText"/>
-      </w:pPr>
-    </w:p>
-    <w:p>
-      <w:pPr>
-        <w:pStyle w:val="BodyText"/>
-      </w:pPr>
-    </w:p>
-    <w:p>
-      <w:pPr>
-        <w:pStyle w:val="BodyText"/>
-      </w:pPr>
-    </w:p>
-    <w:p>
-      <w:pPr>
-        <w:pStyle w:val="BodyText"/>
-      </w:pPr>
-    </w:p>
-    <w:p>
-      <w:pPr>
-        <w:pStyle w:val="BodyText"/>
-      </w:pPr>
-    </w:p>
-    <w:p>
-      <w:pPr>
-        <w:pStyle w:val="BodyText"/>
-      </w:pPr>
-    </w:p>
-    <w:p>
-      <w:pPr>
-        <w:pStyle w:val="BodyText"/>
-      </w:pPr>
-    </w:p>
-    <w:p>
-      <w:pPr>
-        <w:pStyle w:val="BodyText"/>
-      </w:pPr>
-    </w:p>
-    <w:p>
-      <w:pPr>
-        <w:pStyle w:val="BodyText"/>
-      </w:pPr>
-    </w:p>
-    <w:p>
-      <w:pPr>
-        <w:pStyle w:val="BodyText"/>
-      </w:pPr>
-    </w:p>
-    <w:p>
-      <w:pPr>
-        <w:pStyle w:val="BodyText"/>
-      </w:pPr>
-    </w:p>
-    <w:p>
-      <w:pPr>
-        <w:pStyle w:val="BodyText"/>
-      </w:pPr>
-    </w:p>
-    <w:p>
-      <w:pPr>
-        <w:pStyle w:val="BodyText"/>
-      </w:pPr>
-    </w:p>
-    <w:p>
-      <w:pPr>
-        <w:pStyle w:val="BodyText"/>
+        <w:t xml:space="preserve"> Detección</w:t>
+      </w:r>
+    </w:p>
+    <w:p>
+      <w:pPr>
+        <w:pStyle w:val="Textoindependiente"/>
+      </w:pPr>
+    </w:p>
+    <w:p>
+      <w:pPr>
+        <w:pStyle w:val="Textoindependiente"/>
+      </w:pPr>
+    </w:p>
+    <w:p>
+      <w:pPr>
+        <w:pStyle w:val="Textoindependiente"/>
+      </w:pPr>
+    </w:p>
+    <w:p>
+      <w:pPr>
+        <w:pStyle w:val="Textoindependiente"/>
+      </w:pPr>
+    </w:p>
+    <w:p>
+      <w:pPr>
+        <w:pStyle w:val="Textoindependiente"/>
+      </w:pPr>
+    </w:p>
+    <w:p>
+      <w:pPr>
+        <w:pStyle w:val="Textoindependiente"/>
+      </w:pPr>
+    </w:p>
+    <w:p>
+      <w:pPr>
+        <w:pStyle w:val="Textoindependiente"/>
+      </w:pPr>
+    </w:p>
+    <w:p>
+      <w:pPr>
+        <w:pStyle w:val="Textoindependiente"/>
+      </w:pPr>
+    </w:p>
+    <w:p>
+      <w:pPr>
+        <w:pStyle w:val="Textoindependiente"/>
+      </w:pPr>
+    </w:p>
+    <w:p>
+      <w:pPr>
+        <w:pStyle w:val="Textoindependiente"/>
+      </w:pPr>
+    </w:p>
+    <w:p>
+      <w:pPr>
+        <w:pStyle w:val="Textoindependiente"/>
+      </w:pPr>
+    </w:p>
+    <w:p>
+      <w:pPr>
+        <w:pStyle w:val="Textoindependiente"/>
+      </w:pPr>
+    </w:p>
+    <w:p>
+      <w:pPr>
+        <w:pStyle w:val="Textoindependiente"/>
+      </w:pPr>
+    </w:p>
+    <w:p>
+      <w:pPr>
+        <w:pStyle w:val="Textoindependiente"/>
+      </w:pPr>
+    </w:p>
+    <w:p>
+      <w:pPr>
+        <w:pStyle w:val="Textoindependiente"/>
+      </w:pPr>
+    </w:p>
+    <w:p>
+      <w:pPr>
+        <w:pStyle w:val="Textoindependiente"/>
+      </w:pPr>
+    </w:p>
+    <w:p>
+      <w:pPr>
+        <w:pStyle w:val="Textoindependiente"/>
+      </w:pPr>
+    </w:p>
+    <w:p>
+      <w:pPr>
+        <w:pStyle w:val="Textoindependiente"/>
+      </w:pPr>
+    </w:p>
+    <w:p>
+      <w:pPr>
+        <w:pStyle w:val="Textoindependiente"/>
+      </w:pPr>
+    </w:p>
+    <w:p>
+      <w:pPr>
+        <w:pStyle w:val="Textoindependiente"/>
+      </w:pPr>
+    </w:p>
+    <w:p>
+      <w:pPr>
+        <w:pStyle w:val="Textoindependiente"/>
         <w:spacing w:before="215"/>
       </w:pPr>
     </w:p>
     <w:p>
       <w:pPr>
-        <w:pStyle w:val="Heading1"/>
+        <w:pStyle w:val="Ttulo1"/>
       </w:pPr>
       <w:r>
         <w:rPr>
@@ -2693,33 +2745,74 @@
     </w:p>
     <w:p>
       <w:pPr>
-        <w:pStyle w:val="ListParagraph"/>
+        <w:pStyle w:val="Prrafodelista"/>
         <w:numPr>
           <w:ilvl w:val="1"/>
-          <w:numId w:val="2"/>
+          <w:numId w:val="1"/>
         </w:numPr>
         <w:tabs>
-          <w:tab w:pos="721" w:val="left" w:leader="none"/>
+          <w:tab w:val="left" w:pos="721"/>
         </w:tabs>
-        <w:spacing w:line="360" w:lineRule="auto" w:before="137" w:after="0"/>
-        <w:ind w:left="721" w:right="141" w:hanging="360"/>
-        <w:jc w:val="both"/>
-        <w:rPr>
-          <w:sz w:val="24"/>
-        </w:rPr>
-      </w:pPr>
-      <w:r>
-        <w:rPr>
-          <w:sz w:val="24"/>
-        </w:rPr>
-        <w:t>La adopción de una arquitectura dividida (Frontend en React/Vite y Backend en FastAPI)</w:t>
+        <w:spacing w:before="137" w:line="360" w:lineRule="auto"/>
+        <w:ind w:left="721" w:right="141"/>
+        <w:rPr>
+          <w:sz w:val="24"/>
+        </w:rPr>
+      </w:pPr>
+      <w:r>
+        <w:rPr>
+          <w:sz w:val="24"/>
+        </w:rPr>
+        <w:t>La adopción de una arquitectura dividida (</w:t>
+      </w:r>
+      <w:proofErr w:type="spellStart"/>
+      <w:r>
+        <w:rPr>
+          <w:sz w:val="24"/>
+        </w:rPr>
+        <w:t>Frontend</w:t>
+      </w:r>
+      <w:proofErr w:type="spellEnd"/>
+      <w:r>
+        <w:rPr>
+          <w:sz w:val="24"/>
+        </w:rPr>
+        <w:t xml:space="preserve"> en </w:t>
+      </w:r>
+      <w:proofErr w:type="spellStart"/>
+      <w:r>
+        <w:rPr>
+          <w:sz w:val="24"/>
+        </w:rPr>
+        <w:t>React</w:t>
+      </w:r>
+      <w:proofErr w:type="spellEnd"/>
+      <w:r>
+        <w:rPr>
+          <w:sz w:val="24"/>
+        </w:rPr>
+        <w:t xml:space="preserve">/Vite y Backend en </w:t>
+      </w:r>
+      <w:proofErr w:type="spellStart"/>
+      <w:r>
+        <w:rPr>
+          <w:sz w:val="24"/>
+        </w:rPr>
+        <w:t>FastAPI</w:t>
+      </w:r>
+      <w:proofErr w:type="spellEnd"/>
+      <w:r>
+        <w:rPr>
+          <w:sz w:val="24"/>
+        </w:rPr>
+        <w:t>)</w:t>
       </w:r>
       <w:r>
         <w:rPr>
           <w:spacing w:val="-5"/>
           <w:sz w:val="24"/>
         </w:rPr>
-        <w:t> </w:t>
+        <w:t xml:space="preserve"> </w:t>
       </w:r>
       <w:r>
         <w:rPr>
@@ -2732,7 +2825,7 @@
           <w:spacing w:val="-5"/>
           <w:sz w:val="24"/>
         </w:rPr>
-        <w:t> </w:t>
+        <w:t xml:space="preserve"> </w:t>
       </w:r>
       <w:r>
         <w:rPr>
@@ -2745,7 +2838,7 @@
           <w:spacing w:val="-5"/>
           <w:sz w:val="24"/>
         </w:rPr>
-        <w:t> </w:t>
+        <w:t xml:space="preserve"> </w:t>
       </w:r>
       <w:r>
         <w:rPr>
@@ -2758,7 +2851,7 @@
           <w:spacing w:val="-5"/>
           <w:sz w:val="24"/>
         </w:rPr>
-        <w:t> </w:t>
+        <w:t xml:space="preserve"> </w:t>
       </w:r>
       <w:r>
         <w:rPr>
@@ -2771,7 +2864,7 @@
           <w:spacing w:val="-5"/>
           <w:sz w:val="24"/>
         </w:rPr>
-        <w:t> </w:t>
+        <w:t xml:space="preserve"> </w:t>
       </w:r>
       <w:r>
         <w:rPr>
@@ -2784,7 +2877,7 @@
           <w:spacing w:val="-5"/>
           <w:sz w:val="24"/>
         </w:rPr>
-        <w:t> </w:t>
+        <w:t xml:space="preserve"> </w:t>
       </w:r>
       <w:r>
         <w:rPr>
@@ -2797,7 +2890,7 @@
           <w:spacing w:val="-5"/>
           <w:sz w:val="24"/>
         </w:rPr>
-        <w:t> </w:t>
+        <w:t xml:space="preserve"> </w:t>
       </w:r>
       <w:r>
         <w:rPr>
@@ -2810,7 +2903,7 @@
           <w:spacing w:val="-5"/>
           <w:sz w:val="24"/>
         </w:rPr>
-        <w:t> </w:t>
+        <w:t xml:space="preserve"> </w:t>
       </w:r>
       <w:r>
         <w:rPr>
@@ -2823,7 +2916,7 @@
           <w:spacing w:val="-5"/>
           <w:sz w:val="24"/>
         </w:rPr>
-        <w:t> </w:t>
+        <w:t xml:space="preserve"> </w:t>
       </w:r>
       <w:r>
         <w:rPr>
@@ -2836,7 +2929,7 @@
           <w:spacing w:val="-5"/>
           <w:sz w:val="24"/>
         </w:rPr>
-        <w:t> </w:t>
+        <w:t xml:space="preserve"> </w:t>
       </w:r>
       <w:r>
         <w:rPr>
@@ -2849,7 +2942,7 @@
           <w:spacing w:val="-9"/>
           <w:sz w:val="24"/>
         </w:rPr>
-        <w:t> </w:t>
+        <w:t xml:space="preserve"> </w:t>
       </w:r>
       <w:r>
         <w:rPr>
@@ -2862,7 +2955,7 @@
           <w:spacing w:val="-7"/>
           <w:sz w:val="24"/>
         </w:rPr>
-        <w:t> </w:t>
+        <w:t xml:space="preserve"> </w:t>
       </w:r>
       <w:r>
         <w:rPr>
@@ -2875,7 +2968,7 @@
           <w:spacing w:val="-8"/>
           <w:sz w:val="24"/>
         </w:rPr>
-        <w:t> </w:t>
+        <w:t xml:space="preserve"> </w:t>
       </w:r>
       <w:r>
         <w:rPr>
@@ -2888,7 +2981,7 @@
           <w:spacing w:val="-9"/>
           <w:sz w:val="24"/>
         </w:rPr>
-        <w:t> </w:t>
+        <w:t xml:space="preserve"> </w:t>
       </w:r>
       <w:r>
         <w:rPr>
@@ -2901,7 +2994,7 @@
           <w:spacing w:val="-9"/>
           <w:sz w:val="24"/>
         </w:rPr>
-        <w:t> </w:t>
+        <w:t xml:space="preserve"> </w:t>
       </w:r>
       <w:r>
         <w:rPr>
@@ -2914,7 +3007,7 @@
           <w:spacing w:val="-7"/>
           <w:sz w:val="24"/>
         </w:rPr>
-        <w:t> </w:t>
+        <w:t xml:space="preserve"> </w:t>
       </w:r>
       <w:r>
         <w:rPr>
@@ -2927,7 +3020,7 @@
           <w:spacing w:val="-9"/>
           <w:sz w:val="24"/>
         </w:rPr>
-        <w:t> </w:t>
+        <w:t xml:space="preserve"> </w:t>
       </w:r>
       <w:r>
         <w:rPr>
@@ -2940,7 +3033,7 @@
           <w:spacing w:val="-7"/>
           <w:sz w:val="24"/>
         </w:rPr>
-        <w:t> </w:t>
+        <w:t xml:space="preserve"> </w:t>
       </w:r>
       <w:r>
         <w:rPr>
@@ -2953,7 +3046,7 @@
           <w:spacing w:val="-9"/>
           <w:sz w:val="24"/>
         </w:rPr>
-        <w:t> </w:t>
+        <w:t xml:space="preserve"> </w:t>
       </w:r>
       <w:r>
         <w:rPr>
@@ -2964,41 +3057,67 @@
     </w:p>
     <w:p>
       <w:pPr>
-        <w:pStyle w:val="ListParagraph"/>
+        <w:pStyle w:val="Prrafodelista"/>
         <w:numPr>
           <w:ilvl w:val="1"/>
-          <w:numId w:val="2"/>
+          <w:numId w:val="1"/>
         </w:numPr>
         <w:tabs>
-          <w:tab w:pos="721" w:val="left" w:leader="none"/>
+          <w:tab w:val="left" w:pos="721"/>
         </w:tabs>
-        <w:spacing w:line="360" w:lineRule="auto" w:before="1" w:after="0"/>
-        <w:ind w:left="721" w:right="142" w:hanging="360"/>
-        <w:jc w:val="both"/>
-        <w:rPr>
-          <w:sz w:val="24"/>
-        </w:rPr>
-      </w:pPr>
-      <w:r>
-        <w:rPr>
-          <w:sz w:val="24"/>
-        </w:rPr>
-        <w:t>La maquetación en React, basada en componentes reutilizables, resultó ser altamente efectiva para mantener la consistencia visual y la adaptabilidad (responsividad) en diferentes dispositivos, cumpliendo con los estándares de diseño requeridos.</w:t>
-      </w:r>
-    </w:p>
-    <w:p>
-      <w:pPr>
-        <w:pStyle w:val="ListParagraph"/>
+        <w:spacing w:before="1" w:line="360" w:lineRule="auto"/>
+        <w:ind w:left="721" w:right="142"/>
+        <w:rPr>
+          <w:sz w:val="24"/>
+        </w:rPr>
+      </w:pPr>
+      <w:r>
+        <w:rPr>
+          <w:sz w:val="24"/>
+        </w:rPr>
+        <w:t xml:space="preserve">La maquetación en </w:t>
+      </w:r>
+      <w:proofErr w:type="spellStart"/>
+      <w:r>
+        <w:rPr>
+          <w:sz w:val="24"/>
+        </w:rPr>
+        <w:t>React</w:t>
+      </w:r>
+      <w:proofErr w:type="spellEnd"/>
+      <w:r>
+        <w:rPr>
+          <w:sz w:val="24"/>
+        </w:rPr>
+        <w:t>, basada en componentes reutilizables, resultó ser altamente efectiva para mantener la consistencia visual y la adaptabilidad (</w:t>
+      </w:r>
+      <w:proofErr w:type="spellStart"/>
+      <w:r>
+        <w:rPr>
+          <w:sz w:val="24"/>
+        </w:rPr>
+        <w:t>responsividad</w:t>
+      </w:r>
+      <w:proofErr w:type="spellEnd"/>
+      <w:r>
+        <w:rPr>
+          <w:sz w:val="24"/>
+        </w:rPr>
+        <w:t>) en diferentes dispositivos, cumpliendo con los estándares de diseño requeridos.</w:t>
+      </w:r>
+    </w:p>
+    <w:p>
+      <w:pPr>
+        <w:pStyle w:val="Prrafodelista"/>
         <w:numPr>
           <w:ilvl w:val="1"/>
-          <w:numId w:val="2"/>
+          <w:numId w:val="1"/>
         </w:numPr>
         <w:tabs>
-          <w:tab w:pos="721" w:val="left" w:leader="none"/>
+          <w:tab w:val="left" w:pos="721"/>
         </w:tabs>
-        <w:spacing w:line="360" w:lineRule="auto" w:before="0" w:after="0"/>
-        <w:ind w:left="721" w:right="145" w:hanging="360"/>
-        <w:jc w:val="both"/>
+        <w:spacing w:line="360" w:lineRule="auto"/>
+        <w:ind w:left="721" w:right="145"/>
         <w:rPr>
           <w:sz w:val="24"/>
         </w:rPr>
@@ -3012,7 +3131,7 @@
     </w:p>
     <w:p>
       <w:pPr>
-        <w:pStyle w:val="Heading1"/>
+        <w:pStyle w:val="Ttulo1"/>
         <w:spacing w:before="2"/>
       </w:pPr>
       <w:r>
@@ -3024,16 +3143,16 @@
     </w:p>
     <w:p>
       <w:pPr>
-        <w:pStyle w:val="ListParagraph"/>
+        <w:pStyle w:val="Prrafodelista"/>
         <w:numPr>
           <w:ilvl w:val="1"/>
-          <w:numId w:val="2"/>
+          <w:numId w:val="1"/>
         </w:numPr>
         <w:tabs>
-          <w:tab w:pos="721" w:val="left" w:leader="none"/>
+          <w:tab w:val="left" w:pos="721"/>
         </w:tabs>
-        <w:spacing w:line="360" w:lineRule="auto" w:before="136" w:after="0"/>
-        <w:ind w:left="721" w:right="139" w:hanging="360"/>
+        <w:spacing w:before="136" w:line="360" w:lineRule="auto"/>
+        <w:ind w:left="721" w:right="139"/>
         <w:jc w:val="left"/>
         <w:rPr>
           <w:sz w:val="24"/>
@@ -3050,7 +3169,7 @@
           <w:spacing w:val="40"/>
           <w:sz w:val="24"/>
         </w:rPr>
-        <w:t> </w:t>
+        <w:t xml:space="preserve"> </w:t>
       </w:r>
       <w:r>
         <w:rPr>
@@ -3063,7 +3182,7 @@
           <w:spacing w:val="40"/>
           <w:sz w:val="24"/>
         </w:rPr>
-        <w:t> </w:t>
+        <w:t xml:space="preserve"> </w:t>
       </w:r>
       <w:r>
         <w:rPr>
@@ -3076,7 +3195,7 @@
           <w:spacing w:val="40"/>
           <w:sz w:val="24"/>
         </w:rPr>
-        <w:t> </w:t>
+        <w:t xml:space="preserve"> </w:t>
       </w:r>
       <w:r>
         <w:rPr>
@@ -3089,7 +3208,7 @@
           <w:spacing w:val="40"/>
           <w:sz w:val="24"/>
         </w:rPr>
-        <w:t> </w:t>
+        <w:t xml:space="preserve"> </w:t>
       </w:r>
       <w:r>
         <w:rPr>
@@ -3102,7 +3221,7 @@
           <w:spacing w:val="40"/>
           <w:sz w:val="24"/>
         </w:rPr>
-        <w:t> </w:t>
+        <w:t xml:space="preserve"> </w:t>
       </w:r>
       <w:r>
         <w:rPr>
@@ -3115,7 +3234,7 @@
           <w:spacing w:val="40"/>
           <w:sz w:val="24"/>
         </w:rPr>
-        <w:t> </w:t>
+        <w:t xml:space="preserve"> </w:t>
       </w:r>
       <w:r>
         <w:rPr>
@@ -3128,7 +3247,7 @@
           <w:spacing w:val="40"/>
           <w:sz w:val="24"/>
         </w:rPr>
-        <w:t> </w:t>
+        <w:t xml:space="preserve"> </w:t>
       </w:r>
       <w:r>
         <w:rPr>
@@ -3141,7 +3260,7 @@
           <w:spacing w:val="-4"/>
           <w:sz w:val="24"/>
         </w:rPr>
-        <w:t> </w:t>
+        <w:t xml:space="preserve"> </w:t>
       </w:r>
       <w:r>
         <w:rPr>
@@ -3154,7 +3273,7 @@
           <w:spacing w:val="-4"/>
           <w:sz w:val="24"/>
         </w:rPr>
-        <w:t> </w:t>
+        <w:t xml:space="preserve"> </w:t>
       </w:r>
       <w:r>
         <w:rPr>
@@ -3167,7 +3286,7 @@
           <w:spacing w:val="-3"/>
           <w:sz w:val="24"/>
         </w:rPr>
-        <w:t> </w:t>
+        <w:t xml:space="preserve"> </w:t>
       </w:r>
       <w:r>
         <w:rPr>
@@ -3180,7 +3299,7 @@
           <w:spacing w:val="-4"/>
           <w:sz w:val="24"/>
         </w:rPr>
-        <w:t> </w:t>
+        <w:t xml:space="preserve"> </w:t>
       </w:r>
       <w:r>
         <w:rPr>
@@ -3193,7 +3312,7 @@
           <w:spacing w:val="-4"/>
           <w:sz w:val="24"/>
         </w:rPr>
-        <w:t> </w:t>
+        <w:t xml:space="preserve"> </w:t>
       </w:r>
       <w:r>
         <w:rPr>
@@ -3206,7 +3325,7 @@
           <w:spacing w:val="-4"/>
           <w:sz w:val="24"/>
         </w:rPr>
-        <w:t> </w:t>
+        <w:t xml:space="preserve"> </w:t>
       </w:r>
       <w:r>
         <w:rPr>
@@ -3219,7 +3338,7 @@
           <w:spacing w:val="-4"/>
           <w:sz w:val="24"/>
         </w:rPr>
-        <w:t> </w:t>
+        <w:t xml:space="preserve"> </w:t>
       </w:r>
       <w:r>
         <w:rPr>
@@ -3232,7 +3351,7 @@
           <w:spacing w:val="-3"/>
           <w:sz w:val="24"/>
         </w:rPr>
-        <w:t> </w:t>
+        <w:t xml:space="preserve"> </w:t>
       </w:r>
       <w:r>
         <w:rPr>
@@ -3245,7 +3364,7 @@
           <w:spacing w:val="-4"/>
           <w:sz w:val="24"/>
         </w:rPr>
-        <w:t> </w:t>
+        <w:t xml:space="preserve"> </w:t>
       </w:r>
       <w:r>
         <w:rPr>
@@ -3256,49 +3375,64 @@
     </w:p>
     <w:p>
       <w:pPr>
-        <w:pStyle w:val="ListParagraph"/>
-        <w:spacing w:after="0" w:line="360" w:lineRule="auto"/>
+        <w:pStyle w:val="Prrafodelista"/>
+        <w:spacing w:line="360" w:lineRule="auto"/>
         <w:jc w:val="left"/>
         <w:rPr>
           <w:sz w:val="24"/>
         </w:rPr>
         <w:sectPr>
           <w:pgSz w:w="11910" w:h="16840"/>
-          <w:pgMar w:header="408" w:footer="0" w:top="2000" w:bottom="280" w:left="1700" w:right="1559"/>
+          <w:pgMar w:top="2000" w:right="1559" w:bottom="280" w:left="1700" w:header="408" w:footer="0" w:gutter="0"/>
+          <w:cols w:space="720"/>
         </w:sectPr>
       </w:pPr>
     </w:p>
     <w:p>
       <w:pPr>
-        <w:pStyle w:val="BodyText"/>
+        <w:pStyle w:val="Textoindependiente"/>
         <w:spacing w:before="129"/>
       </w:pPr>
     </w:p>
     <w:p>
       <w:pPr>
-        <w:pStyle w:val="BodyText"/>
+        <w:pStyle w:val="Textoindependiente"/>
         <w:spacing w:line="360" w:lineRule="auto"/>
         <w:ind w:left="721" w:right="145"/>
         <w:jc w:val="both"/>
       </w:pPr>
       <w:r>
-        <w:rPr/>
-        <w:t>versiones más ligeras (como YOLOv8n) optimizadas con herramientas como TensorRT o ONNX Runtime para mejorar los tiempos de inferencia.</w:t>
-      </w:r>
-    </w:p>
-    <w:p>
-      <w:pPr>
-        <w:pStyle w:val="ListParagraph"/>
+        <w:t xml:space="preserve">versiones más ligeras (como YOLOv8n) optimizadas con herramientas como </w:t>
+      </w:r>
+      <w:proofErr w:type="spellStart"/>
+      <w:r>
+        <w:t>TensorRT</w:t>
+      </w:r>
+      <w:proofErr w:type="spellEnd"/>
+      <w:r>
+        <w:t xml:space="preserve"> o ONNX </w:t>
+      </w:r>
+      <w:proofErr w:type="spellStart"/>
+      <w:r>
+        <w:t>Runtime</w:t>
+      </w:r>
+      <w:proofErr w:type="spellEnd"/>
+      <w:r>
+        <w:t xml:space="preserve"> para mejorar los tiempos de inferencia.</w:t>
+      </w:r>
+    </w:p>
+    <w:p>
+      <w:pPr>
+        <w:pStyle w:val="Prrafodelista"/>
         <w:numPr>
           <w:ilvl w:val="1"/>
-          <w:numId w:val="2"/>
+          <w:numId w:val="1"/>
         </w:numPr>
         <w:tabs>
-          <w:tab w:pos="721" w:val="left" w:leader="none"/>
+          <w:tab w:val="left" w:pos="721"/>
         </w:tabs>
-        <w:spacing w:line="360" w:lineRule="auto" w:before="1" w:after="0"/>
-        <w:ind w:left="721" w:right="141" w:hanging="360"/>
-        <w:jc w:val="both"/>
+        <w:spacing w:before="1" w:line="360" w:lineRule="auto"/>
+        <w:ind w:left="721" w:right="141"/>
         <w:rPr>
           <w:sz w:val="24"/>
         </w:rPr>
@@ -3314,28 +3448,41 @@
           <w:spacing w:val="-2"/>
           <w:sz w:val="24"/>
         </w:rPr>
-        <w:t> </w:t>
-      </w:r>
-      <w:r>
-        <w:rPr>
-          <w:sz w:val="24"/>
-        </w:rPr>
-        <w:t>Antes de un despliegue a producción, es fundamental asegurar las variables de entorno, implementar HTTPS (TLS/SSL) en todos los endpoints de la API, y reforzar las políticas de CORS.</w:t>
-      </w:r>
-    </w:p>
-    <w:p>
-      <w:pPr>
-        <w:pStyle w:val="ListParagraph"/>
+        <w:t xml:space="preserve"> </w:t>
+      </w:r>
+      <w:r>
+        <w:rPr>
+          <w:sz w:val="24"/>
+        </w:rPr>
+        <w:t xml:space="preserve">Antes de un despliegue a producción, es fundamental asegurar las variables de entorno, implementar HTTPS (TLS/SSL) en todos los </w:t>
+      </w:r>
+      <w:proofErr w:type="spellStart"/>
+      <w:r>
+        <w:rPr>
+          <w:sz w:val="24"/>
+        </w:rPr>
+        <w:t>endpoints</w:t>
+      </w:r>
+      <w:proofErr w:type="spellEnd"/>
+      <w:r>
+        <w:rPr>
+          <w:sz w:val="24"/>
+        </w:rPr>
+        <w:t xml:space="preserve"> de la API, y reforzar las políticas de CORS.</w:t>
+      </w:r>
+    </w:p>
+    <w:p>
+      <w:pPr>
+        <w:pStyle w:val="Prrafodelista"/>
         <w:numPr>
           <w:ilvl w:val="1"/>
-          <w:numId w:val="2"/>
+          <w:numId w:val="1"/>
         </w:numPr>
         <w:tabs>
-          <w:tab w:pos="721" w:val="left" w:leader="none"/>
+          <w:tab w:val="left" w:pos="721"/>
         </w:tabs>
-        <w:spacing w:line="360" w:lineRule="auto" w:before="1" w:after="0"/>
-        <w:ind w:left="721" w:right="141" w:hanging="360"/>
-        <w:jc w:val="both"/>
+        <w:spacing w:before="1" w:line="360" w:lineRule="auto"/>
+        <w:ind w:left="721" w:right="141"/>
         <w:rPr>
           <w:sz w:val="24"/>
         </w:rPr>
@@ -3351,7 +3498,7 @@
           <w:spacing w:val="-5"/>
           <w:sz w:val="24"/>
         </w:rPr>
-        <w:t> </w:t>
+        <w:t xml:space="preserve"> </w:t>
       </w:r>
       <w:r>
         <w:rPr>
@@ -3364,7 +3511,7 @@
           <w:spacing w:val="-15"/>
           <w:sz w:val="24"/>
         </w:rPr>
-        <w:t> </w:t>
+        <w:t xml:space="preserve"> </w:t>
       </w:r>
       <w:r>
         <w:rPr>
@@ -3377,20 +3524,22 @@
           <w:spacing w:val="-15"/>
           <w:sz w:val="24"/>
         </w:rPr>
-        <w:t> </w:t>
-      </w:r>
+        <w:t xml:space="preserve"> </w:t>
+      </w:r>
+      <w:proofErr w:type="spellStart"/>
       <w:r>
         <w:rPr>
           <w:sz w:val="24"/>
         </w:rPr>
         <w:t>contenerización</w:t>
       </w:r>
+      <w:proofErr w:type="spellEnd"/>
       <w:r>
         <w:rPr>
           <w:spacing w:val="-14"/>
           <w:sz w:val="24"/>
         </w:rPr>
-        <w:t> </w:t>
+        <w:t xml:space="preserve"> </w:t>
       </w:r>
       <w:r>
         <w:rPr>
@@ -3403,7 +3552,7 @@
           <w:spacing w:val="-15"/>
           <w:sz w:val="24"/>
         </w:rPr>
-        <w:t> </w:t>
+        <w:t xml:space="preserve"> </w:t>
       </w:r>
       <w:r>
         <w:rPr>
@@ -3416,7 +3565,7 @@
           <w:spacing w:val="-14"/>
           <w:sz w:val="24"/>
         </w:rPr>
-        <w:t> </w:t>
+        <w:t xml:space="preserve"> </w:t>
       </w:r>
       <w:r>
         <w:rPr>
@@ -3429,20 +3578,34 @@
           <w:spacing w:val="-13"/>
           <w:sz w:val="24"/>
         </w:rPr>
-        <w:t> </w:t>
-      </w:r>
-      <w:r>
-        <w:rPr>
-          <w:sz w:val="24"/>
-        </w:rPr>
-        <w:t>(Frontend,</w:t>
+        <w:t xml:space="preserve"> </w:t>
+      </w:r>
+      <w:r>
+        <w:rPr>
+          <w:sz w:val="24"/>
+        </w:rPr>
+        <w:t>(</w:t>
+      </w:r>
+      <w:proofErr w:type="spellStart"/>
+      <w:r>
+        <w:rPr>
+          <w:sz w:val="24"/>
+        </w:rPr>
+        <w:t>Frontend</w:t>
+      </w:r>
+      <w:proofErr w:type="spellEnd"/>
+      <w:r>
+        <w:rPr>
+          <w:sz w:val="24"/>
+        </w:rPr>
+        <w:t>,</w:t>
       </w:r>
       <w:r>
         <w:rPr>
           <w:spacing w:val="-14"/>
           <w:sz w:val="24"/>
         </w:rPr>
-        <w:t> </w:t>
+        <w:t xml:space="preserve"> </w:t>
       </w:r>
       <w:r>
         <w:rPr>
@@ -3453,19 +3616,18 @@
     </w:p>
     <w:p>
       <w:pPr>
-        <w:pStyle w:val="Heading1"/>
+        <w:pStyle w:val="Ttulo1"/>
         <w:spacing w:line="275" w:lineRule="exact"/>
         <w:jc w:val="both"/>
       </w:pPr>
       <w:r>
-        <w:rPr/>
         <w:t>Recursos</w:t>
       </w:r>
       <w:r>
         <w:rPr>
           <w:spacing w:val="-7"/>
         </w:rPr>
-        <w:t> </w:t>
+        <w:t xml:space="preserve"> </w:t>
       </w:r>
       <w:r>
         <w:rPr>
@@ -3476,9 +3638,8 @@
     </w:p>
     <w:p>
       <w:pPr>
-        <w:spacing w:line="360" w:lineRule="auto" w:before="137"/>
-        <w:ind w:left="361" w:right="0" w:firstLine="0"/>
-        <w:jc w:val="left"/>
+        <w:spacing w:before="137" w:line="360" w:lineRule="auto"/>
+        <w:ind w:left="361"/>
         <w:rPr>
           <w:sz w:val="24"/>
         </w:rPr>
@@ -3494,7 +3655,7 @@
           <w:spacing w:val="74"/>
           <w:sz w:val="24"/>
         </w:rPr>
-        <w:t> </w:t>
+        <w:t xml:space="preserve"> </w:t>
       </w:r>
       <w:r>
         <w:rPr>
@@ -3507,24 +3668,33 @@
           <w:spacing w:val="74"/>
           <w:sz w:val="24"/>
         </w:rPr>
-        <w:t> </w:t>
-      </w:r>
-      <w:r>
-        <w:rPr>
-          <w:sz w:val="24"/>
-        </w:rPr>
-        <w:t>Source.</w:t>
+        <w:t xml:space="preserve"> </w:t>
+      </w:r>
+      <w:proofErr w:type="spellStart"/>
+      <w:r>
+        <w:rPr>
+          <w:sz w:val="24"/>
+        </w:rPr>
+        <w:t>Source</w:t>
+      </w:r>
+      <w:proofErr w:type="spellEnd"/>
+      <w:r>
+        <w:rPr>
+          <w:sz w:val="24"/>
+        </w:rPr>
+        <w:t>.</w:t>
       </w:r>
       <w:r>
         <w:rPr>
           <w:spacing w:val="77"/>
           <w:sz w:val="24"/>
         </w:rPr>
-        <w:t> </w:t>
-      </w:r>
-      <w:r>
-        <w:rPr>
-          <w:sz w:val="24"/>
+        <w:t xml:space="preserve"> </w:t>
+      </w:r>
+      <w:r>
+        <w:rPr>
+          <w:sz w:val="24"/>
+          <w:lang w:val="en-AE"/>
         </w:rPr>
         <w:t>(2024).</w:t>
       </w:r>
@@ -3532,13 +3702,15 @@
         <w:rPr>
           <w:spacing w:val="-1"/>
           <w:sz w:val="24"/>
-        </w:rPr>
-        <w:t> </w:t>
+          <w:lang w:val="en-AE"/>
+        </w:rPr>
+        <w:t xml:space="preserve"> </w:t>
       </w:r>
       <w:r>
         <w:rPr>
           <w:i/>
           <w:sz w:val="24"/>
+          <w:lang w:val="en-AE"/>
         </w:rPr>
         <w:t>React:</w:t>
       </w:r>
@@ -3547,13 +3719,15 @@
           <w:i/>
           <w:spacing w:val="74"/>
           <w:sz w:val="24"/>
-        </w:rPr>
-        <w:t> </w:t>
+          <w:lang w:val="en-AE"/>
+        </w:rPr>
+        <w:t xml:space="preserve"> </w:t>
       </w:r>
       <w:r>
         <w:rPr>
           <w:i/>
           <w:sz w:val="24"/>
+          <w:lang w:val="en-AE"/>
         </w:rPr>
         <w:t>A</w:t>
       </w:r>
@@ -3562,13 +3736,15 @@
           <w:i/>
           <w:spacing w:val="74"/>
           <w:sz w:val="24"/>
-        </w:rPr>
-        <w:t> </w:t>
+          <w:lang w:val="en-AE"/>
+        </w:rPr>
+        <w:t xml:space="preserve"> </w:t>
       </w:r>
       <w:r>
         <w:rPr>
           <w:i/>
           <w:sz w:val="24"/>
+          <w:lang w:val="en-AE"/>
         </w:rPr>
         <w:t>JavaScript</w:t>
       </w:r>
@@ -3577,13 +3753,15 @@
           <w:i/>
           <w:spacing w:val="75"/>
           <w:sz w:val="24"/>
-        </w:rPr>
-        <w:t> </w:t>
+          <w:lang w:val="en-AE"/>
+        </w:rPr>
+        <w:t xml:space="preserve"> </w:t>
       </w:r>
       <w:r>
         <w:rPr>
           <w:i/>
           <w:sz w:val="24"/>
+          <w:lang w:val="en-AE"/>
         </w:rPr>
         <w:t>library</w:t>
       </w:r>
@@ -3592,13 +3770,15 @@
           <w:i/>
           <w:spacing w:val="74"/>
           <w:sz w:val="24"/>
-        </w:rPr>
-        <w:t> </w:t>
+          <w:lang w:val="en-AE"/>
+        </w:rPr>
+        <w:t xml:space="preserve"> </w:t>
       </w:r>
       <w:r>
         <w:rPr>
           <w:i/>
           <w:sz w:val="24"/>
+          <w:lang w:val="en-AE"/>
         </w:rPr>
         <w:t>for</w:t>
       </w:r>
@@ -3607,13 +3787,15 @@
           <w:i/>
           <w:spacing w:val="73"/>
           <w:sz w:val="24"/>
-        </w:rPr>
-        <w:t> </w:t>
+          <w:lang w:val="en-AE"/>
+        </w:rPr>
+        <w:t xml:space="preserve"> </w:t>
       </w:r>
       <w:r>
         <w:rPr>
           <w:i/>
           <w:sz w:val="24"/>
+          <w:lang w:val="en-AE"/>
         </w:rPr>
         <w:t>building</w:t>
       </w:r>
@@ -3622,23 +3804,32 @@
           <w:i/>
           <w:spacing w:val="75"/>
           <w:sz w:val="24"/>
-        </w:rPr>
-        <w:t> </w:t>
+          <w:lang w:val="en-AE"/>
+        </w:rPr>
+        <w:t xml:space="preserve"> </w:t>
       </w:r>
       <w:r>
         <w:rPr>
           <w:i/>
           <w:sz w:val="24"/>
+          <w:lang w:val="en-AE"/>
         </w:rPr>
         <w:t>user interfaces</w:t>
       </w:r>
       <w:r>
         <w:rPr>
           <w:sz w:val="24"/>
-        </w:rPr>
-        <w:t>. Recuperado de </w:t>
-      </w:r>
-      <w:hyperlink r:id="rId11">
+          <w:lang w:val="en-AE"/>
+        </w:rPr>
+        <w:t xml:space="preserve">. </w:t>
+      </w:r>
+      <w:r>
+        <w:rPr>
+          <w:sz w:val="24"/>
+        </w:rPr>
+        <w:t xml:space="preserve">Recuperado de </w:t>
+      </w:r>
+      <w:hyperlink r:id="rId14">
         <w:r>
           <w:rPr>
             <w:color w:val="0462C1"/>
@@ -3651,89 +3842,84 @@
     </w:p>
     <w:p>
       <w:pPr>
-        <w:pStyle w:val="BodyText"/>
+        <w:pStyle w:val="Textoindependiente"/>
         <w:spacing w:line="360" w:lineRule="auto"/>
         <w:ind w:left="361"/>
-      </w:pPr>
-      <w:r>
-        <w:rPr/>
+        <w:rPr>
+          <w:lang w:val="en-AE"/>
+        </w:rPr>
+      </w:pPr>
+      <w:r>
         <w:t>Jocher,</w:t>
       </w:r>
       <w:r>
         <w:rPr>
           <w:spacing w:val="32"/>
         </w:rPr>
-        <w:t> </w:t>
-      </w:r>
-      <w:r>
-        <w:rPr/>
+        <w:t xml:space="preserve"> </w:t>
+      </w:r>
+      <w:r>
         <w:t>G.,</w:t>
       </w:r>
       <w:r>
         <w:rPr>
           <w:spacing w:val="32"/>
         </w:rPr>
-        <w:t> </w:t>
-      </w:r>
-      <w:r>
-        <w:rPr/>
+        <w:t xml:space="preserve"> </w:t>
+      </w:r>
+      <w:r>
         <w:t>Chaurasia,</w:t>
       </w:r>
       <w:r>
         <w:rPr>
           <w:spacing w:val="34"/>
         </w:rPr>
-        <w:t> </w:t>
-      </w:r>
-      <w:r>
-        <w:rPr/>
+        <w:t xml:space="preserve"> </w:t>
+      </w:r>
+      <w:r>
         <w:t>A.,</w:t>
       </w:r>
       <w:r>
         <w:rPr>
           <w:spacing w:val="32"/>
         </w:rPr>
-        <w:t> </w:t>
-      </w:r>
-      <w:r>
-        <w:rPr/>
+        <w:t xml:space="preserve"> </w:t>
+      </w:r>
+      <w:r>
         <w:t>&amp;</w:t>
       </w:r>
       <w:r>
         <w:rPr>
           <w:spacing w:val="33"/>
         </w:rPr>
-        <w:t> </w:t>
-      </w:r>
-      <w:r>
-        <w:rPr/>
+        <w:t xml:space="preserve"> </w:t>
+      </w:r>
+      <w:r>
         <w:t>Qiu,</w:t>
       </w:r>
       <w:r>
         <w:rPr>
           <w:spacing w:val="32"/>
         </w:rPr>
-        <w:t> </w:t>
-      </w:r>
-      <w:r>
-        <w:rPr/>
+        <w:t xml:space="preserve"> </w:t>
+      </w:r>
+      <w:r>
         <w:t>J.</w:t>
       </w:r>
       <w:r>
         <w:rPr>
           <w:spacing w:val="33"/>
         </w:rPr>
-        <w:t> </w:t>
-      </w:r>
-      <w:r>
-        <w:rPr/>
+        <w:t xml:space="preserve"> </w:t>
+      </w:r>
+      <w:r>
         <w:t>(2023).</w:t>
       </w:r>
       <w:r>
         <w:rPr>
           <w:spacing w:val="-1"/>
         </w:rPr>
-        <w:t> </w:t>
+        <w:t xml:space="preserve"> </w:t>
       </w:r>
       <w:r>
         <w:rPr>
@@ -3746,53 +3932,56 @@
           <w:i/>
           <w:spacing w:val="32"/>
         </w:rPr>
-        <w:t> </w:t>
-      </w:r>
+        <w:t xml:space="preserve"> </w:t>
+      </w:r>
+      <w:proofErr w:type="spellStart"/>
       <w:r>
         <w:rPr>
           <w:i/>
         </w:rPr>
         <w:t>by</w:t>
       </w:r>
+      <w:proofErr w:type="spellEnd"/>
       <w:r>
         <w:rPr>
           <w:i/>
           <w:spacing w:val="31"/>
         </w:rPr>
-        <w:t> </w:t>
-      </w:r>
+        <w:t xml:space="preserve"> </w:t>
+      </w:r>
+      <w:proofErr w:type="spellStart"/>
       <w:r>
         <w:rPr>
           <w:i/>
         </w:rPr>
         <w:t>Ultralytics</w:t>
       </w:r>
+      <w:proofErr w:type="spellEnd"/>
       <w:r>
         <w:rPr>
           <w:i/>
           <w:spacing w:val="-1"/>
         </w:rPr>
-        <w:t> </w:t>
-      </w:r>
-      <w:r>
-        <w:rPr/>
+        <w:t xml:space="preserve"> </w:t>
+      </w:r>
+      <w:r>
         <w:t>(Versión</w:t>
       </w:r>
       <w:r>
         <w:rPr>
           <w:spacing w:val="32"/>
         </w:rPr>
-        <w:t> </w:t>
-      </w:r>
-      <w:r>
-        <w:rPr/>
-        <w:t>8.0) [Software de computadora]. </w:t>
-      </w:r>
-      <w:hyperlink r:id="rId12">
+        <w:t xml:space="preserve"> </w:t>
+      </w:r>
+      <w:r>
+        <w:t xml:space="preserve">8.0) [Software de computadora]. </w:t>
+      </w:r>
+      <w:hyperlink r:id="rId15">
         <w:r>
           <w:rPr>
             <w:color w:val="0462C1"/>
             <w:u w:val="single" w:color="0462C1"/>
+            <w:lang w:val="en-AE"/>
           </w:rPr>
           <w:t>https://github.com/ultralytics/ultralytics</w:t>
         </w:r>
@@ -3800,16 +3989,16 @@
     </w:p>
     <w:p>
       <w:pPr>
-        <w:spacing w:line="360" w:lineRule="auto" w:before="0"/>
-        <w:ind w:left="361" w:right="0" w:firstLine="0"/>
-        <w:jc w:val="left"/>
-        <w:rPr>
-          <w:sz w:val="24"/>
-        </w:rPr>
-      </w:pPr>
-      <w:r>
-        <w:rPr>
-          <w:sz w:val="24"/>
+        <w:spacing w:line="360" w:lineRule="auto"/>
+        <w:ind w:left="361"/>
+        <w:rPr>
+          <w:sz w:val="24"/>
+        </w:rPr>
+      </w:pPr>
+      <w:r>
+        <w:rPr>
+          <w:sz w:val="24"/>
+          <w:lang w:val="en-AE"/>
         </w:rPr>
         <w:t>Ramírez, S. (2024).</w:t>
       </w:r>
@@ -3817,23 +4006,32 @@
         <w:rPr>
           <w:spacing w:val="-2"/>
           <w:sz w:val="24"/>
-        </w:rPr>
-        <w:t> </w:t>
+          <w:lang w:val="en-AE"/>
+        </w:rPr>
+        <w:t xml:space="preserve"> </w:t>
       </w:r>
       <w:r>
         <w:rPr>
           <w:i/>
           <w:sz w:val="24"/>
+          <w:lang w:val="en-AE"/>
         </w:rPr>
         <w:t>FastAPI: Modern, fast (high-performance), web framework for building APIs with Python</w:t>
       </w:r>
       <w:r>
         <w:rPr>
           <w:sz w:val="24"/>
-        </w:rPr>
-        <w:t>. Recuperado de </w:t>
-      </w:r>
-      <w:hyperlink r:id="rId13">
+          <w:lang w:val="en-AE"/>
+        </w:rPr>
+        <w:t xml:space="preserve">. </w:t>
+      </w:r>
+      <w:r>
+        <w:rPr>
+          <w:sz w:val="24"/>
+        </w:rPr>
+        <w:t xml:space="preserve">Recuperado de </w:t>
+      </w:r>
+      <w:hyperlink r:id="rId16">
         <w:r>
           <w:rPr>
             <w:color w:val="0462C1"/>
@@ -3847,16 +4045,15 @@
     <w:p>
       <w:pPr>
         <w:tabs>
-          <w:tab w:pos="1177" w:val="left" w:leader="none"/>
-          <w:tab w:pos="2749" w:val="left" w:leader="none"/>
-          <w:tab w:pos="3531" w:val="left" w:leader="none"/>
-          <w:tab w:pos="4968" w:val="left" w:leader="none"/>
-          <w:tab w:pos="6206" w:val="left" w:leader="none"/>
-          <w:tab w:pos="7361" w:val="left" w:leader="none"/>
+          <w:tab w:val="left" w:pos="1177"/>
+          <w:tab w:val="left" w:pos="2749"/>
+          <w:tab w:val="left" w:pos="3531"/>
+          <w:tab w:val="left" w:pos="4968"/>
+          <w:tab w:val="left" w:pos="6206"/>
+          <w:tab w:val="left" w:pos="7361"/>
         </w:tabs>
-        <w:spacing w:line="360" w:lineRule="auto" w:before="0"/>
-        <w:ind w:left="361" w:right="139" w:firstLine="0"/>
-        <w:jc w:val="left"/>
+        <w:spacing w:line="360" w:lineRule="auto"/>
+        <w:ind w:left="361" w:right="139"/>
         <w:rPr>
           <w:sz w:val="24"/>
         </w:rPr>
@@ -3873,7 +4070,7 @@
           <w:sz w:val="24"/>
         </w:rPr>
         <w:tab/>
-        <w:t>(2024). </w:t>
+        <w:t xml:space="preserve">(2024). </w:t>
       </w:r>
       <w:r>
         <w:rPr>
@@ -3881,6 +4078,12 @@
           <w:sz w:val="24"/>
         </w:rPr>
         <w:t>Vite:</w:t>
+      </w:r>
+      <w:r>
+        <w:rPr>
+          <w:i/>
+          <w:sz w:val="24"/>
+        </w:rPr>
         <w:tab/>
       </w:r>
       <w:r>
@@ -3898,6 +4101,7 @@
         </w:rPr>
         <w:tab/>
       </w:r>
+      <w:proofErr w:type="spellStart"/>
       <w:r>
         <w:rPr>
           <w:i/>
@@ -3906,6 +4110,7 @@
         </w:rPr>
         <w:t>Generation</w:t>
       </w:r>
+      <w:proofErr w:type="spellEnd"/>
       <w:r>
         <w:rPr>
           <w:i/>
@@ -3913,6 +4118,7 @@
         </w:rPr>
         <w:tab/>
       </w:r>
+      <w:proofErr w:type="spellStart"/>
       <w:r>
         <w:rPr>
           <w:i/>
@@ -3921,6 +4127,7 @@
         </w:rPr>
         <w:t>Frontend</w:t>
       </w:r>
+      <w:proofErr w:type="spellEnd"/>
       <w:r>
         <w:rPr>
           <w:i/>
@@ -3928,6 +4135,7 @@
         </w:rPr>
         <w:tab/>
       </w:r>
+      <w:proofErr w:type="spellStart"/>
       <w:r>
         <w:rPr>
           <w:i/>
@@ -3936,6 +4144,7 @@
         </w:rPr>
         <w:t>Tooling</w:t>
       </w:r>
+      <w:proofErr w:type="spellEnd"/>
       <w:r>
         <w:rPr>
           <w:spacing w:val="-2"/>
@@ -3954,15 +4163,15 @@
           <w:spacing w:val="-2"/>
           <w:sz w:val="24"/>
         </w:rPr>
-        <w:t>Recuperado </w:t>
-      </w:r>
-      <w:r>
-        <w:rPr>
-          <w:sz w:val="24"/>
-        </w:rPr>
-        <w:t>de </w:t>
-      </w:r>
-      <w:hyperlink r:id="rId14">
+        <w:t xml:space="preserve">Recuperado </w:t>
+      </w:r>
+      <w:r>
+        <w:rPr>
+          <w:sz w:val="24"/>
+        </w:rPr>
+        <w:t xml:space="preserve">de </w:t>
+      </w:r>
+      <w:hyperlink r:id="rId17">
         <w:r>
           <w:rPr>
             <w:color w:val="0462C1"/>
@@ -3976,14 +4185,13 @@
     <w:p>
       <w:pPr>
         <w:tabs>
-          <w:tab w:pos="2010" w:val="left" w:leader="none"/>
-          <w:tab w:pos="2936" w:val="left" w:leader="none"/>
-          <w:tab w:pos="5258" w:val="left" w:leader="none"/>
-          <w:tab w:pos="7360" w:val="left" w:leader="none"/>
+          <w:tab w:val="left" w:pos="2010"/>
+          <w:tab w:val="left" w:pos="2936"/>
+          <w:tab w:val="left" w:pos="5258"/>
+          <w:tab w:val="left" w:pos="7360"/>
         </w:tabs>
-        <w:spacing w:line="360" w:lineRule="auto" w:before="0"/>
-        <w:ind w:left="361" w:right="142" w:firstLine="0"/>
-        <w:jc w:val="left"/>
+        <w:spacing w:line="360" w:lineRule="auto"/>
+        <w:ind w:left="361" w:right="142"/>
         <w:rPr>
           <w:sz w:val="24"/>
         </w:rPr>
@@ -4013,7 +4221,7 @@
           <w:sz w:val="24"/>
         </w:rPr>
         <w:tab/>
-        <w:t>(2024). </w:t>
+        <w:t xml:space="preserve">(2024). </w:t>
       </w:r>
       <w:r>
         <w:rPr>
@@ -4021,8 +4229,15 @@
           <w:sz w:val="24"/>
         </w:rPr>
         <w:t>MongoDB</w:t>
+      </w:r>
+      <w:r>
+        <w:rPr>
+          <w:i/>
+          <w:sz w:val="24"/>
+        </w:rPr>
         <w:tab/>
       </w:r>
+      <w:proofErr w:type="spellStart"/>
       <w:r>
         <w:rPr>
           <w:i/>
@@ -4031,6 +4246,7 @@
         </w:rPr>
         <w:t>Documentation</w:t>
       </w:r>
+      <w:proofErr w:type="spellEnd"/>
       <w:r>
         <w:rPr>
           <w:spacing w:val="-2"/>
@@ -4049,15 +4265,15 @@
           <w:spacing w:val="-2"/>
           <w:sz w:val="24"/>
         </w:rPr>
-        <w:t>Recuperado </w:t>
-      </w:r>
-      <w:r>
-        <w:rPr>
-          <w:sz w:val="24"/>
-        </w:rPr>
-        <w:t>de </w:t>
-      </w:r>
-      <w:hyperlink r:id="rId15">
+        <w:t xml:space="preserve">Recuperado </w:t>
+      </w:r>
+      <w:r>
+        <w:rPr>
+          <w:sz w:val="24"/>
+        </w:rPr>
+        <w:t xml:space="preserve">de </w:t>
+      </w:r>
+      <w:hyperlink r:id="rId18">
         <w:r>
           <w:rPr>
             <w:color w:val="0462C1"/>
@@ -4070,33 +4286,76 @@
     </w:p>
     <w:p>
       <w:pPr>
-        <w:pStyle w:val="BodyText"/>
+        <w:pStyle w:val="Textoindependiente"/>
         <w:ind w:left="2"/>
       </w:pPr>
-      <w:hyperlink r:id="rId16">
+      <w:hyperlink r:id="rId19" w:history="1">
         <w:r>
           <w:rPr>
-            <w:color w:val="0462C1"/>
-            <w:spacing w:val="-2"/>
-            <w:u w:val="single" w:color="0462C1"/>
+            <w:rStyle w:val="Hipervnculo"/>
           </w:rPr>
-          <w:t>https://gitlab.com/Mayuri98/safevision_proyecto</w:t>
+          <w:t>https://gitlab.com/Mayuri98/safevision_proyecto/-/tree/feature/frontend-react?ref_type=heads</w:t>
         </w:r>
       </w:hyperlink>
     </w:p>
+    <w:p>
+      <w:pPr>
+        <w:pStyle w:val="Textoindependiente"/>
+        <w:ind w:left="2"/>
+      </w:pPr>
+    </w:p>
     <w:sectPr>
       <w:pgSz w:w="11910" w:h="16840"/>
-      <w:pgMar w:header="408" w:footer="0" w:top="2000" w:bottom="280" w:left="1700" w:right="1559"/>
+      <w:pgMar w:top="2000" w:right="1559" w:bottom="280" w:left="1700" w:header="408" w:footer="0" w:gutter="0"/>
+      <w:cols w:space="720"/>
     </w:sectPr>
   </w:body>
 </w:document>
 </file>
 
+<file path=word/endnotes.xml><?xml version="1.0" encoding="utf-8"?>
+<w:endnotes xmlns:wpc="http://schemas.microsoft.com/office/word/2010/wordprocessingCanvas" xmlns:cx="http://schemas.microsoft.com/office/drawing/2014/chartex" xmlns:cx1="http://schemas.microsoft.com/office/drawing/2015/9/8/chartex" xmlns:cx2="http://schemas.microsoft.com/office/drawing/2015/10/21/chartex" xmlns:cx3="http://schemas.microsoft.com/office/drawing/2016/5/9/chartex" xmlns:cx4="http://schemas.microsoft.com/office/drawing/2016/5/10/chartex" xmlns:cx5="http://schemas.microsoft.com/office/drawing/2016/5/11/chartex" xmlns:cx6="http://schemas.microsoft.com/office/drawing/2016/5/12/chartex" xmlns:cx7="http://schemas.microsoft.com/office/drawing/2016/5/13/chartex" xmlns:cx8="http://schemas.microsoft.com/office/drawing/2016/5/14/chartex" xmlns:mc="http://schemas.openxmlformats.org/markup-compatibility/2006" xmlns:aink="http://schemas.microsoft.com/office/drawing/2016/ink" xmlns:am3d="http://schemas.microsoft.com/office/drawing/2017/model3d" xmlns:o="urn:schemas-microsoft-com:office:office" xmlns:oel="http://schemas.microsoft.com/office/2019/extlst" xmlns:r="http://schemas.openxmlformats.org/officeDocument/2006/relationships" xmlns:m="http://schemas.openxmlformats.org/officeDocument/2006/math" xmlns:v="urn:schemas-microsoft-com:vml" xmlns:wp14="http://schemas.microsoft.com/office/word/2010/wordprocessingDrawing" xmlns:wp="http://schemas.openxmlformats.org/drawingml/2006/wordprocessingDrawing" xmlns:w10="urn:schemas-microsoft-com:office:word" xmlns:w="http://schemas.openxmlformats.org/wordprocessingml/2006/main" xmlns:w14="http://schemas.microsoft.com/office/word/2010/wordml" xmlns:w15="http://schemas.microsoft.com/office/word/2012/wordml" xmlns:w16cex="http://schemas.microsoft.com/office/word/2018/wordml/cex" xmlns:w16cid="http://schemas.microsoft.com/office/word/2016/wordml/cid" xmlns:w16="http://schemas.microsoft.com/office/word/2018/wordml" xmlns:w16du="http://schemas.microsoft.com/office/word/2023/wordml/word16du" xmlns:w16sdtdh="http://schemas.microsoft.com/office/word/2020/wordml/sdtdatahash" xmlns:w16sdtfl="http://schemas.microsoft.com/office/word/2024/wordml/sdtformatlock" xmlns:w16se="http://schemas.microsoft.com/office/word/2015/wordml/symex" xmlns:wpg="http://schemas.microsoft.com/office/word/2010/wordprocessingGroup" xmlns:wpi="http://schemas.microsoft.com/office/word/2010/wordprocessingInk" xmlns:wne="http://schemas.microsoft.com/office/word/2006/wordml" xmlns:wps="http://schemas.microsoft.com/office/word/2010/wordprocessingShape" mc:Ignorable="w14 w15 w16se w16cid w16 w16cex w16sdtdh w16sdtfl w16du wp14">
+  <w:endnote w:type="separator" w:id="-1">
+    <w:p>
+      <w:r>
+        <w:separator/>
+      </w:r>
+    </w:p>
+  </w:endnote>
+  <w:endnote w:type="continuationSeparator" w:id="0">
+    <w:p>
+      <w:r>
+        <w:continuationSeparator/>
+      </w:r>
+    </w:p>
+  </w:endnote>
+</w:endnotes>
+</file>
+
+<file path=word/footnotes.xml><?xml version="1.0" encoding="utf-8"?>
+<w:footnotes xmlns:wpc="http://schemas.microsoft.com/office/word/2010/wordprocessingCanvas" xmlns:cx="http://schemas.microsoft.com/office/drawing/2014/chartex" xmlns:cx1="http://schemas.microsoft.com/office/drawing/2015/9/8/chartex" xmlns:cx2="http://schemas.microsoft.com/office/drawing/2015/10/21/chartex" xmlns:cx3="http://schemas.microsoft.com/office/drawing/2016/5/9/chartex" xmlns:cx4="http://schemas.microsoft.com/office/drawing/2016/5/10/chartex" xmlns:cx5="http://schemas.microsoft.com/office/drawing/2016/5/11/chartex" xmlns:cx6="http://schemas.microsoft.com/office/drawing/2016/5/12/chartex" xmlns:cx7="http://schemas.microsoft.com/office/drawing/2016/5/13/chartex" xmlns:cx8="http://schemas.microsoft.com/office/drawing/2016/5/14/chartex" xmlns:mc="http://schemas.openxmlformats.org/markup-compatibility/2006" xmlns:aink="http://schemas.microsoft.com/office/drawing/2016/ink" xmlns:am3d="http://schemas.microsoft.com/office/drawing/2017/model3d" xmlns:o="urn:schemas-microsoft-com:office:office" xmlns:oel="http://schemas.microsoft.com/office/2019/extlst" xmlns:r="http://schemas.openxmlformats.org/officeDocument/2006/relationships" xmlns:m="http://schemas.openxmlformats.org/officeDocument/2006/math" xmlns:v="urn:schemas-microsoft-com:vml" xmlns:wp14="http://schemas.microsoft.com/office/word/2010/wordprocessingDrawing" xmlns:wp="http://schemas.openxmlformats.org/drawingml/2006/wordprocessingDrawing" xmlns:w10="urn:schemas-microsoft-com:office:word" xmlns:w="http://schemas.openxmlformats.org/wordprocessingml/2006/main" xmlns:w14="http://schemas.microsoft.com/office/word/2010/wordml" xmlns:w15="http://schemas.microsoft.com/office/word/2012/wordml" xmlns:w16cex="http://schemas.microsoft.com/office/word/2018/wordml/cex" xmlns:w16cid="http://schemas.microsoft.com/office/word/2016/wordml/cid" xmlns:w16="http://schemas.microsoft.com/office/word/2018/wordml" xmlns:w16du="http://schemas.microsoft.com/office/word/2023/wordml/word16du" xmlns:w16sdtdh="http://schemas.microsoft.com/office/word/2020/wordml/sdtdatahash" xmlns:w16sdtfl="http://schemas.microsoft.com/office/word/2024/wordml/sdtformatlock" xmlns:w16se="http://schemas.microsoft.com/office/word/2015/wordml/symex" xmlns:wpg="http://schemas.microsoft.com/office/word/2010/wordprocessingGroup" xmlns:wpi="http://schemas.microsoft.com/office/word/2010/wordprocessingInk" xmlns:wne="http://schemas.microsoft.com/office/word/2006/wordml" xmlns:wps="http://schemas.microsoft.com/office/word/2010/wordprocessingShape" mc:Ignorable="w14 w15 w16se w16cid w16 w16cex w16sdtdh w16sdtfl w16du wp14">
+  <w:footnote w:type="separator" w:id="-1">
+    <w:p>
+      <w:r>
+        <w:separator/>
+      </w:r>
+    </w:p>
+  </w:footnote>
+  <w:footnote w:type="continuationSeparator" w:id="0">
+    <w:p>
+      <w:r>
+        <w:continuationSeparator/>
+      </w:r>
+    </w:p>
+  </w:footnote>
+</w:footnotes>
+</file>
+
 <file path=word/header1.xml><?xml version="1.0" encoding="utf-8"?>
-<w:hdr xmlns:mc="http://schemas.openxmlformats.org/markup-compatibility/2006" xmlns:ve="http://schemas.openxmlformats.org/markup-compatibility/2006" xmlns:o="urn:schemas-microsoft-com:office:office" xmlns:r="http://schemas.openxmlformats.org/officeDocument/2006/relationships" xmlns:m="http://schemas.openxmlformats.org/officeDocument/2006/math" xmlns:v="urn:schemas-microsoft-com:vml" xmlns:wp="http://schemas.openxmlformats.org/drawingml/2006/wordprocessingDrawing" xmlns:w10="urn:schemas-microsoft-com:office:word" xmlns:w="http://schemas.openxmlformats.org/wordprocessingml/2006/main" xmlns:wne="http://schemas.microsoft.com/office/word/2006/wordml" xmlns:a="http://schemas.openxmlformats.org/drawingml/2006/main" xmlns:pic="http://schemas.openxmlformats.org/drawingml/2006/picture" xmlns:wpg="http://schemas.microsoft.com/office/word/2010/wordprocessingGroup" xmlns:wps="http://schemas.microsoft.com/office/word/2010/wordprocessingShape" xmlns:w14="http://schemas.microsoft.com/office/word/2010/wordml" mc:Ignorable="w14" xml:space="preserve">
+<w:hdr xmlns:wpc="http://schemas.microsoft.com/office/word/2010/wordprocessingCanvas" xmlns:cx="http://schemas.microsoft.com/office/drawing/2014/chartex" xmlns:cx1="http://schemas.microsoft.com/office/drawing/2015/9/8/chartex" xmlns:cx2="http://schemas.microsoft.com/office/drawing/2015/10/21/chartex" xmlns:cx3="http://schemas.microsoft.com/office/drawing/2016/5/9/chartex" xmlns:cx4="http://schemas.microsoft.com/office/drawing/2016/5/10/chartex" xmlns:cx5="http://schemas.microsoft.com/office/drawing/2016/5/11/chartex" xmlns:cx6="http://schemas.microsoft.com/office/drawing/2016/5/12/chartex" xmlns:cx7="http://schemas.microsoft.com/office/drawing/2016/5/13/chartex" xmlns:cx8="http://schemas.microsoft.com/office/drawing/2016/5/14/chartex" xmlns:mc="http://schemas.openxmlformats.org/markup-compatibility/2006" xmlns:aink="http://schemas.microsoft.com/office/drawing/2016/ink" xmlns:am3d="http://schemas.microsoft.com/office/drawing/2017/model3d" xmlns:o="urn:schemas-microsoft-com:office:office" xmlns:oel="http://schemas.microsoft.com/office/2019/extlst" xmlns:r="http://schemas.openxmlformats.org/officeDocument/2006/relationships" xmlns:m="http://schemas.openxmlformats.org/officeDocument/2006/math" xmlns:v="urn:schemas-microsoft-com:vml" xmlns:wp14="http://schemas.microsoft.com/office/word/2010/wordprocessingDrawing" xmlns:wp="http://schemas.openxmlformats.org/drawingml/2006/wordprocessingDrawing" xmlns:w10="urn:schemas-microsoft-com:office:word" xmlns:w="http://schemas.openxmlformats.org/wordprocessingml/2006/main" xmlns:w14="http://schemas.microsoft.com/office/word/2010/wordml" xmlns:w15="http://schemas.microsoft.com/office/word/2012/wordml" xmlns:w16cex="http://schemas.microsoft.com/office/word/2018/wordml/cex" xmlns:w16cid="http://schemas.microsoft.com/office/word/2016/wordml/cid" xmlns:w16="http://schemas.microsoft.com/office/word/2018/wordml" xmlns:w16du="http://schemas.microsoft.com/office/word/2023/wordml/word16du" xmlns:w16sdtdh="http://schemas.microsoft.com/office/word/2020/wordml/sdtdatahash" xmlns:w16sdtfl="http://schemas.microsoft.com/office/word/2024/wordml/sdtformatlock" xmlns:w16se="http://schemas.microsoft.com/office/word/2015/wordml/symex" xmlns:wpg="http://schemas.microsoft.com/office/word/2010/wordprocessingGroup" xmlns:wpi="http://schemas.microsoft.com/office/word/2010/wordprocessingInk" xmlns:wne="http://schemas.microsoft.com/office/word/2006/wordml" xmlns:wps="http://schemas.microsoft.com/office/word/2010/wordprocessingShape" mc:Ignorable="w14 w15 w16se w16cid w16 w16cex w16sdtdh w16sdtfl w16du wp14">
   <w:p>
     <w:pPr>
-      <w:pStyle w:val="BodyText"/>
+      <w:pStyle w:val="Textoindependiente"/>
       <w:spacing w:line="14" w:lineRule="auto"/>
       <w:rPr>
         <w:sz w:val="20"/>
@@ -4104,10 +4363,11 @@
     </w:pPr>
     <w:r>
       <w:rPr>
+        <w:noProof/>
         <w:sz w:val="20"/>
       </w:rPr>
       <w:drawing>
-        <wp:anchor distT="0" distB="0" distL="0" distR="0" allowOverlap="1" layoutInCell="1" locked="0" behindDoc="1" simplePos="0" relativeHeight="487510016">
+        <wp:anchor distT="0" distB="0" distL="0" distR="0" simplePos="0" relativeHeight="487510016" behindDoc="1" locked="0" layoutInCell="1" allowOverlap="1" wp14:anchorId="1AA3337E" wp14:editId="01FB2A91">
           <wp:simplePos x="0" y="0"/>
           <wp:positionH relativeFrom="page">
             <wp:posOffset>1088389</wp:posOffset>
@@ -4120,11 +4380,11 @@
           <wp:wrapNone/>
           <wp:docPr id="1" name="Image 1"/>
           <wp:cNvGraphicFramePr>
-            <a:graphicFrameLocks/>
+            <a:graphicFrameLocks xmlns:a="http://schemas.openxmlformats.org/drawingml/2006/main"/>
           </wp:cNvGraphicFramePr>
-          <a:graphic>
+          <a:graphic xmlns:a="http://schemas.openxmlformats.org/drawingml/2006/main">
             <a:graphicData uri="http://schemas.openxmlformats.org/drawingml/2006/picture">
-              <pic:pic>
+              <pic:pic xmlns:pic="http://schemas.openxmlformats.org/drawingml/2006/picture">
                 <pic:nvPicPr>
                   <pic:cNvPr id="1" name="Image 1"/>
                   <pic:cNvPicPr/>
@@ -4152,12 +4412,13 @@
     </w:r>
     <w:r>
       <w:rPr>
+        <w:noProof/>
         <w:sz w:val="20"/>
       </w:rPr>
       <mc:AlternateContent>
         <mc:Choice Requires="wps">
           <w:drawing>
-            <wp:anchor distT="0" distB="0" distL="0" distR="0" allowOverlap="1" layoutInCell="1" locked="0" behindDoc="1" simplePos="0" relativeHeight="487510528">
+            <wp:anchor distT="0" distB="0" distL="0" distR="0" simplePos="0" relativeHeight="487510528" behindDoc="1" locked="0" layoutInCell="1" allowOverlap="1" wp14:anchorId="1B9C9C39" wp14:editId="6221FC3E">
               <wp:simplePos x="0" y="0"/>
               <wp:positionH relativeFrom="page">
                 <wp:posOffset>4231004</wp:posOffset>
@@ -4170,13 +4431,14 @@
               <wp:wrapNone/>
               <wp:docPr id="2" name="Textbox 2"/>
               <wp:cNvGraphicFramePr>
-                <a:graphicFrameLocks/>
+                <a:graphicFrameLocks xmlns:a="http://schemas.openxmlformats.org/drawingml/2006/main"/>
               </wp:cNvGraphicFramePr>
-              <a:graphic>
+              <a:graphic xmlns:a="http://schemas.openxmlformats.org/drawingml/2006/main">
                 <a:graphicData uri="http://schemas.microsoft.com/office/word/2010/wordprocessingShape">
                   <wps:wsp>
-                    <wps:cNvPr id="2" name="Textbox 2"/>
-                    <wps:cNvSpPr txBox="1"/>
+                    <wps:cNvSpPr txBox="1">
+                      <a:spLocks/>
+                    </wps:cNvSpPr>
                     <wps:spPr>
                       <a:xfrm>
                         <a:off x="0" y="0"/>
@@ -4190,8 +4452,8 @@
                       <w:txbxContent>
                         <w:p>
                           <w:pPr>
-                            <w:spacing w:line="222" w:lineRule="exact" w:before="0"/>
-                            <w:ind w:left="0" w:right="18" w:firstLine="0"/>
+                            <w:spacing w:line="222" w:lineRule="exact"/>
+                            <w:ind w:right="18"/>
                             <w:jc w:val="right"/>
                             <w:rPr>
                               <w:rFonts w:ascii="Calibri"/>
@@ -4214,7 +4476,7 @@
                               <w:spacing w:val="-9"/>
                               <w:sz w:val="20"/>
                             </w:rPr>
-                            <w:t> </w:t>
+                            <w:t xml:space="preserve"> </w:t>
                           </w:r>
                           <w:r>
                             <w:rPr>
@@ -4231,7 +4493,7 @@
                               <w:spacing w:val="-6"/>
                               <w:sz w:val="20"/>
                             </w:rPr>
-                            <w:t> </w:t>
+                            <w:t xml:space="preserve"> </w:t>
                           </w:r>
                           <w:r>
                             <w:rPr>
@@ -4248,7 +4510,7 @@
                               <w:spacing w:val="-7"/>
                               <w:sz w:val="20"/>
                             </w:rPr>
-                            <w:t> </w:t>
+                            <w:t xml:space="preserve"> </w:t>
                           </w:r>
                           <w:r>
                             <w:rPr>
@@ -4262,7 +4524,6 @@
                         </w:p>
                         <w:p>
                           <w:pPr>
-                            <w:spacing w:before="0"/>
                             <w:ind w:left="1162" w:right="18" w:firstLine="333"/>
                             <w:jc w:val="right"/>
                             <w:rPr>
@@ -4286,8 +4547,9 @@
                               <w:spacing w:val="-12"/>
                               <w:sz w:val="20"/>
                             </w:rPr>
-                            <w:t> </w:t>
+                            <w:t xml:space="preserve"> </w:t>
                           </w:r>
+                          <w:proofErr w:type="spellStart"/>
                           <w:r>
                             <w:rPr>
                               <w:rFonts w:ascii="Calibri" w:hAnsi="Calibri"/>
@@ -4296,6 +4558,7 @@
                             </w:rPr>
                             <w:t>Jimenez</w:t>
                           </w:r>
+                          <w:proofErr w:type="spellEnd"/>
                           <w:r>
                             <w:rPr>
                               <w:rFonts w:ascii="Calibri" w:hAnsi="Calibri"/>
@@ -4303,15 +4566,25 @@
                               <w:spacing w:val="-11"/>
                               <w:sz w:val="20"/>
                             </w:rPr>
-                            <w:t> </w:t>
+                            <w:t xml:space="preserve"> </w:t>
                           </w:r>
+                          <w:proofErr w:type="spellStart"/>
                           <w:r>
                             <w:rPr>
                               <w:rFonts w:ascii="Calibri" w:hAnsi="Calibri"/>
                               <w:b/>
                               <w:sz w:val="20"/>
                             </w:rPr>
-                            <w:t>Jimenez Programacion en la nube </w:t>
+                            <w:t>Jimenez</w:t>
+                          </w:r>
+                          <w:proofErr w:type="spellEnd"/>
+                          <w:r>
+                            <w:rPr>
+                              <w:rFonts w:ascii="Calibri" w:hAnsi="Calibri"/>
+                              <w:b/>
+                              <w:sz w:val="20"/>
+                            </w:rPr>
+                            <w:t xml:space="preserve"> Programacion en la nube </w:t>
                           </w:r>
                           <w:r>
                             <w:rPr>
@@ -4328,7 +4601,7 @@
                               <w:spacing w:val="-7"/>
                               <w:sz w:val="20"/>
                             </w:rPr>
-                            <w:t> </w:t>
+                            <w:t xml:space="preserve"> </w:t>
                           </w:r>
                           <w:r>
                             <w:rPr>
@@ -4345,7 +4618,7 @@
                               <w:spacing w:val="-7"/>
                               <w:sz w:val="20"/>
                             </w:rPr>
-                            <w:t> </w:t>
+                            <w:t xml:space="preserve"> </w:t>
                           </w:r>
                           <w:r>
                             <w:rPr>
@@ -4362,7 +4635,7 @@
                               <w:spacing w:val="-7"/>
                               <w:sz w:val="20"/>
                             </w:rPr>
-                            <w:t> </w:t>
+                            <w:t xml:space="preserve"> </w:t>
                           </w:r>
                           <w:r>
                             <w:rPr>
@@ -4377,7 +4650,7 @@
                         <w:p>
                           <w:pPr>
                             <w:spacing w:before="1"/>
-                            <w:ind w:left="0" w:right="21" w:firstLine="0"/>
+                            <w:ind w:right="21"/>
                             <w:jc w:val="right"/>
                             <w:rPr>
                               <w:rFonts w:ascii="Calibri" w:hAnsi="Calibri"/>
@@ -4400,7 +4673,7 @@
                               <w:spacing w:val="-7"/>
                               <w:sz w:val="20"/>
                             </w:rPr>
-                            <w:t> </w:t>
+                            <w:t xml:space="preserve"> </w:t>
                           </w:r>
                           <w:r>
                             <w:rPr>
@@ -4417,7 +4690,7 @@
                               <w:spacing w:val="-6"/>
                               <w:sz w:val="20"/>
                             </w:rPr>
-                            <w:t> </w:t>
+                            <w:t xml:space="preserve"> </w:t>
                           </w:r>
                           <w:r>
                             <w:rPr>
@@ -4434,7 +4707,7 @@
                               <w:spacing w:val="-7"/>
                               <w:sz w:val="20"/>
                             </w:rPr>
-                            <w:t> </w:t>
+                            <w:t xml:space="preserve"> </w:t>
                           </w:r>
                           <w:r>
                             <w:rPr>
@@ -4451,7 +4724,7 @@
                               <w:spacing w:val="-6"/>
                               <w:sz w:val="20"/>
                             </w:rPr>
-                            <w:t> </w:t>
+                            <w:t xml:space="preserve"> </w:t>
                           </w:r>
                           <w:r>
                             <w:rPr>
@@ -4468,7 +4741,7 @@
                               <w:spacing w:val="-6"/>
                               <w:sz w:val="20"/>
                             </w:rPr>
-                            <w:t> </w:t>
+                            <w:t xml:space="preserve"> </w:t>
                           </w:r>
                           <w:r>
                             <w:rPr>
@@ -4493,17 +4766,17 @@
         </mc:Choice>
         <mc:Fallback>
           <w:pict>
-            <v:shapetype id="_x0000_t202" o:spt="202" coordsize="21600,21600" path="m,l,21600r21600,l21600,xe">
+            <v:shapetype w14:anchorId="1B9C9C39" id="_x0000_t202" coordsize="21600,21600" o:spt="202" path="m,l,21600r21600,l21600,xe">
               <v:stroke joinstyle="miter"/>
               <v:path gradientshapeok="t" o:connecttype="rect"/>
             </v:shapetype>
-            <v:shape style="position:absolute;margin-left:333.149994pt;margin-top:36.529984pt;width:178.2pt;height:60.85pt;mso-position-horizontal-relative:page;mso-position-vertical-relative:page;z-index:-15805952" type="#_x0000_t202" id="docshape1" filled="false" stroked="false">
+            <v:shape id="Textbox 2" o:spid="_x0000_s1026" type="#_x0000_t202" style="position:absolute;margin-left:333.15pt;margin-top:36.55pt;width:178.2pt;height:60.85pt;z-index:-15805952;visibility:visible;mso-wrap-style:square;mso-wrap-distance-left:0;mso-wrap-distance-top:0;mso-wrap-distance-right:0;mso-wrap-distance-bottom:0;mso-position-horizontal:absolute;mso-position-horizontal-relative:page;mso-position-vertical:absolute;mso-position-vertical-relative:page;v-text-anchor:top" o:gfxdata="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" filled="f" stroked="f">
               <v:textbox inset="0,0,0,0">
                 <w:txbxContent>
                   <w:p>
                     <w:pPr>
-                      <w:spacing w:line="222" w:lineRule="exact" w:before="0"/>
-                      <w:ind w:left="0" w:right="18" w:firstLine="0"/>
+                      <w:spacing w:line="222" w:lineRule="exact"/>
+                      <w:ind w:right="18"/>
                       <w:jc w:val="right"/>
                       <w:rPr>
                         <w:rFonts w:ascii="Calibri"/>
@@ -4526,7 +4799,7 @@
                         <w:spacing w:val="-9"/>
                         <w:sz w:val="20"/>
                       </w:rPr>
-                      <w:t> </w:t>
+                      <w:t xml:space="preserve"> </w:t>
                     </w:r>
                     <w:r>
                       <w:rPr>
@@ -4543,7 +4816,7 @@
                         <w:spacing w:val="-6"/>
                         <w:sz w:val="20"/>
                       </w:rPr>
-                      <w:t> </w:t>
+                      <w:t xml:space="preserve"> </w:t>
                     </w:r>
                     <w:r>
                       <w:rPr>
@@ -4560,7 +4833,7 @@
                         <w:spacing w:val="-7"/>
                         <w:sz w:val="20"/>
                       </w:rPr>
-                      <w:t> </w:t>
+                      <w:t xml:space="preserve"> </w:t>
                     </w:r>
                     <w:r>
                       <w:rPr>
@@ -4574,7 +4847,6 @@
                   </w:p>
                   <w:p>
                     <w:pPr>
-                      <w:spacing w:before="0"/>
                       <w:ind w:left="1162" w:right="18" w:firstLine="333"/>
                       <w:jc w:val="right"/>
                       <w:rPr>
@@ -4598,8 +4870,9 @@
                         <w:spacing w:val="-12"/>
                         <w:sz w:val="20"/>
                       </w:rPr>
-                      <w:t> </w:t>
+                      <w:t xml:space="preserve"> </w:t>
                     </w:r>
+                    <w:proofErr w:type="spellStart"/>
                     <w:r>
                       <w:rPr>
                         <w:rFonts w:ascii="Calibri" w:hAnsi="Calibri"/>
@@ -4608,6 +4881,7 @@
                       </w:rPr>
                       <w:t>Jimenez</w:t>
                     </w:r>
+                    <w:proofErr w:type="spellEnd"/>
                     <w:r>
                       <w:rPr>
                         <w:rFonts w:ascii="Calibri" w:hAnsi="Calibri"/>
@@ -4615,15 +4889,25 @@
                         <w:spacing w:val="-11"/>
                         <w:sz w:val="20"/>
                       </w:rPr>
-                      <w:t> </w:t>
+                      <w:t xml:space="preserve"> </w:t>
                     </w:r>
+                    <w:proofErr w:type="spellStart"/>
                     <w:r>
                       <w:rPr>
                         <w:rFonts w:ascii="Calibri" w:hAnsi="Calibri"/>
                         <w:b/>
                         <w:sz w:val="20"/>
                       </w:rPr>
-                      <w:t>Jimenez Programacion en la nube </w:t>
+                      <w:t>Jimenez</w:t>
+                    </w:r>
+                    <w:proofErr w:type="spellEnd"/>
+                    <w:r>
+                      <w:rPr>
+                        <w:rFonts w:ascii="Calibri" w:hAnsi="Calibri"/>
+                        <w:b/>
+                        <w:sz w:val="20"/>
+                      </w:rPr>
+                      <w:t xml:space="preserve"> Programacion en la nube </w:t>
                     </w:r>
                     <w:r>
                       <w:rPr>
@@ -4640,7 +4924,7 @@
                         <w:spacing w:val="-7"/>
                         <w:sz w:val="20"/>
                       </w:rPr>
-                      <w:t> </w:t>
+                      <w:t xml:space="preserve"> </w:t>
                     </w:r>
                     <w:r>
                       <w:rPr>
@@ -4657,7 +4941,7 @@
                         <w:spacing w:val="-7"/>
                         <w:sz w:val="20"/>
                       </w:rPr>
-                      <w:t> </w:t>
+                      <w:t xml:space="preserve"> </w:t>
                     </w:r>
                     <w:r>
                       <w:rPr>
@@ -4674,7 +4958,7 @@
                         <w:spacing w:val="-7"/>
                         <w:sz w:val="20"/>
                       </w:rPr>
-                      <w:t> </w:t>
+                      <w:t xml:space="preserve"> </w:t>
                     </w:r>
                     <w:r>
                       <w:rPr>
@@ -4689,7 +4973,7 @@
                   <w:p>
                     <w:pPr>
                       <w:spacing w:before="1"/>
-                      <w:ind w:left="0" w:right="21" w:firstLine="0"/>
+                      <w:ind w:right="21"/>
                       <w:jc w:val="right"/>
                       <w:rPr>
                         <w:rFonts w:ascii="Calibri" w:hAnsi="Calibri"/>
@@ -4712,7 +4996,7 @@
                         <w:spacing w:val="-7"/>
                         <w:sz w:val="20"/>
                       </w:rPr>
-                      <w:t> </w:t>
+                      <w:t xml:space="preserve"> </w:t>
                     </w:r>
                     <w:r>
                       <w:rPr>
@@ -4729,7 +5013,7 @@
                         <w:spacing w:val="-6"/>
                         <w:sz w:val="20"/>
                       </w:rPr>
-                      <w:t> </w:t>
+                      <w:t xml:space="preserve"> </w:t>
                     </w:r>
                     <w:r>
                       <w:rPr>
@@ -4746,7 +5030,7 @@
                         <w:spacing w:val="-7"/>
                         <w:sz w:val="20"/>
                       </w:rPr>
-                      <w:t> </w:t>
+                      <w:t xml:space="preserve"> </w:t>
                     </w:r>
                     <w:r>
                       <w:rPr>
@@ -4763,7 +5047,7 @@
                         <w:spacing w:val="-6"/>
                         <w:sz w:val="20"/>
                       </w:rPr>
-                      <w:t> </w:t>
+                      <w:t xml:space="preserve"> </w:t>
                     </w:r>
                     <w:r>
                       <w:rPr>
@@ -4780,7 +5064,7 @@
                         <w:spacing w:val="-6"/>
                         <w:sz w:val="20"/>
                       </w:rPr>
-                      <w:t> </w:t>
+                      <w:t xml:space="preserve"> </w:t>
                     </w:r>
                     <w:r>
                       <w:rPr>
@@ -4794,7 +5078,7 @@
                   </w:p>
                 </w:txbxContent>
               </v:textbox>
-              <w10:wrap type="none"/>
+              <w10:wrap anchorx="page" anchory="page"/>
             </v:shape>
           </w:pict>
         </mc:Fallback>
@@ -4805,10 +5089,141 @@
 </file>
 
 <file path=word/numbering.xml><?xml version="1.0" encoding="utf-8"?>
-<w:numbering xmlns:ve="http://schemas.openxmlformats.org/markup-compatibility/2006" xmlns:o="urn:schemas-microsoft-com:office:office" xmlns:r="http://schemas.openxmlformats.org/officeDocument/2006/relationships" xmlns:m="http://schemas.openxmlformats.org/officeDocument/2006/math" xmlns:v="urn:schemas-microsoft-com:vml" xmlns:wp="http://schemas.openxmlformats.org/drawingml/2006/wordprocessingDrawing" xmlns:w10="urn:schemas-microsoft-com:office:word" xmlns:w="http://schemas.openxmlformats.org/wordprocessingml/2006/main" xmlns:wne="http://schemas.microsoft.com/office/word/2006/wordml">
-  <w:abstractNum w:abstractNumId="1">
+<w:numbering xmlns:wpc="http://schemas.microsoft.com/office/word/2010/wordprocessingCanvas" xmlns:cx="http://schemas.microsoft.com/office/drawing/2014/chartex" xmlns:cx1="http://schemas.microsoft.com/office/drawing/2015/9/8/chartex" xmlns:cx2="http://schemas.microsoft.com/office/drawing/2015/10/21/chartex" xmlns:cx3="http://schemas.microsoft.com/office/drawing/2016/5/9/chartex" xmlns:cx4="http://schemas.microsoft.com/office/drawing/2016/5/10/chartex" xmlns:cx5="http://schemas.microsoft.com/office/drawing/2016/5/11/chartex" xmlns:cx6="http://schemas.microsoft.com/office/drawing/2016/5/12/chartex" xmlns:cx7="http://schemas.microsoft.com/office/drawing/2016/5/13/chartex" xmlns:cx8="http://schemas.microsoft.com/office/drawing/2016/5/14/chartex" xmlns:mc="http://schemas.openxmlformats.org/markup-compatibility/2006" xmlns:aink="http://schemas.microsoft.com/office/drawing/2016/ink" xmlns:am3d="http://schemas.microsoft.com/office/drawing/2017/model3d" xmlns:o="urn:schemas-microsoft-com:office:office" xmlns:oel="http://schemas.microsoft.com/office/2019/extlst" xmlns:r="http://schemas.openxmlformats.org/officeDocument/2006/relationships" xmlns:m="http://schemas.openxmlformats.org/officeDocument/2006/math" xmlns:v="urn:schemas-microsoft-com:vml" xmlns:wp14="http://schemas.microsoft.com/office/word/2010/wordprocessingDrawing" xmlns:wp="http://schemas.openxmlformats.org/drawingml/2006/wordprocessingDrawing" xmlns:w10="urn:schemas-microsoft-com:office:word" xmlns:w="http://schemas.openxmlformats.org/wordprocessingml/2006/main" xmlns:w14="http://schemas.microsoft.com/office/word/2010/wordml" xmlns:w15="http://schemas.microsoft.com/office/word/2012/wordml" xmlns:w16cex="http://schemas.microsoft.com/office/word/2018/wordml/cex" xmlns:w16cid="http://schemas.microsoft.com/office/word/2016/wordml/cid" xmlns:w16="http://schemas.microsoft.com/office/word/2018/wordml" xmlns:w16du="http://schemas.microsoft.com/office/word/2023/wordml/word16du" xmlns:w16sdtdh="http://schemas.microsoft.com/office/word/2020/wordml/sdtdatahash" xmlns:w16sdtfl="http://schemas.microsoft.com/office/word/2024/wordml/sdtformatlock" xmlns:w16se="http://schemas.microsoft.com/office/word/2015/wordml/symex" xmlns:wpg="http://schemas.microsoft.com/office/word/2010/wordprocessingGroup" xmlns:wpi="http://schemas.microsoft.com/office/word/2010/wordprocessingInk" xmlns:wne="http://schemas.microsoft.com/office/word/2006/wordml" xmlns:wps="http://schemas.microsoft.com/office/word/2010/wordprocessingShape" mc:Ignorable="w14 w15 w16se w16cid w16 w16cex w16sdtdh w16sdtfl w16du wp14">
+  <w:abstractNum w:abstractNumId="0" w15:restartNumberingAfterBreak="0">
+    <w:nsid w:val="04461587"/>
     <w:multiLevelType w:val="hybridMultilevel"/>
-    <w:lvl w:ilvl="0">
+    <w:tmpl w:val="1402E234"/>
+    <w:lvl w:ilvl="0" w:tplc="6DBE7734">
+      <w:numFmt w:val="bullet"/>
+      <w:lvlText w:val=""/>
+      <w:lvlJc w:val="left"/>
+      <w:pPr>
+        <w:ind w:left="722" w:hanging="360"/>
+      </w:pPr>
+      <w:rPr>
+        <w:rFonts w:ascii="Symbol" w:eastAsia="Symbol" w:hAnsi="Symbol" w:cs="Symbol" w:hint="default"/>
+        <w:b w:val="0"/>
+        <w:bCs w:val="0"/>
+        <w:i w:val="0"/>
+        <w:iCs w:val="0"/>
+        <w:spacing w:val="0"/>
+        <w:w w:val="99"/>
+        <w:sz w:val="20"/>
+        <w:szCs w:val="20"/>
+        <w:lang w:val="es-ES" w:eastAsia="en-US" w:bidi="ar-SA"/>
+      </w:rPr>
+    </w:lvl>
+    <w:lvl w:ilvl="1" w:tplc="97006E86">
+      <w:numFmt w:val="bullet"/>
+      <w:lvlText w:val=""/>
+      <w:lvlJc w:val="left"/>
+      <w:pPr>
+        <w:ind w:left="1442" w:hanging="360"/>
+      </w:pPr>
+      <w:rPr>
+        <w:rFonts w:ascii="Symbol" w:eastAsia="Symbol" w:hAnsi="Symbol" w:cs="Symbol" w:hint="default"/>
+        <w:b w:val="0"/>
+        <w:bCs w:val="0"/>
+        <w:i w:val="0"/>
+        <w:iCs w:val="0"/>
+        <w:spacing w:val="0"/>
+        <w:w w:val="99"/>
+        <w:sz w:val="20"/>
+        <w:szCs w:val="20"/>
+        <w:lang w:val="es-ES" w:eastAsia="en-US" w:bidi="ar-SA"/>
+      </w:rPr>
+    </w:lvl>
+    <w:lvl w:ilvl="2" w:tplc="686EA1DE">
+      <w:numFmt w:val="bullet"/>
+      <w:lvlText w:val="•"/>
+      <w:lvlJc w:val="left"/>
+      <w:pPr>
+        <w:ind w:left="2240" w:hanging="360"/>
+      </w:pPr>
+      <w:rPr>
+        <w:rFonts w:hint="default"/>
+        <w:lang w:val="es-ES" w:eastAsia="en-US" w:bidi="ar-SA"/>
+      </w:rPr>
+    </w:lvl>
+    <w:lvl w:ilvl="3" w:tplc="5136ECE6">
+      <w:numFmt w:val="bullet"/>
+      <w:lvlText w:val="•"/>
+      <w:lvlJc w:val="left"/>
+      <w:pPr>
+        <w:ind w:left="3041" w:hanging="360"/>
+      </w:pPr>
+      <w:rPr>
+        <w:rFonts w:hint="default"/>
+        <w:lang w:val="es-ES" w:eastAsia="en-US" w:bidi="ar-SA"/>
+      </w:rPr>
+    </w:lvl>
+    <w:lvl w:ilvl="4" w:tplc="EEE0A10E">
+      <w:numFmt w:val="bullet"/>
+      <w:lvlText w:val="•"/>
+      <w:lvlJc w:val="left"/>
+      <w:pPr>
+        <w:ind w:left="3842" w:hanging="360"/>
+      </w:pPr>
+      <w:rPr>
+        <w:rFonts w:hint="default"/>
+        <w:lang w:val="es-ES" w:eastAsia="en-US" w:bidi="ar-SA"/>
+      </w:rPr>
+    </w:lvl>
+    <w:lvl w:ilvl="5" w:tplc="1EB44CC6">
+      <w:numFmt w:val="bullet"/>
+      <w:lvlText w:val="•"/>
+      <w:lvlJc w:val="left"/>
+      <w:pPr>
+        <w:ind w:left="4643" w:hanging="360"/>
+      </w:pPr>
+      <w:rPr>
+        <w:rFonts w:hint="default"/>
+        <w:lang w:val="es-ES" w:eastAsia="en-US" w:bidi="ar-SA"/>
+      </w:rPr>
+    </w:lvl>
+    <w:lvl w:ilvl="6" w:tplc="9D3A5B0C">
+      <w:numFmt w:val="bullet"/>
+      <w:lvlText w:val="•"/>
+      <w:lvlJc w:val="left"/>
+      <w:pPr>
+        <w:ind w:left="5444" w:hanging="360"/>
+      </w:pPr>
+      <w:rPr>
+        <w:rFonts w:hint="default"/>
+        <w:lang w:val="es-ES" w:eastAsia="en-US" w:bidi="ar-SA"/>
+      </w:rPr>
+    </w:lvl>
+    <w:lvl w:ilvl="7" w:tplc="62BAD962">
+      <w:numFmt w:val="bullet"/>
+      <w:lvlText w:val="•"/>
+      <w:lvlJc w:val="left"/>
+      <w:pPr>
+        <w:ind w:left="6244" w:hanging="360"/>
+      </w:pPr>
+      <w:rPr>
+        <w:rFonts w:hint="default"/>
+        <w:lang w:val="es-ES" w:eastAsia="en-US" w:bidi="ar-SA"/>
+      </w:rPr>
+    </w:lvl>
+    <w:lvl w:ilvl="8" w:tplc="23E67A52">
+      <w:numFmt w:val="bullet"/>
+      <w:lvlText w:val="•"/>
+      <w:lvlJc w:val="left"/>
+      <w:pPr>
+        <w:ind w:left="7045" w:hanging="360"/>
+      </w:pPr>
+      <w:rPr>
+        <w:rFonts w:hint="default"/>
+        <w:lang w:val="es-ES" w:eastAsia="en-US" w:bidi="ar-SA"/>
+      </w:rPr>
+    </w:lvl>
+  </w:abstractNum>
+  <w:abstractNum w:abstractNumId="1" w15:restartNumberingAfterBreak="0">
+    <w:nsid w:val="58AF7825"/>
+    <w:multiLevelType w:val="hybridMultilevel"/>
+    <w:tmpl w:val="8CECE3B6"/>
+    <w:lvl w:ilvl="0" w:tplc="6FE654B4">
       <w:start w:val="1"/>
       <w:numFmt w:val="decimal"/>
       <w:lvlText w:val="%1."/>
@@ -4818,7 +5233,7 @@
         <w:jc w:val="left"/>
       </w:pPr>
       <w:rPr>
-        <w:rFonts w:hint="default" w:ascii="Times New Roman" w:hAnsi="Times New Roman" w:eastAsia="Times New Roman" w:cs="Times New Roman"/>
+        <w:rFonts w:ascii="Times New Roman" w:eastAsia="Times New Roman" w:hAnsi="Times New Roman" w:cs="Times New Roman" w:hint="default"/>
         <w:b w:val="0"/>
         <w:bCs w:val="0"/>
         <w:i w:val="0"/>
@@ -4830,8 +5245,7 @@
         <w:lang w:val="es-ES" w:eastAsia="en-US" w:bidi="ar-SA"/>
       </w:rPr>
     </w:lvl>
-    <w:lvl w:ilvl="1">
-      <w:start w:val="0"/>
+    <w:lvl w:ilvl="1" w:tplc="D5141116">
       <w:numFmt w:val="bullet"/>
       <w:lvlText w:val=""/>
       <w:lvlJc w:val="left"/>
@@ -4839,7 +5253,7 @@
         <w:ind w:left="722" w:hanging="360"/>
       </w:pPr>
       <w:rPr>
-        <w:rFonts w:hint="default" w:ascii="Symbol" w:hAnsi="Symbol" w:eastAsia="Symbol" w:cs="Symbol"/>
+        <w:rFonts w:ascii="Symbol" w:eastAsia="Symbol" w:hAnsi="Symbol" w:cs="Symbol" w:hint="default"/>
         <w:b w:val="0"/>
         <w:bCs w:val="0"/>
         <w:i w:val="0"/>
@@ -4851,8 +5265,7 @@
         <w:lang w:val="es-ES" w:eastAsia="en-US" w:bidi="ar-SA"/>
       </w:rPr>
     </w:lvl>
-    <w:lvl w:ilvl="2">
-      <w:start w:val="0"/>
+    <w:lvl w:ilvl="2" w:tplc="CF907FAC">
       <w:numFmt w:val="bullet"/>
       <w:lvlText w:val="•"/>
       <w:lvlJc w:val="left"/>
@@ -4864,8 +5277,7 @@
         <w:lang w:val="es-ES" w:eastAsia="en-US" w:bidi="ar-SA"/>
       </w:rPr>
     </w:lvl>
-    <w:lvl w:ilvl="3">
-      <w:start w:val="0"/>
+    <w:lvl w:ilvl="3" w:tplc="5E92975C">
       <w:numFmt w:val="bullet"/>
       <w:lvlText w:val="•"/>
       <w:lvlJc w:val="left"/>
@@ -4877,8 +5289,7 @@
         <w:lang w:val="es-ES" w:eastAsia="en-US" w:bidi="ar-SA"/>
       </w:rPr>
     </w:lvl>
-    <w:lvl w:ilvl="4">
-      <w:start w:val="0"/>
+    <w:lvl w:ilvl="4" w:tplc="12D60F62">
       <w:numFmt w:val="bullet"/>
       <w:lvlText w:val="•"/>
       <w:lvlJc w:val="left"/>
@@ -4890,8 +5301,7 @@
         <w:lang w:val="es-ES" w:eastAsia="en-US" w:bidi="ar-SA"/>
       </w:rPr>
     </w:lvl>
-    <w:lvl w:ilvl="5">
-      <w:start w:val="0"/>
+    <w:lvl w:ilvl="5" w:tplc="629EB516">
       <w:numFmt w:val="bullet"/>
       <w:lvlText w:val="•"/>
       <w:lvlJc w:val="left"/>
@@ -4903,8 +5313,7 @@
         <w:lang w:val="es-ES" w:eastAsia="en-US" w:bidi="ar-SA"/>
       </w:rPr>
     </w:lvl>
-    <w:lvl w:ilvl="6">
-      <w:start w:val="0"/>
+    <w:lvl w:ilvl="6" w:tplc="C57473EE">
       <w:numFmt w:val="bullet"/>
       <w:lvlText w:val="•"/>
       <w:lvlJc w:val="left"/>
@@ -4916,8 +5325,7 @@
         <w:lang w:val="es-ES" w:eastAsia="en-US" w:bidi="ar-SA"/>
       </w:rPr>
     </w:lvl>
-    <w:lvl w:ilvl="7">
-      <w:start w:val="0"/>
+    <w:lvl w:ilvl="7" w:tplc="0F1E3C90">
       <w:numFmt w:val="bullet"/>
       <w:lvlText w:val="•"/>
       <w:lvlJc w:val="left"/>
@@ -4929,8 +5337,7 @@
         <w:lang w:val="es-ES" w:eastAsia="en-US" w:bidi="ar-SA"/>
       </w:rPr>
     </w:lvl>
-    <w:lvl w:ilvl="8">
-      <w:start w:val="0"/>
+    <w:lvl w:ilvl="8" w:tplc="F308F9A0">
       <w:numFmt w:val="bullet"/>
       <w:lvlText w:val="•"/>
       <w:lvlJc w:val="left"/>
@@ -4943,160 +5350,24 @@
       </w:rPr>
     </w:lvl>
   </w:abstractNum>
-  <w:abstractNum w:abstractNumId="0">
-    <w:multiLevelType w:val="hybridMultilevel"/>
-    <w:lvl w:ilvl="0">
-      <w:start w:val="0"/>
-      <w:numFmt w:val="bullet"/>
-      <w:lvlText w:val=""/>
-      <w:lvlJc w:val="left"/>
-      <w:pPr>
-        <w:ind w:left="722" w:hanging="360"/>
-      </w:pPr>
-      <w:rPr>
-        <w:rFonts w:hint="default" w:ascii="Symbol" w:hAnsi="Symbol" w:eastAsia="Symbol" w:cs="Symbol"/>
-        <w:b w:val="0"/>
-        <w:bCs w:val="0"/>
-        <w:i w:val="0"/>
-        <w:iCs w:val="0"/>
-        <w:spacing w:val="0"/>
-        <w:w w:val="99"/>
-        <w:sz w:val="20"/>
-        <w:szCs w:val="20"/>
-        <w:lang w:val="es-ES" w:eastAsia="en-US" w:bidi="ar-SA"/>
-      </w:rPr>
-    </w:lvl>
-    <w:lvl w:ilvl="1">
-      <w:start w:val="0"/>
-      <w:numFmt w:val="bullet"/>
-      <w:lvlText w:val=""/>
-      <w:lvlJc w:val="left"/>
-      <w:pPr>
-        <w:ind w:left="1442" w:hanging="360"/>
-      </w:pPr>
-      <w:rPr>
-        <w:rFonts w:hint="default" w:ascii="Symbol" w:hAnsi="Symbol" w:eastAsia="Symbol" w:cs="Symbol"/>
-        <w:b w:val="0"/>
-        <w:bCs w:val="0"/>
-        <w:i w:val="0"/>
-        <w:iCs w:val="0"/>
-        <w:spacing w:val="0"/>
-        <w:w w:val="99"/>
-        <w:sz w:val="20"/>
-        <w:szCs w:val="20"/>
-        <w:lang w:val="es-ES" w:eastAsia="en-US" w:bidi="ar-SA"/>
-      </w:rPr>
-    </w:lvl>
-    <w:lvl w:ilvl="2">
-      <w:start w:val="0"/>
-      <w:numFmt w:val="bullet"/>
-      <w:lvlText w:val="•"/>
-      <w:lvlJc w:val="left"/>
-      <w:pPr>
-        <w:ind w:left="2240" w:hanging="360"/>
-      </w:pPr>
-      <w:rPr>
-        <w:rFonts w:hint="default"/>
-        <w:lang w:val="es-ES" w:eastAsia="en-US" w:bidi="ar-SA"/>
-      </w:rPr>
-    </w:lvl>
-    <w:lvl w:ilvl="3">
-      <w:start w:val="0"/>
-      <w:numFmt w:val="bullet"/>
-      <w:lvlText w:val="•"/>
-      <w:lvlJc w:val="left"/>
-      <w:pPr>
-        <w:ind w:left="3041" w:hanging="360"/>
-      </w:pPr>
-      <w:rPr>
-        <w:rFonts w:hint="default"/>
-        <w:lang w:val="es-ES" w:eastAsia="en-US" w:bidi="ar-SA"/>
-      </w:rPr>
-    </w:lvl>
-    <w:lvl w:ilvl="4">
-      <w:start w:val="0"/>
-      <w:numFmt w:val="bullet"/>
-      <w:lvlText w:val="•"/>
-      <w:lvlJc w:val="left"/>
-      <w:pPr>
-        <w:ind w:left="3842" w:hanging="360"/>
-      </w:pPr>
-      <w:rPr>
-        <w:rFonts w:hint="default"/>
-        <w:lang w:val="es-ES" w:eastAsia="en-US" w:bidi="ar-SA"/>
-      </w:rPr>
-    </w:lvl>
-    <w:lvl w:ilvl="5">
-      <w:start w:val="0"/>
-      <w:numFmt w:val="bullet"/>
-      <w:lvlText w:val="•"/>
-      <w:lvlJc w:val="left"/>
-      <w:pPr>
-        <w:ind w:left="4643" w:hanging="360"/>
-      </w:pPr>
-      <w:rPr>
-        <w:rFonts w:hint="default"/>
-        <w:lang w:val="es-ES" w:eastAsia="en-US" w:bidi="ar-SA"/>
-      </w:rPr>
-    </w:lvl>
-    <w:lvl w:ilvl="6">
-      <w:start w:val="0"/>
-      <w:numFmt w:val="bullet"/>
-      <w:lvlText w:val="•"/>
-      <w:lvlJc w:val="left"/>
-      <w:pPr>
-        <w:ind w:left="5444" w:hanging="360"/>
-      </w:pPr>
-      <w:rPr>
-        <w:rFonts w:hint="default"/>
-        <w:lang w:val="es-ES" w:eastAsia="en-US" w:bidi="ar-SA"/>
-      </w:rPr>
-    </w:lvl>
-    <w:lvl w:ilvl="7">
-      <w:start w:val="0"/>
-      <w:numFmt w:val="bullet"/>
-      <w:lvlText w:val="•"/>
-      <w:lvlJc w:val="left"/>
-      <w:pPr>
-        <w:ind w:left="6244" w:hanging="360"/>
-      </w:pPr>
-      <w:rPr>
-        <w:rFonts w:hint="default"/>
-        <w:lang w:val="es-ES" w:eastAsia="en-US" w:bidi="ar-SA"/>
-      </w:rPr>
-    </w:lvl>
-    <w:lvl w:ilvl="8">
-      <w:start w:val="0"/>
-      <w:numFmt w:val="bullet"/>
-      <w:lvlText w:val="•"/>
-      <w:lvlJc w:val="left"/>
-      <w:pPr>
-        <w:ind w:left="7045" w:hanging="360"/>
-      </w:pPr>
-      <w:rPr>
-        <w:rFonts w:hint="default"/>
-        <w:lang w:val="es-ES" w:eastAsia="en-US" w:bidi="ar-SA"/>
-      </w:rPr>
-    </w:lvl>
-  </w:abstractNum>
-  <w:num w:numId="2">
+  <w:num w:numId="1" w16cid:durableId="1273130533">
     <w:abstractNumId w:val="1"/>
   </w:num>
-  <w:num w:numId="1">
+  <w:num w:numId="2" w16cid:durableId="365831595">
     <w:abstractNumId w:val="0"/>
   </w:num>
 </w:numbering>
 </file>
 
 <file path=word/styles.xml><?xml version="1.0" encoding="utf-8"?>
-<w:styles xmlns:r="http://schemas.openxmlformats.org/officeDocument/2006/relationships" xmlns:w="http://schemas.openxmlformats.org/wordprocessingml/2006/main">
+<w:styles xmlns:mc="http://schemas.openxmlformats.org/markup-compatibility/2006" xmlns:r="http://schemas.openxmlformats.org/officeDocument/2006/relationships" xmlns:w="http://schemas.openxmlformats.org/wordprocessingml/2006/main" xmlns:w14="http://schemas.microsoft.com/office/word/2010/wordml" xmlns:w15="http://schemas.microsoft.com/office/word/2012/wordml" xmlns:w16cex="http://schemas.microsoft.com/office/word/2018/wordml/cex" xmlns:w16cid="http://schemas.microsoft.com/office/word/2016/wordml/cid" xmlns:w16="http://schemas.microsoft.com/office/word/2018/wordml" xmlns:w16du="http://schemas.microsoft.com/office/word/2023/wordml/word16du" xmlns:w16sdtdh="http://schemas.microsoft.com/office/word/2020/wordml/sdtdatahash" xmlns:w16sdtfl="http://schemas.microsoft.com/office/word/2024/wordml/sdtformatlock" xmlns:w16se="http://schemas.microsoft.com/office/word/2015/wordml/symex" mc:Ignorable="w14 w15 w16se w16cid w16 w16cex w16sdtdh w16sdtfl w16du">
   <w:docDefaults>
     <w:rPrDefault>
       <w:rPr>
-        <w:rFonts w:cstheme="minorBidi" w:hAnsiTheme="minorHAnsi" w:eastAsiaTheme="minorHAnsi" w:asciiTheme="minorHAnsi"/>
+        <w:rFonts w:asciiTheme="minorHAnsi" w:eastAsiaTheme="minorHAnsi" w:hAnsiTheme="minorHAnsi" w:cstheme="minorBidi"/>
         <w:sz w:val="22"/>
         <w:szCs w:val="22"/>
-        <w:lang w:val="en-US" w:bidi="ar-SA" w:eastAsia="en-US"/>
+        <w:lang w:val="en-US" w:eastAsia="en-US" w:bidi="ar-SA"/>
       </w:rPr>
     </w:rPrDefault>
     <w:pPrDefault>
@@ -5104,19 +5375,439 @@
         <w:widowControl w:val="0"/>
         <w:autoSpaceDE w:val="0"/>
         <w:autoSpaceDN w:val="0"/>
-        <w:spacing w:lineRule="auto" w:line="240" w:before="0" w:after="0"/>
-        <w:ind w:left="0" w:right="0"/>
-        <w:jc w:val="left"/>
       </w:pPr>
     </w:pPrDefault>
   </w:docDefaults>
-  <w:style w:styleId="DefaultParagraphFont" w:default="1" w:type="character">
+  <w:latentStyles w:defLockedState="0" w:defUIPriority="99" w:defSemiHidden="0" w:defUnhideWhenUsed="0" w:defQFormat="0" w:count="376">
+    <w:lsdException w:name="Normal" w:uiPriority="0" w:qFormat="1"/>
+    <w:lsdException w:name="heading 1" w:uiPriority="9" w:qFormat="1"/>
+    <w:lsdException w:name="heading 2" w:semiHidden="1" w:uiPriority="9" w:unhideWhenUsed="1" w:qFormat="1"/>
+    <w:lsdException w:name="heading 3" w:semiHidden="1" w:uiPriority="9" w:unhideWhenUsed="1" w:qFormat="1"/>
+    <w:lsdException w:name="heading 4" w:semiHidden="1" w:uiPriority="9" w:unhideWhenUsed="1" w:qFormat="1"/>
+    <w:lsdException w:name="heading 5" w:semiHidden="1" w:uiPriority="9" w:unhideWhenUsed="1" w:qFormat="1"/>
+    <w:lsdException w:name="heading 6" w:semiHidden="1" w:uiPriority="9" w:unhideWhenUsed="1" w:qFormat="1"/>
+    <w:lsdException w:name="heading 7" w:semiHidden="1" w:uiPriority="9" w:unhideWhenUsed="1" w:qFormat="1"/>
+    <w:lsdException w:name="heading 8" w:semiHidden="1" w:uiPriority="9" w:unhideWhenUsed="1" w:qFormat="1"/>
+    <w:lsdException w:name="heading 9" w:semiHidden="1" w:uiPriority="9" w:unhideWhenUsed="1" w:qFormat="1"/>
+    <w:lsdException w:name="index 1" w:semiHidden="1" w:unhideWhenUsed="1"/>
+    <w:lsdException w:name="index 2" w:semiHidden="1" w:unhideWhenUsed="1"/>
+    <w:lsdException w:name="index 3" w:semiHidden="1" w:unhideWhenUsed="1"/>
+    <w:lsdException w:name="index 4" w:semiHidden="1" w:unhideWhenUsed="1"/>
+    <w:lsdException w:name="index 5" w:semiHidden="1" w:unhideWhenUsed="1"/>
+    <w:lsdException w:name="index 6" w:semiHidden="1" w:unhideWhenUsed="1"/>
+    <w:lsdException w:name="index 7" w:semiHidden="1" w:unhideWhenUsed="1"/>
+    <w:lsdException w:name="index 8" w:semiHidden="1" w:unhideWhenUsed="1"/>
+    <w:lsdException w:name="index 9" w:semiHidden="1" w:unhideWhenUsed="1"/>
+    <w:lsdException w:name="toc 1" w:semiHidden="1" w:uiPriority="39" w:unhideWhenUsed="1"/>
+    <w:lsdException w:name="toc 2" w:semiHidden="1" w:uiPriority="39" w:unhideWhenUsed="1"/>
+    <w:lsdException w:name="toc 3" w:semiHidden="1" w:uiPriority="39" w:unhideWhenUsed="1"/>
+    <w:lsdException w:name="toc 4" w:semiHidden="1" w:uiPriority="39" w:unhideWhenUsed="1"/>
+    <w:lsdException w:name="toc 5" w:semiHidden="1" w:uiPriority="39" w:unhideWhenUsed="1"/>
+    <w:lsdException w:name="toc 6" w:semiHidden="1" w:uiPriority="39" w:unhideWhenUsed="1"/>
+    <w:lsdException w:name="toc 7" w:semiHidden="1" w:uiPriority="39" w:unhideWhenUsed="1"/>
+    <w:lsdException w:name="toc 8" w:semiHidden="1" w:uiPriority="39" w:unhideWhenUsed="1"/>
+    <w:lsdException w:name="toc 9" w:semiHidden="1" w:uiPriority="39" w:unhideWhenUsed="1"/>
+    <w:lsdException w:name="Normal Indent" w:semiHidden="1" w:unhideWhenUsed="1"/>
+    <w:lsdException w:name="footnote text" w:semiHidden="1" w:unhideWhenUsed="1"/>
+    <w:lsdException w:name="annotation text" w:semiHidden="1" w:unhideWhenUsed="1"/>
+    <w:lsdException w:name="header" w:semiHidden="1" w:unhideWhenUsed="1"/>
+    <w:lsdException w:name="footer" w:semiHidden="1" w:unhideWhenUsed="1"/>
+    <w:lsdException w:name="index heading" w:semiHidden="1" w:unhideWhenUsed="1"/>
+    <w:lsdException w:name="caption" w:semiHidden="1" w:uiPriority="35" w:unhideWhenUsed="1" w:qFormat="1"/>
+    <w:lsdException w:name="table of figures" w:semiHidden="1" w:unhideWhenUsed="1"/>
+    <w:lsdException w:name="envelope address" w:semiHidden="1" w:unhideWhenUsed="1"/>
+    <w:lsdException w:name="envelope return" w:semiHidden="1" w:unhideWhenUsed="1"/>
+    <w:lsdException w:name="footnote reference" w:semiHidden="1" w:unhideWhenUsed="1"/>
+    <w:lsdException w:name="annotation reference" w:semiHidden="1" w:unhideWhenUsed="1"/>
+    <w:lsdException w:name="line number" w:semiHidden="1" w:unhideWhenUsed="1"/>
+    <w:lsdException w:name="page number" w:semiHidden="1" w:unhideWhenUsed="1"/>
+    <w:lsdException w:name="endnote reference" w:semiHidden="1" w:unhideWhenUsed="1"/>
+    <w:lsdException w:name="endnote text" w:semiHidden="1" w:unhideWhenUsed="1"/>
+    <w:lsdException w:name="table of authorities" w:semiHidden="1" w:unhideWhenUsed="1"/>
+    <w:lsdException w:name="macro" w:semiHidden="1" w:unhideWhenUsed="1"/>
+    <w:lsdException w:name="toa heading" w:semiHidden="1" w:unhideWhenUsed="1"/>
+    <w:lsdException w:name="List" w:semiHidden="1" w:unhideWhenUsed="1"/>
+    <w:lsdException w:name="List Bullet" w:semiHidden="1" w:unhideWhenUsed="1"/>
+    <w:lsdException w:name="List Number" w:semiHidden="1" w:unhideWhenUsed="1"/>
+    <w:lsdException w:name="List 2" w:semiHidden="1" w:unhideWhenUsed="1"/>
+    <w:lsdException w:name="List 3" w:semiHidden="1" w:unhideWhenUsed="1"/>
+    <w:lsdException w:name="List 4" w:semiHidden="1" w:unhideWhenUsed="1"/>
+    <w:lsdException w:name="List 5" w:semiHidden="1" w:unhideWhenUsed="1"/>
+    <w:lsdException w:name="List Bullet 2" w:semiHidden="1" w:unhideWhenUsed="1"/>
+    <w:lsdException w:name="List Bullet 3" w:semiHidden="1" w:unhideWhenUsed="1"/>
+    <w:lsdException w:name="List Bullet 4" w:semiHidden="1" w:unhideWhenUsed="1"/>
+    <w:lsdException w:name="List Bullet 5" w:semiHidden="1" w:unhideWhenUsed="1"/>
+    <w:lsdException w:name="List Number 2" w:semiHidden="1" w:unhideWhenUsed="1"/>
+    <w:lsdException w:name="List Number 3" w:semiHidden="1" w:unhideWhenUsed="1"/>
+    <w:lsdException w:name="List Number 4" w:semiHidden="1" w:unhideWhenUsed="1"/>
+    <w:lsdException w:name="List Number 5" w:semiHidden="1" w:unhideWhenUsed="1"/>
+    <w:lsdException w:name="Title" w:uiPriority="10" w:qFormat="1"/>
+    <w:lsdException w:name="Closing" w:semiHidden="1" w:unhideWhenUsed="1"/>
+    <w:lsdException w:name="Signature" w:semiHidden="1" w:unhideWhenUsed="1"/>
+    <w:lsdException w:name="Default Paragraph Font" w:semiHidden="1" w:uiPriority="1" w:unhideWhenUsed="1"/>
+    <w:lsdException w:name="Body Text" w:semiHidden="1" w:unhideWhenUsed="1"/>
+    <w:lsdException w:name="Body Text Indent" w:semiHidden="1" w:unhideWhenUsed="1"/>
+    <w:lsdException w:name="List Continue" w:semiHidden="1" w:unhideWhenUsed="1"/>
+    <w:lsdException w:name="List Continue 2" w:semiHidden="1" w:unhideWhenUsed="1"/>
+    <w:lsdException w:name="List Continue 3" w:semiHidden="1" w:unhideWhenUsed="1"/>
+    <w:lsdException w:name="List Continue 4" w:semiHidden="1" w:unhideWhenUsed="1"/>
+    <w:lsdException w:name="List Continue 5" w:semiHidden="1" w:unhideWhenUsed="1"/>
+    <w:lsdException w:name="Message Header" w:semiHidden="1" w:unhideWhenUsed="1"/>
+    <w:lsdException w:name="Subtitle" w:uiPriority="11" w:qFormat="1"/>
+    <w:lsdException w:name="Salutation" w:semiHidden="1" w:unhideWhenUsed="1"/>
+    <w:lsdException w:name="Date" w:semiHidden="1" w:unhideWhenUsed="1"/>
+    <w:lsdException w:name="Body Text First Indent" w:semiHidden="1" w:unhideWhenUsed="1"/>
+    <w:lsdException w:name="Body Text First Indent 2" w:semiHidden="1" w:unhideWhenUsed="1"/>
+    <w:lsdException w:name="Note Heading" w:semiHidden="1" w:unhideWhenUsed="1"/>
+    <w:lsdException w:name="Body Text 2" w:semiHidden="1" w:unhideWhenUsed="1"/>
+    <w:lsdException w:name="Body Text 3" w:semiHidden="1" w:unhideWhenUsed="1"/>
+    <w:lsdException w:name="Body Text Indent 2" w:semiHidden="1" w:unhideWhenUsed="1"/>
+    <w:lsdException w:name="Body Text Indent 3" w:semiHidden="1" w:unhideWhenUsed="1"/>
+    <w:lsdException w:name="Block Text" w:semiHidden="1" w:unhideWhenUsed="1"/>
+    <w:lsdException w:name="Hyperlink" w:semiHidden="1" w:unhideWhenUsed="1"/>
+    <w:lsdException w:name="FollowedHyperlink" w:semiHidden="1" w:unhideWhenUsed="1"/>
+    <w:lsdException w:name="Strong" w:uiPriority="22" w:qFormat="1"/>
+    <w:lsdException w:name="Emphasis" w:uiPriority="20" w:qFormat="1"/>
+    <w:lsdException w:name="Document Map" w:semiHidden="1" w:unhideWhenUsed="1"/>
+    <w:lsdException w:name="Plain Text" w:semiHidden="1" w:unhideWhenUsed="1"/>
+    <w:lsdException w:name="E-mail Signature" w:semiHidden="1" w:unhideWhenUsed="1"/>
+    <w:lsdException w:name="HTML Top of Form" w:semiHidden="1" w:unhideWhenUsed="1"/>
+    <w:lsdException w:name="HTML Bottom of Form" w:semiHidden="1" w:unhideWhenUsed="1"/>
+    <w:lsdException w:name="Normal (Web)" w:semiHidden="1" w:unhideWhenUsed="1"/>
+    <w:lsdException w:name="HTML Acronym" w:semiHidden="1" w:unhideWhenUsed="1"/>
+    <w:lsdException w:name="HTML Address" w:semiHidden="1" w:unhideWhenUsed="1"/>
+    <w:lsdException w:name="HTML Cite" w:semiHidden="1" w:unhideWhenUsed="1"/>
+    <w:lsdException w:name="HTML Code" w:semiHidden="1" w:unhideWhenUsed="1"/>
+    <w:lsdException w:name="HTML Definition" w:semiHidden="1" w:unhideWhenUsed="1"/>
+    <w:lsdException w:name="HTML Keyboard" w:semiHidden="1" w:unhideWhenUsed="1"/>
+    <w:lsdException w:name="HTML Preformatted" w:semiHidden="1" w:unhideWhenUsed="1"/>
+    <w:lsdException w:name="HTML Sample" w:semiHidden="1" w:unhideWhenUsed="1"/>
+    <w:lsdException w:name="HTML Typewriter" w:semiHidden="1" w:unhideWhenUsed="1"/>
+    <w:lsdException w:name="HTML Variable" w:semiHidden="1" w:unhideWhenUsed="1"/>
+    <w:lsdException w:name="Normal Table" w:semiHidden="1" w:unhideWhenUsed="1"/>
+    <w:lsdException w:name="annotation subject" w:semiHidden="1" w:unhideWhenUsed="1"/>
+    <w:lsdException w:name="No List" w:semiHidden="1" w:unhideWhenUsed="1"/>
+    <w:lsdException w:name="Outline List 1" w:semiHidden="1" w:unhideWhenUsed="1"/>
+    <w:lsdException w:name="Outline List 2" w:semiHidden="1" w:unhideWhenUsed="1"/>
+    <w:lsdException w:name="Outline List 3" w:semiHidden="1" w:unhideWhenUsed="1"/>
+    <w:lsdException w:name="Table Simple 1" w:semiHidden="1" w:unhideWhenUsed="1"/>
+    <w:lsdException w:name="Table Simple 2" w:semiHidden="1" w:unhideWhenUsed="1"/>
+    <w:lsdException w:name="Table Simple 3" w:semiHidden="1" w:unhideWhenUsed="1"/>
+    <w:lsdException w:name="Table Classic 1" w:semiHidden="1" w:unhideWhenUsed="1"/>
+    <w:lsdException w:name="Table Classic 2" w:semiHidden="1" w:unhideWhenUsed="1"/>
+    <w:lsdException w:name="Table Classic 3" w:semiHidden="1" w:unhideWhenUsed="1"/>
+    <w:lsdException w:name="Table Classic 4" w:semiHidden="1" w:unhideWhenUsed="1"/>
+    <w:lsdException w:name="Table Colorful 1" w:semiHidden="1" w:unhideWhenUsed="1"/>
+    <w:lsdException w:name="Table Colorful 2" w:semiHidden="1" w:unhideWhenUsed="1"/>
+    <w:lsdException w:name="Table Colorful 3" w:semiHidden="1" w:unhideWhenUsed="1"/>
+    <w:lsdException w:name="Table Columns 1" w:semiHidden="1" w:unhideWhenUsed="1"/>
+    <w:lsdException w:name="Table Columns 2" w:semiHidden="1" w:unhideWhenUsed="1"/>
+    <w:lsdException w:name="Table Columns 3" w:semiHidden="1" w:unhideWhenUsed="1"/>
+    <w:lsdException w:name="Table Columns 4" w:semiHidden="1" w:unhideWhenUsed="1"/>
+    <w:lsdException w:name="Table Columns 5" w:semiHidden="1" w:unhideWhenUsed="1"/>
+    <w:lsdException w:name="Table Grid 1" w:semiHidden="1" w:unhideWhenUsed="1"/>
+    <w:lsdException w:name="Table Grid 2" w:semiHidden="1" w:unhideWhenUsed="1"/>
+    <w:lsdException w:name="Table Grid 3" w:semiHidden="1" w:unhideWhenUsed="1"/>
+    <w:lsdException w:name="Table Grid 4" w:semiHidden="1" w:unhideWhenUsed="1"/>
+    <w:lsdException w:name="Table Grid 5" w:semiHidden="1" w:unhideWhenUsed="1"/>
+    <w:lsdException w:name="Table Grid 6" w:semiHidden="1" w:unhideWhenUsed="1"/>
+    <w:lsdException w:name="Table Grid 7" w:semiHidden="1" w:unhideWhenUsed="1"/>
+    <w:lsdException w:name="Table Grid 8" w:semiHidden="1" w:unhideWhenUsed="1"/>
+    <w:lsdException w:name="Table List 1" w:semiHidden="1" w:unhideWhenUsed="1"/>
+    <w:lsdException w:name="Table List 2" w:semiHidden="1" w:unhideWhenUsed="1"/>
+    <w:lsdException w:name="Table List 3" w:semiHidden="1" w:unhideWhenUsed="1"/>
+    <w:lsdException w:name="Table List 4" w:semiHidden="1" w:unhideWhenUsed="1"/>
+    <w:lsdException w:name="Table List 5" w:semiHidden="1" w:unhideWhenUsed="1"/>
+    <w:lsdException w:name="Table List 6" w:semiHidden="1" w:unhideWhenUsed="1"/>
+    <w:lsdException w:name="Table List 7" w:semiHidden="1" w:unhideWhenUsed="1"/>
+    <w:lsdException w:name="Table List 8" w:semiHidden="1" w:unhideWhenUsed="1"/>
+    <w:lsdException w:name="Table 3D effects 1" w:semiHidden="1" w:unhideWhenUsed="1"/>
+    <w:lsdException w:name="Table 3D effects 2" w:semiHidden="1" w:unhideWhenUsed="1"/>
+    <w:lsdException w:name="Table 3D effects 3" w:semiHidden="1" w:unhideWhenUsed="1"/>
+    <w:lsdException w:name="Table Contemporary" w:semiHidden="1" w:unhideWhenUsed="1"/>
+    <w:lsdException w:name="Table Elegant" w:semiHidden="1" w:unhideWhenUsed="1"/>
+    <w:lsdException w:name="Table Professional" w:semiHidden="1" w:unhideWhenUsed="1"/>
+    <w:lsdException w:name="Table Subtle 1" w:semiHidden="1" w:unhideWhenUsed="1"/>
+    <w:lsdException w:name="Table Subtle 2" w:semiHidden="1" w:unhideWhenUsed="1"/>
+    <w:lsdException w:name="Table Web 1" w:semiHidden="1" w:unhideWhenUsed="1"/>
+    <w:lsdException w:name="Table Web 2" w:semiHidden="1" w:unhideWhenUsed="1"/>
+    <w:lsdException w:name="Table Web 3" w:semiHidden="1" w:unhideWhenUsed="1"/>
+    <w:lsdException w:name="Balloon Text" w:semiHidden="1" w:unhideWhenUsed="1"/>
+    <w:lsdException w:name="Table Grid" w:uiPriority="39"/>
+    <w:lsdException w:name="Table Theme" w:semiHidden="1" w:unhideWhenUsed="1"/>
+    <w:lsdException w:name="Placeholder Text" w:semiHidden="1"/>
+    <w:lsdException w:name="No Spacing" w:uiPriority="1" w:qFormat="1"/>
+    <w:lsdException w:name="Light Shading" w:uiPriority="60"/>
+    <w:lsdException w:name="Light List" w:uiPriority="61"/>
+    <w:lsdException w:name="Light Grid" w:uiPriority="62"/>
+    <w:lsdException w:name="Medium Shading 1" w:uiPriority="63"/>
+    <w:lsdException w:name="Medium Shading 2" w:uiPriority="64"/>
+    <w:lsdException w:name="Medium List 1" w:uiPriority="65"/>
+    <w:lsdException w:name="Medium List 2" w:uiPriority="66"/>
+    <w:lsdException w:name="Medium Grid 1" w:uiPriority="67"/>
+    <w:lsdException w:name="Medium Grid 2" w:uiPriority="68"/>
+    <w:lsdException w:name="Medium Grid 3" w:uiPriority="69"/>
+    <w:lsdException w:name="Dark List" w:uiPriority="70"/>
+    <w:lsdException w:name="Colorful Shading" w:uiPriority="71"/>
+    <w:lsdException w:name="Colorful List" w:uiPriority="72"/>
+    <w:lsdException w:name="Colorful Grid" w:uiPriority="73"/>
+    <w:lsdException w:name="Light Shading Accent 1" w:uiPriority="60"/>
+    <w:lsdException w:name="Light List Accent 1" w:uiPriority="61"/>
+    <w:lsdException w:name="Light Grid Accent 1" w:uiPriority="62"/>
+    <w:lsdException w:name="Medium Shading 1 Accent 1" w:uiPriority="63"/>
+    <w:lsdException w:name="Medium Shading 2 Accent 1" w:uiPriority="64"/>
+    <w:lsdException w:name="Medium List 1 Accent 1" w:uiPriority="65"/>
+    <w:lsdException w:name="Revision" w:semiHidden="1"/>
+    <w:lsdException w:name="List Paragraph" w:uiPriority="34" w:qFormat="1"/>
+    <w:lsdException w:name="Quote" w:uiPriority="29" w:qFormat="1"/>
+    <w:lsdException w:name="Intense Quote" w:uiPriority="30" w:qFormat="1"/>
+    <w:lsdException w:name="Medium List 2 Accent 1" w:uiPriority="66"/>
+    <w:lsdException w:name="Medium Grid 1 Accent 1" w:uiPriority="67"/>
+    <w:lsdException w:name="Medium Grid 2 Accent 1" w:uiPriority="68"/>
+    <w:lsdException w:name="Medium Grid 3 Accent 1" w:uiPriority="69"/>
+    <w:lsdException w:name="Dark List Accent 1" w:uiPriority="70"/>
+    <w:lsdException w:name="Colorful Shading Accent 1" w:uiPriority="71"/>
+    <w:lsdException w:name="Colorful List Accent 1" w:uiPriority="72"/>
+    <w:lsdException w:name="Colorful Grid Accent 1" w:uiPriority="73"/>
+    <w:lsdException w:name="Light Shading Accent 2" w:uiPriority="60"/>
+    <w:lsdException w:name="Light List Accent 2" w:uiPriority="61"/>
+    <w:lsdException w:name="Light Grid Accent 2" w:uiPriority="62"/>
+    <w:lsdException w:name="Medium Shading 1 Accent 2" w:uiPriority="63"/>
+    <w:lsdException w:name="Medium Shading 2 Accent 2" w:uiPriority="64"/>
+    <w:lsdException w:name="Medium List 1 Accent 2" w:uiPriority="65"/>
+    <w:lsdException w:name="Medium List 2 Accent 2" w:uiPriority="66"/>
+    <w:lsdException w:name="Medium Grid 1 Accent 2" w:uiPriority="67"/>
+    <w:lsdException w:name="Medium Grid 2 Accent 2" w:uiPriority="68"/>
+    <w:lsdException w:name="Medium Grid 3 Accent 2" w:uiPriority="69"/>
+    <w:lsdException w:name="Dark List Accent 2" w:uiPriority="70"/>
+    <w:lsdException w:name="Colorful Shading Accent 2" w:uiPriority="71"/>
+    <w:lsdException w:name="Colorful List Accent 2" w:uiPriority="72"/>
+    <w:lsdException w:name="Colorful Grid Accent 2" w:uiPriority="73"/>
+    <w:lsdException w:name="Light Shading Accent 3" w:uiPriority="60"/>
+    <w:lsdException w:name="Light List Accent 3" w:uiPriority="61"/>
+    <w:lsdException w:name="Light Grid Accent 3" w:uiPriority="62"/>
+    <w:lsdException w:name="Medium Shading 1 Accent 3" w:uiPriority="63"/>
+    <w:lsdException w:name="Medium Shading 2 Accent 3" w:uiPriority="64"/>
+    <w:lsdException w:name="Medium List 1 Accent 3" w:uiPriority="65"/>
+    <w:lsdException w:name="Medium List 2 Accent 3" w:uiPriority="66"/>
+    <w:lsdException w:name="Medium Grid 1 Accent 3" w:uiPriority="67"/>
+    <w:lsdException w:name="Medium Grid 2 Accent 3" w:uiPriority="68"/>
+    <w:lsdException w:name="Medium Grid 3 Accent 3" w:uiPriority="69"/>
+    <w:lsdException w:name="Dark List Accent 3" w:uiPriority="70"/>
+    <w:lsdException w:name="Colorful Shading Accent 3" w:uiPriority="71"/>
+    <w:lsdException w:name="Colorful List Accent 3" w:uiPriority="72"/>
+    <w:lsdException w:name="Colorful Grid Accent 3" w:uiPriority="73"/>
+    <w:lsdException w:name="Light Shading Accent 4" w:uiPriority="60"/>
+    <w:lsdException w:name="Light List Accent 4" w:uiPriority="61"/>
+    <w:lsdException w:name="Light Grid Accent 4" w:uiPriority="62"/>
+    <w:lsdException w:name="Medium Shading 1 Accent 4" w:uiPriority="63"/>
+    <w:lsdException w:name="Medium Shading 2 Accent 4" w:uiPriority="64"/>
+    <w:lsdException w:name="Medium List 1 Accent 4" w:uiPriority="65"/>
+    <w:lsdException w:name="Medium List 2 Accent 4" w:uiPriority="66"/>
+    <w:lsdException w:name="Medium Grid 1 Accent 4" w:uiPriority="67"/>
+    <w:lsdException w:name="Medium Grid 2 Accent 4" w:uiPriority="68"/>
+    <w:lsdException w:name="Medium Grid 3 Accent 4" w:uiPriority="69"/>
+    <w:lsdException w:name="Dark List Accent 4" w:uiPriority="70"/>
+    <w:lsdException w:name="Colorful Shading Accent 4" w:uiPriority="71"/>
+    <w:lsdException w:name="Colorful List Accent 4" w:uiPriority="72"/>
+    <w:lsdException w:name="Colorful Grid Accent 4" w:uiPriority="73"/>
+    <w:lsdException w:name="Light Shading Accent 5" w:uiPriority="60"/>
+    <w:lsdException w:name="Light List Accent 5" w:uiPriority="61"/>
+    <w:lsdException w:name="Light Grid Accent 5" w:uiPriority="62"/>
+    <w:lsdException w:name="Medium Shading 1 Accent 5" w:uiPriority="63"/>
+    <w:lsdException w:name="Medium Shading 2 Accent 5" w:uiPriority="64"/>
+    <w:lsdException w:name="Medium List 1 Accent 5" w:uiPriority="65"/>
+    <w:lsdException w:name="Medium List 2 Accent 5" w:uiPriority="66"/>
+    <w:lsdException w:name="Medium Grid 1 Accent 5" w:uiPriority="67"/>
+    <w:lsdException w:name="Medium Grid 2 Accent 5" w:uiPriority="68"/>
+    <w:lsdException w:name="Medium Grid 3 Accent 5" w:uiPriority="69"/>
+    <w:lsdException w:name="Dark List Accent 5" w:uiPriority="70"/>
+    <w:lsdException w:name="Colorful Shading Accent 5" w:uiPriority="71"/>
+    <w:lsdException w:name="Colorful List Accent 5" w:uiPriority="72"/>
+    <w:lsdException w:name="Colorful Grid Accent 5" w:uiPriority="73"/>
+    <w:lsdException w:name="Light Shading Accent 6" w:uiPriority="60"/>
+    <w:lsdException w:name="Light List Accent 6" w:uiPriority="61"/>
+    <w:lsdException w:name="Light Grid Accent 6" w:uiPriority="62"/>
+    <w:lsdException w:name="Medium Shading 1 Accent 6" w:uiPriority="63"/>
+    <w:lsdException w:name="Medium Shading 2 Accent 6" w:uiPriority="64"/>
+    <w:lsdException w:name="Medium List 1 Accent 6" w:uiPriority="65"/>
+    <w:lsdException w:name="Medium List 2 Accent 6" w:uiPriority="66"/>
+    <w:lsdException w:name="Medium Grid 1 Accent 6" w:uiPriority="67"/>
+    <w:lsdException w:name="Medium Grid 2 Accent 6" w:uiPriority="68"/>
+    <w:lsdException w:name="Medium Grid 3 Accent 6" w:uiPriority="69"/>
+    <w:lsdException w:name="Dark List Accent 6" w:uiPriority="70"/>
+    <w:lsdException w:name="Colorful Shading Accent 6" w:uiPriority="71"/>
+    <w:lsdException w:name="Colorful List Accent 6" w:uiPriority="72"/>
+    <w:lsdException w:name="Colorful Grid Accent 6" w:uiPriority="73"/>
+    <w:lsdException w:name="Subtle Emphasis" w:uiPriority="19" w:qFormat="1"/>
+    <w:lsdException w:name="Intense Emphasis" w:uiPriority="21" w:qFormat="1"/>
+    <w:lsdException w:name="Subtle Reference" w:uiPriority="31" w:qFormat="1"/>
+    <w:lsdException w:name="Intense Reference" w:uiPriority="32" w:qFormat="1"/>
+    <w:lsdException w:name="Book Title" w:uiPriority="33" w:qFormat="1"/>
+    <w:lsdException w:name="Bibliography" w:semiHidden="1" w:uiPriority="37" w:unhideWhenUsed="1"/>
+    <w:lsdException w:name="TOC Heading" w:semiHidden="1" w:uiPriority="39" w:unhideWhenUsed="1" w:qFormat="1"/>
+    <w:lsdException w:name="Plain Table 1" w:uiPriority="41"/>
+    <w:lsdException w:name="Plain Table 2" w:uiPriority="42"/>
+    <w:lsdException w:name="Plain Table 3" w:uiPriority="43"/>
+    <w:lsdException w:name="Plain Table 4" w:uiPriority="44"/>
+    <w:lsdException w:name="Plain Table 5" w:uiPriority="45"/>
+    <w:lsdException w:name="Grid Table Light" w:uiPriority="40"/>
+    <w:lsdException w:name="Grid Table 1 Light" w:uiPriority="46"/>
+    <w:lsdException w:name="Grid Table 2" w:uiPriority="47"/>
+    <w:lsdException w:name="Grid Table 3" w:uiPriority="48"/>
+    <w:lsdException w:name="Grid Table 4" w:uiPriority="49"/>
+    <w:lsdException w:name="Grid Table 5 Dark" w:uiPriority="50"/>
+    <w:lsdException w:name="Grid Table 6 Colorful" w:uiPriority="51"/>
+    <w:lsdException w:name="Grid Table 7 Colorful" w:uiPriority="52"/>
+    <w:lsdException w:name="Grid Table 1 Light Accent 1" w:uiPriority="46"/>
+    <w:lsdException w:name="Grid Table 2 Accent 1" w:uiPriority="47"/>
+    <w:lsdException w:name="Grid Table 3 Accent 1" w:uiPriority="48"/>
+    <w:lsdException w:name="Grid Table 4 Accent 1" w:uiPriority="49"/>
+    <w:lsdException w:name="Grid Table 5 Dark Accent 1" w:uiPriority="50"/>
+    <w:lsdException w:name="Grid Table 6 Colorful Accent 1" w:uiPriority="51"/>
+    <w:lsdException w:name="Grid Table 7 Colorful Accent 1" w:uiPriority="52"/>
+    <w:lsdException w:name="Grid Table 1 Light Accent 2" w:uiPriority="46"/>
+    <w:lsdException w:name="Grid Table 2 Accent 2" w:uiPriority="47"/>
+    <w:lsdException w:name="Grid Table 3 Accent 2" w:uiPriority="48"/>
+    <w:lsdException w:name="Grid Table 4 Accent 2" w:uiPriority="49"/>
+    <w:lsdException w:name="Grid Table 5 Dark Accent 2" w:uiPriority="50"/>
+    <w:lsdException w:name="Grid Table 6 Colorful Accent 2" w:uiPriority="51"/>
+    <w:lsdException w:name="Grid Table 7 Colorful Accent 2" w:uiPriority="52"/>
+    <w:lsdException w:name="Grid Table 1 Light Accent 3" w:uiPriority="46"/>
+    <w:lsdException w:name="Grid Table 2 Accent 3" w:uiPriority="47"/>
+    <w:lsdException w:name="Grid Table 3 Accent 3" w:uiPriority="48"/>
+    <w:lsdException w:name="Grid Table 4 Accent 3" w:uiPriority="49"/>
+    <w:lsdException w:name="Grid Table 5 Dark Accent 3" w:uiPriority="50"/>
+    <w:lsdException w:name="Grid Table 6 Colorful Accent 3" w:uiPriority="51"/>
+    <w:lsdException w:name="Grid Table 7 Colorful Accent 3" w:uiPriority="52"/>
+    <w:lsdException w:name="Grid Table 1 Light Accent 4" w:uiPriority="46"/>
+    <w:lsdException w:name="Grid Table 2 Accent 4" w:uiPriority="47"/>
+    <w:lsdException w:name="Grid Table 3 Accent 4" w:uiPriority="48"/>
+    <w:lsdException w:name="Grid Table 4 Accent 4" w:uiPriority="49"/>
+    <w:lsdException w:name="Grid Table 5 Dark Accent 4" w:uiPriority="50"/>
+    <w:lsdException w:name="Grid Table 6 Colorful Accent 4" w:uiPriority="51"/>
+    <w:lsdException w:name="Grid Table 7 Colorful Accent 4" w:uiPriority="52"/>
+    <w:lsdException w:name="Grid Table 1 Light Accent 5" w:uiPriority="46"/>
+    <w:lsdException w:name="Grid Table 2 Accent 5" w:uiPriority="47"/>
+    <w:lsdException w:name="Grid Table 3 Accent 5" w:uiPriority="48"/>
+    <w:lsdException w:name="Grid Table 4 Accent 5" w:uiPriority="49"/>
+    <w:lsdException w:name="Grid Table 5 Dark Accent 5" w:uiPriority="50"/>
+    <w:lsdException w:name="Grid Table 6 Colorful Accent 5" w:uiPriority="51"/>
+    <w:lsdException w:name="Grid Table 7 Colorful Accent 5" w:uiPriority="52"/>
+    <w:lsdException w:name="Grid Table 1 Light Accent 6" w:uiPriority="46"/>
+    <w:lsdException w:name="Grid Table 2 Accent 6" w:uiPriority="47"/>
+    <w:lsdException w:name="Grid Table 3 Accent 6" w:uiPriority="48"/>
+    <w:lsdException w:name="Grid Table 4 Accent 6" w:uiPriority="49"/>
+    <w:lsdException w:name="Grid Table 5 Dark Accent 6" w:uiPriority="50"/>
+    <w:lsdException w:name="Grid Table 6 Colorful Accent 6" w:uiPriority="51"/>
+    <w:lsdException w:name="Grid Table 7 Colorful Accent 6" w:uiPriority="52"/>
+    <w:lsdException w:name="List Table 1 Light" w:uiPriority="46"/>
+    <w:lsdException w:name="List Table 2" w:uiPriority="47"/>
+    <w:lsdException w:name="List Table 3" w:uiPriority="48"/>
+    <w:lsdException w:name="List Table 4" w:uiPriority="49"/>
+    <w:lsdException w:name="List Table 5 Dark" w:uiPriority="50"/>
+    <w:lsdException w:name="List Table 6 Colorful" w:uiPriority="51"/>
+    <w:lsdException w:name="List Table 7 Colorful" w:uiPriority="52"/>
+    <w:lsdException w:name="List Table 1 Light Accent 1" w:uiPriority="46"/>
+    <w:lsdException w:name="List Table 2 Accent 1" w:uiPriority="47"/>
+    <w:lsdException w:name="List Table 3 Accent 1" w:uiPriority="48"/>
+    <w:lsdException w:name="List Table 4 Accent 1" w:uiPriority="49"/>
+    <w:lsdException w:name="List Table 5 Dark Accent 1" w:uiPriority="50"/>
+    <w:lsdException w:name="List Table 6 Colorful Accent 1" w:uiPriority="51"/>
+    <w:lsdException w:name="List Table 7 Colorful Accent 1" w:uiPriority="52"/>
+    <w:lsdException w:name="List Table 1 Light Accent 2" w:uiPriority="46"/>
+    <w:lsdException w:name="List Table 2 Accent 2" w:uiPriority="47"/>
+    <w:lsdException w:name="List Table 3 Accent 2" w:uiPriority="48"/>
+    <w:lsdException w:name="List Table 4 Accent 2" w:uiPriority="49"/>
+    <w:lsdException w:name="List Table 5 Dark Accent 2" w:uiPriority="50"/>
+    <w:lsdException w:name="List Table 6 Colorful Accent 2" w:uiPriority="51"/>
+    <w:lsdException w:name="List Table 7 Colorful Accent 2" w:uiPriority="52"/>
+    <w:lsdException w:name="List Table 1 Light Accent 3" w:uiPriority="46"/>
+    <w:lsdException w:name="List Table 2 Accent 3" w:uiPriority="47"/>
+    <w:lsdException w:name="List Table 3 Accent 3" w:uiPriority="48"/>
+    <w:lsdException w:name="List Table 4 Accent 3" w:uiPriority="49"/>
+    <w:lsdException w:name="List Table 5 Dark Accent 3" w:uiPriority="50"/>
+    <w:lsdException w:name="List Table 6 Colorful Accent 3" w:uiPriority="51"/>
+    <w:lsdException w:name="List Table 7 Colorful Accent 3" w:uiPriority="52"/>
+    <w:lsdException w:name="List Table 1 Light Accent 4" w:uiPriority="46"/>
+    <w:lsdException w:name="List Table 2 Accent 4" w:uiPriority="47"/>
+    <w:lsdException w:name="List Table 3 Accent 4" w:uiPriority="48"/>
+    <w:lsdException w:name="List Table 4 Accent 4" w:uiPriority="49"/>
+    <w:lsdException w:name="List Table 5 Dark Accent 4" w:uiPriority="50"/>
+    <w:lsdException w:name="List Table 6 Colorful Accent 4" w:uiPriority="51"/>
+    <w:lsdException w:name="List Table 7 Colorful Accent 4" w:uiPriority="52"/>
+    <w:lsdException w:name="List Table 1 Light Accent 5" w:uiPriority="46"/>
+    <w:lsdException w:name="List Table 2 Accent 5" w:uiPriority="47"/>
+    <w:lsdException w:name="List Table 3 Accent 5" w:uiPriority="48"/>
+    <w:lsdException w:name="List Table 4 Accent 5" w:uiPriority="49"/>
+    <w:lsdException w:name="List Table 5 Dark Accent 5" w:uiPriority="50"/>
+    <w:lsdException w:name="List Table 6 Colorful Accent 5" w:uiPriority="51"/>
+    <w:lsdException w:name="List Table 7 Colorful Accent 5" w:uiPriority="52"/>
+    <w:lsdException w:name="List Table 1 Light Accent 6" w:uiPriority="46"/>
+    <w:lsdException w:name="List Table 2 Accent 6" w:uiPriority="47"/>
+    <w:lsdException w:name="List Table 3 Accent 6" w:uiPriority="48"/>
+    <w:lsdException w:name="List Table 4 Accent 6" w:uiPriority="49"/>
+    <w:lsdException w:name="List Table 5 Dark Accent 6" w:uiPriority="50"/>
+    <w:lsdException w:name="List Table 6 Colorful Accent 6" w:uiPriority="51"/>
+    <w:lsdException w:name="List Table 7 Colorful Accent 6" w:uiPriority="52"/>
+    <w:lsdException w:name="Mention" w:semiHidden="1" w:unhideWhenUsed="1"/>
+    <w:lsdException w:name="Smart Hyperlink" w:semiHidden="1" w:unhideWhenUsed="1"/>
+    <w:lsdException w:name="Hashtag" w:semiHidden="1" w:unhideWhenUsed="1"/>
+    <w:lsdException w:name="Unresolved Mention" w:semiHidden="1" w:unhideWhenUsed="1"/>
+    <w:lsdException w:name="Smart Link" w:semiHidden="1" w:unhideWhenUsed="1"/>
+  </w:latentStyles>
+  <w:style w:type="paragraph" w:default="1" w:styleId="Normal">
+    <w:name w:val="Normal"/>
+    <w:qFormat/>
+    <w:rPr>
+      <w:rFonts w:ascii="Times New Roman" w:eastAsia="Times New Roman" w:hAnsi="Times New Roman" w:cs="Times New Roman"/>
+      <w:lang w:val="es-ES"/>
+    </w:rPr>
+  </w:style>
+  <w:style w:type="paragraph" w:styleId="Ttulo1">
+    <w:name w:val="heading 1"/>
+    <w:basedOn w:val="Normal"/>
+    <w:uiPriority w:val="9"/>
+    <w:qFormat/>
+    <w:pPr>
+      <w:ind w:left="2"/>
+      <w:outlineLvl w:val="0"/>
+    </w:pPr>
+    <w:rPr>
+      <w:b/>
+      <w:bCs/>
+      <w:sz w:val="24"/>
+      <w:szCs w:val="24"/>
+    </w:rPr>
+  </w:style>
+  <w:style w:type="character" w:default="1" w:styleId="Fuentedeprrafopredeter">
     <w:name w:val="Default Paragraph Font"/>
     <w:uiPriority w:val="1"/>
     <w:semiHidden/>
     <w:unhideWhenUsed/>
   </w:style>
-  <w:style w:styleId="TableNormal" w:default="1" w:type="table">
+  <w:style w:type="table" w:default="1" w:styleId="Tablanormal">
+    <w:name w:val="Normal Table"/>
+    <w:uiPriority w:val="99"/>
+    <w:semiHidden/>
+    <w:unhideWhenUsed/>
+    <w:tblPr>
+      <w:tblInd w:w="0" w:type="dxa"/>
+      <w:tblCellMar>
+        <w:top w:w="0" w:type="dxa"/>
+        <w:left w:w="108" w:type="dxa"/>
+        <w:bottom w:w="0" w:type="dxa"/>
+        <w:right w:w="108" w:type="dxa"/>
+      </w:tblCellMar>
+    </w:tblPr>
+  </w:style>
+  <w:style w:type="numbering" w:default="1" w:styleId="Sinlista">
+    <w:name w:val="No List"/>
+    <w:uiPriority w:val="99"/>
+    <w:semiHidden/>
+    <w:unhideWhenUsed/>
+  </w:style>
+  <w:style w:type="table" w:customStyle="1" w:styleId="TableNormal">
     <w:name w:val="Table Normal"/>
     <w:uiPriority w:val="2"/>
     <w:semiHidden/>
@@ -5132,54 +5823,17 @@
       </w:tblCellMar>
     </w:tblPr>
   </w:style>
-  <w:style w:styleId="NoList" w:default="1" w:type="numbering">
-    <w:name w:val="No List"/>
-    <w:uiPriority w:val="99"/>
-    <w:semiHidden/>
-    <w:unhideWhenUsed/>
-  </w:style>
-  <w:style w:default="1" w:styleId="Normal" w:type="paragraph">
-    <w:name w:val="Normal"/>
-    <w:uiPriority w:val="1"/>
-    <w:qFormat/>
-    <w:pPr/>
-    <w:rPr>
-      <w:rFonts w:ascii="Times New Roman" w:hAnsi="Times New Roman" w:eastAsia="Times New Roman" w:cs="Times New Roman"/>
-      <w:lang w:val="es-ES" w:eastAsia="en-US" w:bidi="ar-SA"/>
-    </w:rPr>
-  </w:style>
-  <w:style w:styleId="BodyText" w:type="paragraph">
+  <w:style w:type="paragraph" w:styleId="Textoindependiente">
     <w:name w:val="Body Text"/>
     <w:basedOn w:val="Normal"/>
     <w:uiPriority w:val="1"/>
     <w:qFormat/>
-    <w:pPr/>
     <w:rPr>
-      <w:rFonts w:ascii="Times New Roman" w:hAnsi="Times New Roman" w:eastAsia="Times New Roman" w:cs="Times New Roman"/>
       <w:sz w:val="24"/>
       <w:szCs w:val="24"/>
-      <w:lang w:val="es-ES" w:eastAsia="en-US" w:bidi="ar-SA"/>
     </w:rPr>
   </w:style>
-  <w:style w:styleId="Heading1" w:type="paragraph">
-    <w:name w:val="Heading 1"/>
-    <w:basedOn w:val="Normal"/>
-    <w:uiPriority w:val="1"/>
-    <w:qFormat/>
-    <w:pPr>
-      <w:ind w:left="2"/>
-      <w:outlineLvl w:val="1"/>
-    </w:pPr>
-    <w:rPr>
-      <w:rFonts w:ascii="Times New Roman" w:hAnsi="Times New Roman" w:eastAsia="Times New Roman" w:cs="Times New Roman"/>
-      <w:b/>
-      <w:bCs/>
-      <w:sz w:val="24"/>
-      <w:szCs w:val="24"/>
-      <w:lang w:val="es-ES" w:eastAsia="en-US" w:bidi="ar-SA"/>
-    </w:rPr>
-  </w:style>
-  <w:style w:styleId="ListParagraph" w:type="paragraph">
+  <w:style w:type="paragraph" w:styleId="Prrafodelista">
     <w:name w:val="List Paragraph"/>
     <w:basedOn w:val="Normal"/>
     <w:uiPriority w:val="1"/>
@@ -5188,19 +5842,34 @@
       <w:ind w:left="721" w:hanging="360"/>
       <w:jc w:val="both"/>
     </w:pPr>
-    <w:rPr>
-      <w:rFonts w:ascii="Times New Roman" w:hAnsi="Times New Roman" w:eastAsia="Times New Roman" w:cs="Times New Roman"/>
-      <w:lang w:val="es-ES" w:eastAsia="en-US" w:bidi="ar-SA"/>
-    </w:rPr>
   </w:style>
-  <w:style w:styleId="TableParagraph" w:type="paragraph">
+  <w:style w:type="paragraph" w:customStyle="1" w:styleId="TableParagraph">
     <w:name w:val="Table Paragraph"/>
     <w:basedOn w:val="Normal"/>
     <w:uiPriority w:val="1"/>
     <w:qFormat/>
-    <w:pPr/>
+  </w:style>
+  <w:style w:type="character" w:styleId="Hipervnculo">
+    <w:name w:val="Hyperlink"/>
+    <w:basedOn w:val="Fuentedeprrafopredeter"/>
+    <w:uiPriority w:val="99"/>
+    <w:unhideWhenUsed/>
+    <w:rsid w:val="00AB0898"/>
     <w:rPr>
-      <w:lang w:val="es-ES" w:eastAsia="en-US" w:bidi="ar-SA"/>
+      <w:color w:val="0000FF" w:themeColor="hyperlink"/>
+      <w:u w:val="single"/>
+    </w:rPr>
+  </w:style>
+  <w:style w:type="character" w:styleId="Mencinsinresolver">
+    <w:name w:val="Unresolved Mention"/>
+    <w:basedOn w:val="Fuentedeprrafopredeter"/>
+    <w:uiPriority w:val="99"/>
+    <w:semiHidden/>
+    <w:unhideWhenUsed/>
+    <w:rsid w:val="00AB0898"/>
+    <w:rPr>
+      <w:color w:val="605E5C"/>
+      <w:shd w:val="clear" w:color="auto" w:fill="E1DFDD"/>
     </w:rPr>
   </w:style>
 </w:styles>
